--- a/TESIS_LATEX/articulo_ieee.docx
+++ b/TESIS_LATEX/articulo_ieee.docx
@@ -14431,57 +14431,830 @@
         <w:autoSpaceDN w:val="0"/>
         <w:autoSpaceDE w:val="0"/>
         <w:widowControl/>
-        <w:spacing w:line="220" w:lineRule="exact" w:before="0" w:after="286"/>
+        <w:spacing w:line="220" w:lineRule="exact" w:before="0" w:after="294"/>
         <w:ind w:left="0" w:right="0"/>
       </w:pPr>
+    </w:p>
+    <w:p>
+      <w:pPr>
+        <w:sectPr>
+          <w:pgSz w:w="12240" w:h="15840"/>
+          <w:pgMar w:top="506" w:right="960" w:bottom="732" w:left="980" w:header="720" w:footer="720" w:gutter="0"/>
+          <w:cols w:num="2" w:equalWidth="0">
+            <w:col w:w="5114" w:space="0"/>
+            <w:col w:w="5186" w:space="0"/>
+          </w:cols>
+          <w:docGrid w:linePitch="360"/>
+        </w:sectPr>
+      </w:pPr>
+    </w:p>
+    <w:p>
+      <w:pPr>
+        <w:autoSpaceDN w:val="0"/>
+        <w:autoSpaceDE w:val="0"/>
+        <w:widowControl/>
+        <w:spacing w:line="220" w:lineRule="exact" w:before="0" w:after="0"/>
+        <w:ind w:left="0" w:right="0" w:firstLine="0"/>
+        <w:jc w:val="left"/>
+      </w:pPr>
+      <w:r>
+        <w:rPr>
+          <w:rFonts w:ascii="LMRoman10" w:hAnsi="LMRoman10" w:eastAsia="LMRoman10"/>
+          <w:b w:val="0"/>
+          <w:i w:val="0"/>
+          <w:color w:val="000000"/>
+          <w:sz w:val="20"/>
+        </w:rPr>
+        <w:t>aprendiendo las fortalezas relativas y zonas de incertidum-</w:t>
+      </w:r>
+      <w:r>
+        <w:rPr>
+          <w:rFonts w:ascii="LMRoman10" w:hAnsi="LMRoman10" w:eastAsia="LMRoman10"/>
+          <w:b w:val="0"/>
+          <w:i w:val="0"/>
+          <w:color w:val="000000"/>
+          <w:sz w:val="20"/>
+        </w:rPr>
+        <w:t>bre</w:t>
+      </w:r>
+      <w:r>
+        <w:rPr>
+          <w:rFonts w:ascii="LMRoman10" w:hAnsi="LMRoman10" w:eastAsia="LMRoman10"/>
+          <w:b w:val="0"/>
+          <w:i w:val="0"/>
+          <w:color w:val="000000"/>
+          <w:sz w:val="20"/>
+        </w:rPr>
+        <w:t>de</w:t>
+      </w:r>
+      <w:r>
+        <w:rPr>
+          <w:rFonts w:ascii="LMRoman10" w:hAnsi="LMRoman10" w:eastAsia="LMRoman10"/>
+          <w:b w:val="0"/>
+          <w:i w:val="0"/>
+          <w:color w:val="000000"/>
+          <w:sz w:val="20"/>
+        </w:rPr>
+        <w:t>los</w:t>
+      </w:r>
+      <w:r>
+        <w:rPr>
+          <w:rFonts w:ascii="LMRoman10" w:hAnsi="LMRoman10" w:eastAsia="LMRoman10"/>
+          <w:b w:val="0"/>
+          <w:i w:val="0"/>
+          <w:color w:val="000000"/>
+          <w:sz w:val="20"/>
+        </w:rPr>
+        <w:t>clasificadores</w:t>
+      </w:r>
+      <w:r>
+        <w:rPr>
+          <w:rFonts w:ascii="LMRoman10" w:hAnsi="LMRoman10" w:eastAsia="LMRoman10"/>
+          <w:b w:val="0"/>
+          <w:i w:val="0"/>
+          <w:color w:val="000000"/>
+          <w:sz w:val="20"/>
+        </w:rPr>
+        <w:t>base.</w:t>
+      </w:r>
+    </w:p>
+    <w:p>
+      <w:pPr>
+        <w:autoSpaceDN w:val="0"/>
+        <w:tabs>
+          <w:tab w:pos="1732" w:val="left"/>
+        </w:tabs>
+        <w:autoSpaceDE w:val="0"/>
+        <w:widowControl/>
+        <w:spacing w:line="200" w:lineRule="exact" w:before="312" w:after="0"/>
+        <w:ind w:left="1256" w:right="0" w:firstLine="0"/>
+        <w:jc w:val="left"/>
+      </w:pPr>
+      <w:r>
+        <w:rPr>
+          <w:rFonts w:ascii="LMRoman10" w:hAnsi="LMRoman10" w:eastAsia="LMRoman10"/>
+          <w:b w:val="0"/>
+          <w:i w:val="0"/>
+          <w:color w:val="000000"/>
+          <w:sz w:val="20"/>
+        </w:rPr>
+        <w:t xml:space="preserve">IV. </w:t>
+      </w:r>
+      <w:r>
+        <w:rPr>
+          <w:rFonts w:ascii="LMRoman10" w:hAnsi="LMRoman10" w:eastAsia="LMRoman10"/>
+          <w:b w:val="0"/>
+          <w:i w:val="0"/>
+          <w:color w:val="000000"/>
+          <w:sz w:val="20"/>
+        </w:rPr>
+        <w:t>Resultados</w:t>
+      </w:r>
+      <w:r>
+        <w:rPr>
+          <w:rFonts w:ascii="LMRoman10" w:hAnsi="LMRoman10" w:eastAsia="LMRoman10"/>
+          <w:b w:val="0"/>
+          <w:i w:val="0"/>
+          <w:color w:val="000000"/>
+          <w:sz w:val="20"/>
+        </w:rPr>
+        <w:t>y</w:t>
+      </w:r>
+      <w:r>
+        <w:rPr>
+          <w:rFonts w:ascii="LMRoman10" w:hAnsi="LMRoman10" w:eastAsia="LMRoman10"/>
+          <w:b w:val="0"/>
+          <w:i w:val="0"/>
+          <w:color w:val="000000"/>
+          <w:sz w:val="20"/>
+        </w:rPr>
+        <w:t>Discusión</w:t>
+      </w:r>
+    </w:p>
+    <w:p>
+      <w:pPr>
+        <w:autoSpaceDN w:val="0"/>
+        <w:tabs>
+          <w:tab w:pos="692" w:val="left"/>
+        </w:tabs>
+        <w:autoSpaceDE w:val="0"/>
+        <w:widowControl/>
+        <w:spacing w:line="200" w:lineRule="exact" w:before="202" w:after="0"/>
+        <w:ind w:left="0" w:right="0" w:firstLine="0"/>
+        <w:jc w:val="left"/>
+      </w:pPr>
+      <w:r>
+        <w:rPr>
+          <w:rFonts w:ascii="LMRoman10" w:hAnsi="LMRoman10" w:eastAsia="LMRoman10"/>
+          <w:b w:val="0"/>
+          <w:i w:val="0"/>
+          <w:color w:val="000000"/>
+          <w:sz w:val="20"/>
+        </w:rPr>
+        <w:t xml:space="preserve">IV-A. </w:t>
+      </w:r>
+      <w:r>
+        <w:rPr>
+          <w:rFonts w:ascii="LMRoman10" w:hAnsi="LMRoman10" w:eastAsia="LMRoman10"/>
+          <w:b w:val="0"/>
+          <w:i w:val="0"/>
+          <w:color w:val="000000"/>
+          <w:sz w:val="20"/>
+        </w:rPr>
+        <w:t>Evaluación</w:t>
+      </w:r>
+      <w:r>
+        <w:rPr>
+          <w:rFonts w:ascii="LMRoman10" w:hAnsi="LMRoman10" w:eastAsia="LMRoman10"/>
+          <w:b w:val="0"/>
+          <w:i w:val="0"/>
+          <w:color w:val="000000"/>
+          <w:sz w:val="20"/>
+        </w:rPr>
+        <w:t>en</w:t>
+      </w:r>
+      <w:r>
+        <w:rPr>
+          <w:rFonts w:ascii="LMRoman10" w:hAnsi="LMRoman10" w:eastAsia="LMRoman10"/>
+          <w:b w:val="0"/>
+          <w:i w:val="0"/>
+          <w:color w:val="000000"/>
+          <w:sz w:val="20"/>
+        </w:rPr>
+        <w:t>Conjunto</w:t>
+      </w:r>
+      <w:r>
+        <w:rPr>
+          <w:rFonts w:ascii="LMRoman10" w:hAnsi="LMRoman10" w:eastAsia="LMRoman10"/>
+          <w:b w:val="0"/>
+          <w:i w:val="0"/>
+          <w:color w:val="000000"/>
+          <w:sz w:val="20"/>
+        </w:rPr>
+        <w:t>de</w:t>
+      </w:r>
+      <w:r>
+        <w:rPr>
+          <w:rFonts w:ascii="LMRoman10" w:hAnsi="LMRoman10" w:eastAsia="LMRoman10"/>
+          <w:b w:val="0"/>
+          <w:i w:val="0"/>
+          <w:color w:val="000000"/>
+          <w:sz w:val="20"/>
+        </w:rPr>
+        <w:t>Prueba</w:t>
+      </w:r>
+      <w:r>
+        <w:rPr>
+          <w:rFonts w:ascii="LMRoman10" w:hAnsi="LMRoman10" w:eastAsia="LMRoman10"/>
+          <w:b w:val="0"/>
+          <w:i w:val="0"/>
+          <w:color w:val="000000"/>
+          <w:sz w:val="20"/>
+        </w:rPr>
+        <w:t>Aislado</w:t>
+      </w:r>
+    </w:p>
+    <w:p>
+      <w:pPr>
+        <w:autoSpaceDN w:val="0"/>
+        <w:autoSpaceDE w:val="0"/>
+        <w:widowControl/>
+        <w:spacing w:line="240" w:lineRule="exact" w:before="118" w:after="0"/>
+        <w:ind w:left="0" w:right="120" w:firstLine="198"/>
+        <w:jc w:val="both"/>
+      </w:pPr>
+      <w:r>
+        <w:rPr>
+          <w:rFonts w:ascii="LMRoman10" w:hAnsi="LMRoman10" w:eastAsia="LMRoman10"/>
+          <w:b w:val="0"/>
+          <w:i w:val="0"/>
+          <w:color w:val="000000"/>
+          <w:sz w:val="20"/>
+        </w:rPr>
+        <w:t>La evaluación se ejecutó sobre la partición independien-</w:t>
+      </w:r>
+      <w:r>
+        <w:rPr>
+          <w:rFonts w:ascii="LMRoman10" w:hAnsi="LMRoman10" w:eastAsia="LMRoman10"/>
+          <w:b w:val="0"/>
+          <w:i w:val="0"/>
+          <w:color w:val="000000"/>
+          <w:sz w:val="20"/>
+        </w:rPr>
+        <w:t>te</w:t>
+      </w:r>
+      <w:r>
+        <w:rPr>
+          <w:rFonts w:ascii="LMRoman10" w:hAnsi="LMRoman10" w:eastAsia="LMRoman10"/>
+          <w:b w:val="0"/>
+          <w:i w:val="0"/>
+          <w:color w:val="000000"/>
+          <w:sz w:val="20"/>
+        </w:rPr>
+        <w:t>de</w:t>
+      </w:r>
+      <w:r>
+        <w:rPr>
+          <w:rFonts w:ascii="LMRoman10" w:hAnsi="LMRoman10" w:eastAsia="LMRoman10"/>
+          <w:b w:val="0"/>
+          <w:i w:val="0"/>
+          <w:color w:val="000000"/>
+          <w:sz w:val="20"/>
+        </w:rPr>
+        <w:t>prueba</w:t>
+      </w:r>
+      <w:r>
+        <w:rPr>
+          <w:rFonts w:ascii="LMRoman10" w:hAnsi="LMRoman10" w:eastAsia="LMRoman10"/>
+          <w:b w:val="0"/>
+          <w:i w:val="0"/>
+          <w:color w:val="000000"/>
+          <w:sz w:val="20"/>
+        </w:rPr>
+        <w:t>(</w:t>
+      </w:r>
+      <w:r>
+        <w:rPr>
+          <w:rFonts w:ascii="CMMI10" w:hAnsi="CMMI10" w:eastAsia="CMMI10"/>
+          <w:b w:val="0"/>
+          <w:i/>
+          <w:color w:val="000000"/>
+          <w:sz w:val="20"/>
+        </w:rPr>
+        <w:t>N</w:t>
+      </w:r>
+      <w:r>
+        <w:rPr>
+          <w:rFonts w:ascii="CMR7" w:hAnsi="CMR7" w:eastAsia="CMR7"/>
+          <w:b w:val="0"/>
+          <w:i w:val="0"/>
+          <w:color w:val="000000"/>
+          <w:sz w:val="14"/>
+        </w:rPr>
+        <w:t>test</w:t>
+      </w:r>
+      <w:r>
+        <w:rPr>
+          <w:rFonts w:ascii="CMR10" w:hAnsi="CMR10" w:eastAsia="CMR10"/>
+          <w:b w:val="0"/>
+          <w:i w:val="0"/>
+          <w:color w:val="000000"/>
+          <w:sz w:val="20"/>
+        </w:rPr>
+        <w:t>=</w:t>
+      </w:r>
+      <w:r>
+        <w:rPr>
+          <w:rFonts w:ascii="CMR10" w:hAnsi="CMR10" w:eastAsia="CMR10"/>
+          <w:b w:val="0"/>
+          <w:i w:val="0"/>
+          <w:color w:val="000000"/>
+          <w:sz w:val="20"/>
+        </w:rPr>
+        <w:t>377</w:t>
+      </w:r>
+      <w:r>
+        <w:rPr>
+          <w:rFonts w:ascii="CMMI10" w:hAnsi="CMMI10" w:eastAsia="CMMI10"/>
+          <w:b w:val="0"/>
+          <w:i/>
+          <w:color w:val="000000"/>
+          <w:sz w:val="20"/>
+        </w:rPr>
+        <w:t>,</w:t>
+      </w:r>
+      <w:r>
+        <w:rPr>
+          <w:rFonts w:ascii="CMR10" w:hAnsi="CMR10" w:eastAsia="CMR10"/>
+          <w:b w:val="0"/>
+          <w:i w:val="0"/>
+          <w:color w:val="000000"/>
+          <w:sz w:val="20"/>
+        </w:rPr>
+        <w:t xml:space="preserve"> 383</w:t>
+      </w:r>
+      <w:r>
+        <w:rPr>
+          <w:rFonts w:ascii="LMRoman10" w:hAnsi="LMRoman10" w:eastAsia="LMRoman10"/>
+          <w:b w:val="0"/>
+          <w:i w:val="0"/>
+          <w:color w:val="000000"/>
+          <w:sz w:val="20"/>
+        </w:rPr>
+        <w:t>observaciones,</w:t>
+      </w:r>
+      <w:r>
+        <w:rPr>
+          <w:rFonts w:ascii="CMR10" w:hAnsi="CMR10" w:eastAsia="CMR10"/>
+          <w:b w:val="0"/>
+          <w:i w:val="0"/>
+          <w:color w:val="000000"/>
+          <w:sz w:val="20"/>
+        </w:rPr>
+        <w:t>20 %</w:t>
+      </w:r>
+      <w:r>
+        <w:rPr>
+          <w:rFonts w:ascii="LMRoman10" w:hAnsi="LMRoman10" w:eastAsia="LMRoman10"/>
+          <w:b w:val="0"/>
+          <w:i w:val="0"/>
+          <w:color w:val="000000"/>
+          <w:sz w:val="20"/>
+        </w:rPr>
+        <w:t xml:space="preserve">del </w:t>
+      </w:r>
+      <w:r>
+        <w:rPr>
+          <w:rFonts w:ascii="LMRoman10" w:hAnsi="LMRoman10" w:eastAsia="LMRoman10"/>
+          <w:b w:val="0"/>
+          <w:i w:val="0"/>
+          <w:color w:val="000000"/>
+          <w:sz w:val="20"/>
+        </w:rPr>
+        <w:t>total)</w:t>
+      </w:r>
+      <w:r>
+        <w:rPr>
+          <w:rFonts w:ascii="LMRoman10" w:hAnsi="LMRoman10" w:eastAsia="LMRoman10"/>
+          <w:b w:val="0"/>
+          <w:i w:val="0"/>
+          <w:color w:val="000000"/>
+          <w:sz w:val="20"/>
+        </w:rPr>
+        <w:t>que</w:t>
+      </w:r>
+      <w:r>
+        <w:rPr>
+          <w:rFonts w:ascii="LMRoman10" w:hAnsi="LMRoman10" w:eastAsia="LMRoman10"/>
+          <w:b w:val="0"/>
+          <w:i w:val="0"/>
+          <w:color w:val="000000"/>
+          <w:sz w:val="20"/>
+        </w:rPr>
+        <w:t>jamás</w:t>
+      </w:r>
+      <w:r>
+        <w:rPr>
+          <w:rFonts w:ascii="LMRoman10" w:hAnsi="LMRoman10" w:eastAsia="LMRoman10"/>
+          <w:b w:val="0"/>
+          <w:i w:val="0"/>
+          <w:color w:val="000000"/>
+          <w:sz w:val="20"/>
+        </w:rPr>
+        <w:t>intervino</w:t>
+      </w:r>
+      <w:r>
+        <w:rPr>
+          <w:rFonts w:ascii="LMRoman10" w:hAnsi="LMRoman10" w:eastAsia="LMRoman10"/>
+          <w:b w:val="0"/>
+          <w:i w:val="0"/>
+          <w:color w:val="000000"/>
+          <w:sz w:val="20"/>
+        </w:rPr>
+        <w:t>en</w:t>
+      </w:r>
+      <w:r>
+        <w:rPr>
+          <w:rFonts w:ascii="LMRoman10" w:hAnsi="LMRoman10" w:eastAsia="LMRoman10"/>
+          <w:b w:val="0"/>
+          <w:i w:val="0"/>
+          <w:color w:val="000000"/>
+          <w:sz w:val="20"/>
+        </w:rPr>
+        <w:t>la</w:t>
+      </w:r>
+      <w:r>
+        <w:rPr>
+          <w:rFonts w:ascii="LMRoman10" w:hAnsi="LMRoman10" w:eastAsia="LMRoman10"/>
+          <w:b w:val="0"/>
+          <w:i w:val="0"/>
+          <w:color w:val="000000"/>
+          <w:sz w:val="20"/>
+        </w:rPr>
+        <w:t>fase</w:t>
+      </w:r>
+      <w:r>
+        <w:rPr>
+          <w:rFonts w:ascii="LMRoman10" w:hAnsi="LMRoman10" w:eastAsia="LMRoman10"/>
+          <w:b w:val="0"/>
+          <w:i w:val="0"/>
+          <w:color w:val="000000"/>
+          <w:sz w:val="20"/>
+        </w:rPr>
+        <w:t>de</w:t>
+      </w:r>
+      <w:r>
+        <w:rPr>
+          <w:rFonts w:ascii="LMRoman10" w:hAnsi="LMRoman10" w:eastAsia="LMRoman10"/>
+          <w:b w:val="0"/>
+          <w:i w:val="0"/>
+          <w:color w:val="000000"/>
+          <w:sz w:val="20"/>
+        </w:rPr>
+        <w:t>entrenamiento</w:t>
+      </w:r>
+      <w:r>
+        <w:rPr>
+          <w:rFonts w:ascii="LMRoman10" w:hAnsi="LMRoman10" w:eastAsia="LMRoman10"/>
+          <w:b w:val="0"/>
+          <w:i w:val="0"/>
+          <w:color w:val="000000"/>
+          <w:sz w:val="20"/>
+        </w:rPr>
+        <w:t xml:space="preserve">ni </w:t>
+      </w:r>
+      <w:r>
+        <w:rPr>
+          <w:rFonts w:ascii="LMRoman10" w:hAnsi="LMRoman10" w:eastAsia="LMRoman10"/>
+          <w:b w:val="0"/>
+          <w:i w:val="0"/>
+          <w:color w:val="000000"/>
+          <w:sz w:val="20"/>
+        </w:rPr>
+        <w:t>sobremuestreo.</w:t>
+      </w:r>
+    </w:p>
+    <w:p>
+      <w:pPr>
+        <w:autoSpaceDN w:val="0"/>
+        <w:tabs>
+          <w:tab w:pos="198" w:val="left"/>
+        </w:tabs>
+        <w:autoSpaceDE w:val="0"/>
+        <w:widowControl/>
+        <w:spacing w:line="238" w:lineRule="exact" w:before="18" w:after="0"/>
+        <w:ind w:left="0" w:right="0" w:firstLine="0"/>
+        <w:jc w:val="left"/>
+      </w:pPr>
+      <w:r>
+        <w:rPr>
+          <w:rFonts w:ascii="LMRoman10" w:hAnsi="LMRoman10" w:eastAsia="LMRoman10"/>
+          <w:b w:val="0"/>
+          <w:i w:val="0"/>
+          <w:color w:val="000000"/>
+          <w:sz w:val="20"/>
+        </w:rPr>
+        <w:t>La</w:t>
+      </w:r>
+      <w:r>
+        <w:rPr>
+          <w:rFonts w:ascii="LMRoman10" w:hAnsi="LMRoman10" w:eastAsia="LMRoman10"/>
+          <w:b w:val="0"/>
+          <w:i w:val="0"/>
+          <w:color w:val="000000"/>
+          <w:sz w:val="20"/>
+        </w:rPr>
+        <w:t>Tabla</w:t>
+      </w:r>
+      <w:r>
+        <w:rPr>
+          <w:rFonts w:ascii="LMRoman10" w:hAnsi="LMRoman10" w:eastAsia="LMRoman10"/>
+          <w:b w:val="0"/>
+          <w:i w:val="0"/>
+          <w:color w:val="000000"/>
+          <w:sz w:val="20"/>
+        </w:rPr>
+        <w:t>I</w:t>
+      </w:r>
+      <w:r>
+        <w:rPr>
+          <w:rFonts w:ascii="LMRoman10" w:hAnsi="LMRoman10" w:eastAsia="LMRoman10"/>
+          <w:b w:val="0"/>
+          <w:i w:val="0"/>
+          <w:color w:val="000000"/>
+          <w:sz w:val="20"/>
+        </w:rPr>
+        <w:t>presenta</w:t>
+      </w:r>
+      <w:r>
+        <w:rPr>
+          <w:rFonts w:ascii="LMRoman10" w:hAnsi="LMRoman10" w:eastAsia="LMRoman10"/>
+          <w:b w:val="0"/>
+          <w:i w:val="0"/>
+          <w:color w:val="000000"/>
+          <w:sz w:val="20"/>
+        </w:rPr>
+        <w:t>el</w:t>
+      </w:r>
+      <w:r>
+        <w:rPr>
+          <w:rFonts w:ascii="LMRoman10" w:hAnsi="LMRoman10" w:eastAsia="LMRoman10"/>
+          <w:b w:val="0"/>
+          <w:i w:val="0"/>
+          <w:color w:val="000000"/>
+          <w:sz w:val="20"/>
+        </w:rPr>
+        <w:t>análisis</w:t>
+      </w:r>
+      <w:r>
+        <w:rPr>
+          <w:rFonts w:ascii="LMRoman10" w:hAnsi="LMRoman10" w:eastAsia="LMRoman10"/>
+          <w:b w:val="0"/>
+          <w:i w:val="0"/>
+          <w:color w:val="000000"/>
+          <w:sz w:val="20"/>
+        </w:rPr>
+        <w:t>comparativo</w:t>
+      </w:r>
+      <w:r>
+        <w:rPr>
+          <w:rFonts w:ascii="LMRoman10" w:hAnsi="LMRoman10" w:eastAsia="LMRoman10"/>
+          <w:b w:val="0"/>
+          <w:i w:val="0"/>
+          <w:color w:val="000000"/>
+          <w:sz w:val="20"/>
+        </w:rPr>
+        <w:t>frente</w:t>
+      </w:r>
+      <w:r>
+        <w:rPr>
+          <w:rFonts w:ascii="LMRoman10" w:hAnsi="LMRoman10" w:eastAsia="LMRoman10"/>
+          <w:b w:val="0"/>
+          <w:i w:val="0"/>
+          <w:color w:val="000000"/>
+          <w:sz w:val="20"/>
+        </w:rPr>
+        <w:t>a</w:t>
+      </w:r>
+      <w:r>
+        <w:rPr>
+          <w:rFonts w:ascii="LMRoman10" w:hAnsi="LMRoman10" w:eastAsia="LMRoman10"/>
+          <w:b w:val="0"/>
+          <w:i w:val="0"/>
+          <w:color w:val="000000"/>
+          <w:sz w:val="20"/>
+        </w:rPr>
+        <w:t xml:space="preserve">7 </w:t>
+      </w:r>
+      <w:r>
+        <w:rPr>
+          <w:rFonts w:ascii="LMRoman10" w:hAnsi="LMRoman10" w:eastAsia="LMRoman10"/>
+          <w:b w:val="0"/>
+          <w:i w:val="0"/>
+          <w:color w:val="000000"/>
+          <w:sz w:val="20"/>
+        </w:rPr>
+        <w:t>clasificadores</w:t>
+      </w:r>
+      <w:r>
+        <w:rPr>
+          <w:rFonts w:ascii="LMRoman10" w:hAnsi="LMRoman10" w:eastAsia="LMRoman10"/>
+          <w:b w:val="0"/>
+          <w:i w:val="0"/>
+          <w:color w:val="000000"/>
+          <w:sz w:val="20"/>
+        </w:rPr>
+        <w:t>de</w:t>
+      </w:r>
+      <w:r>
+        <w:rPr>
+          <w:rFonts w:ascii="LMRoman10" w:hAnsi="LMRoman10" w:eastAsia="LMRoman10"/>
+          <w:b w:val="0"/>
+          <w:i w:val="0"/>
+          <w:color w:val="000000"/>
+          <w:sz w:val="20"/>
+        </w:rPr>
+        <w:t>control.</w:t>
+      </w:r>
+    </w:p>
+    <w:p>
+      <w:pPr>
+        <w:autoSpaceDN w:val="0"/>
+        <w:autoSpaceDE w:val="0"/>
+        <w:widowControl/>
+        <w:spacing w:line="182" w:lineRule="exact" w:before="302" w:after="214"/>
+        <w:ind w:left="432" w:right="576" w:firstLine="0"/>
+        <w:jc w:val="center"/>
+      </w:pPr>
+      <w:r>
+        <w:rPr>
+          <w:rFonts w:ascii="LMRoman8" w:hAnsi="LMRoman8" w:eastAsia="LMRoman8"/>
+          <w:b w:val="0"/>
+          <w:i w:val="0"/>
+          <w:color w:val="000000"/>
+          <w:sz w:val="16"/>
+        </w:rPr>
+        <w:t>Tabla</w:t>
+      </w:r>
+      <w:r>
+        <w:rPr>
+          <w:rFonts w:ascii="LMRoman8" w:hAnsi="LMRoman8" w:eastAsia="LMRoman8"/>
+          <w:b w:val="0"/>
+          <w:i w:val="0"/>
+          <w:color w:val="000000"/>
+          <w:sz w:val="16"/>
+        </w:rPr>
+        <w:t xml:space="preserve">I </w:t>
+      </w:r>
+      <w:r>
+        <w:br/>
+      </w:r>
+      <w:r>
+        <w:rPr>
+          <w:rFonts w:ascii="LMRoman8" w:hAnsi="LMRoman8" w:eastAsia="LMRoman8"/>
+          <w:b w:val="0"/>
+          <w:i w:val="0"/>
+          <w:color w:val="000000"/>
+          <w:sz w:val="16"/>
+        </w:rPr>
+        <w:t>Comparativa</w:t>
+      </w:r>
+      <w:r>
+        <w:rPr>
+          <w:rFonts w:ascii="LMRoman8" w:hAnsi="LMRoman8" w:eastAsia="LMRoman8"/>
+          <w:b w:val="0"/>
+          <w:i w:val="0"/>
+          <w:color w:val="000000"/>
+          <w:sz w:val="16"/>
+        </w:rPr>
+        <w:t>de</w:t>
+      </w:r>
+      <w:r>
+        <w:rPr>
+          <w:rFonts w:ascii="LMRoman8" w:hAnsi="LMRoman8" w:eastAsia="LMRoman8"/>
+          <w:b w:val="0"/>
+          <w:i w:val="0"/>
+          <w:color w:val="000000"/>
+          <w:sz w:val="16"/>
+        </w:rPr>
+        <w:t>Desempeño</w:t>
+      </w:r>
+      <w:r>
+        <w:rPr>
+          <w:rFonts w:ascii="LMRoman8" w:hAnsi="LMRoman8" w:eastAsia="LMRoman8"/>
+          <w:b w:val="0"/>
+          <w:i w:val="0"/>
+          <w:color w:val="000000"/>
+          <w:sz w:val="16"/>
+        </w:rPr>
+        <w:t>sobre</w:t>
+      </w:r>
+      <w:r>
+        <w:rPr>
+          <w:rFonts w:ascii="LMRoman8" w:hAnsi="LMRoman8" w:eastAsia="LMRoman8"/>
+          <w:b w:val="0"/>
+          <w:i w:val="0"/>
+          <w:color w:val="000000"/>
+          <w:sz w:val="16"/>
+        </w:rPr>
+        <w:t>el</w:t>
+      </w:r>
+      <w:r>
+        <w:rPr>
+          <w:rFonts w:ascii="LMRoman8" w:hAnsi="LMRoman8" w:eastAsia="LMRoman8"/>
+          <w:b w:val="0"/>
+          <w:i w:val="0"/>
+          <w:color w:val="000000"/>
+          <w:sz w:val="16"/>
+        </w:rPr>
+        <w:t>Test</w:t>
+      </w:r>
+      <w:r>
+        <w:rPr>
+          <w:rFonts w:ascii="LMRoman8" w:hAnsi="LMRoman8" w:eastAsia="LMRoman8"/>
+          <w:b w:val="0"/>
+          <w:i w:val="0"/>
+          <w:color w:val="000000"/>
+          <w:sz w:val="16"/>
+        </w:rPr>
+        <w:t>Set</w:t>
+      </w:r>
+      <w:r>
+        <w:rPr>
+          <w:rFonts w:ascii="LMRoman8" w:hAnsi="LMRoman8" w:eastAsia="LMRoman8"/>
+          <w:b w:val="0"/>
+          <w:i w:val="0"/>
+          <w:color w:val="000000"/>
+          <w:sz w:val="16"/>
+        </w:rPr>
+        <w:t xml:space="preserve">Aislado </w:t>
+      </w:r>
+      <w:r>
+        <w:rPr>
+          <w:rFonts w:ascii="LMRoman8" w:hAnsi="LMRoman8" w:eastAsia="LMRoman8"/>
+          <w:b w:val="0"/>
+          <w:i w:val="0"/>
+          <w:color w:val="000000"/>
+          <w:sz w:val="16"/>
+        </w:rPr>
+        <w:t>(</w:t>
+      </w:r>
+      <w:r>
+        <w:rPr>
+          <w:rFonts w:ascii="CMMI8" w:hAnsi="CMMI8" w:eastAsia="CMMI8"/>
+          <w:b w:val="0"/>
+          <w:i/>
+          <w:color w:val="000000"/>
+          <w:sz w:val="16"/>
+        </w:rPr>
+        <w:t>N</w:t>
+      </w:r>
+      <w:r>
+        <w:rPr>
+          <w:rFonts w:ascii="CMR8" w:hAnsi="CMR8" w:eastAsia="CMR8"/>
+          <w:b w:val="0"/>
+          <w:i w:val="0"/>
+          <w:color w:val="000000"/>
+          <w:sz w:val="16"/>
+        </w:rPr>
+        <w:t>= 377</w:t>
+      </w:r>
+      <w:r>
+        <w:rPr>
+          <w:rFonts w:ascii="CMMI8" w:hAnsi="CMMI8" w:eastAsia="CMMI8"/>
+          <w:b w:val="0"/>
+          <w:i/>
+          <w:color w:val="000000"/>
+          <w:sz w:val="16"/>
+        </w:rPr>
+        <w:t>,</w:t>
+      </w:r>
+      <w:r>
+        <w:rPr>
+          <w:rFonts w:ascii="CMR8" w:hAnsi="CMR8" w:eastAsia="CMR8"/>
+          <w:b w:val="0"/>
+          <w:i w:val="0"/>
+          <w:color w:val="000000"/>
+          <w:sz w:val="16"/>
+        </w:rPr>
+        <w:t xml:space="preserve"> 383</w:t>
+      </w:r>
+      <w:r>
+        <w:rPr>
+          <w:rFonts w:ascii="LMRoman8" w:hAnsi="LMRoman8" w:eastAsia="LMRoman8"/>
+          <w:b w:val="0"/>
+          <w:i w:val="0"/>
+          <w:color w:val="000000"/>
+          <w:sz w:val="16"/>
+        </w:rPr>
+        <w:t>)</w:t>
+      </w:r>
     </w:p>
     <w:tbl>
       <w:tblPr>
         <w:tblW w:type="auto" w:w="0"/>
         <w:tblLayout w:type="fixed"/>
         <w:tblLook w:firstColumn="1" w:firstRow="1" w:lastColumn="0" w:lastRow="0" w:noHBand="0" w:noVBand="1" w:val="04A0"/>
-        <w:tblInd w:w="0.0" w:type="dxa"/>
+        <w:tblInd w:w="42.00000000000003" w:type="dxa"/>
       </w:tblPr>
       <w:tblGrid>
-        <w:gridCol w:w="1145"/>
-        <w:gridCol w:w="1145"/>
-        <w:gridCol w:w="1145"/>
-        <w:gridCol w:w="1145"/>
-        <w:gridCol w:w="1145"/>
-        <w:gridCol w:w="1145"/>
-        <w:gridCol w:w="1145"/>
-        <w:gridCol w:w="1145"/>
-        <w:gridCol w:w="1145"/>
+        <w:gridCol w:w="2060"/>
+        <w:gridCol w:w="2060"/>
+        <w:gridCol w:w="2060"/>
+        <w:gridCol w:w="2060"/>
+        <w:gridCol w:w="2060"/>
       </w:tblGrid>
       <w:tr>
         <w:trPr>
-          <w:trHeight w:hRule="exact" w:val="568"/>
+          <w:trHeight w:hRule="exact" w:val="214"/>
         </w:trPr>
         <w:tc>
           <w:tcPr>
-            <w:tcW w:type="dxa" w:w="5168"/>
-            <w:gridSpan w:val="6"/>
-            <w:tcBorders/>
-            <w:tcMar>
-              <w:start w:w="0" w:type="dxa"/>
-              <w:end w:w="0" w:type="dxa"/>
-            </w:tcMar>
-            <w:tcMar>
-              <w:start w:w="0" w:type="dxa"/>
-              <w:end w:w="0" w:type="dxa"/>
-            </w:tcMar>
-            <w:tcMar>
-              <w:start w:w="0" w:type="dxa"/>
-              <w:end w:w="0" w:type="dxa"/>
-            </w:tcMar>
-            <w:tcMar>
-              <w:start w:w="0" w:type="dxa"/>
-              <w:end w:w="0" w:type="dxa"/>
-            </w:tcMar>
-            <w:tcMar>
-              <w:start w:w="0" w:type="dxa"/>
-              <w:end w:w="0" w:type="dxa"/>
-            </w:tcMar>
+            <w:tcW w:type="dxa" w:w="1638"/>
+            <w:tcBorders>
+              <w:top w:sz="5.298011302947998" w:val="single" w:color="#000000"/>
+              <w:bottom w:sz="3.311382532119751" w:val="single" w:color="#000000"/>
+            </w:tcBorders>
             <w:tcMar>
               <w:start w:w="0" w:type="dxa"/>
               <w:end w:w="0" w:type="dxa"/>
@@ -14492,136 +15265,41 @@
               <w:autoSpaceDN w:val="0"/>
               <w:autoSpaceDE w:val="0"/>
               <w:widowControl/>
-              <w:spacing w:line="224" w:lineRule="exact" w:before="0" w:after="0"/>
-              <w:ind w:left="8" w:right="0" w:firstLine="0"/>
+              <w:spacing w:line="132" w:lineRule="exact" w:before="44" w:after="0"/>
+              <w:ind w:left="106" w:right="0" w:firstLine="0"/>
               <w:jc w:val="left"/>
             </w:pPr>
             <w:r>
               <w:rPr>
-                <w:rFonts w:ascii="LMRoman10" w:hAnsi="LMRoman10" w:eastAsia="LMRoman10"/>
+                <w:w w:val="101.88255310058594"/>
+                <w:rFonts w:ascii="LMRoman8" w:hAnsi="LMRoman8" w:eastAsia="LMRoman8"/>
                 <w:b w:val="0"/>
                 <w:i w:val="0"/>
                 <w:color w:val="000000"/>
-                <w:sz w:val="20"/>
+                <w:sz w:val="13"/>
               </w:rPr>
-              <w:t>aprendiendo las fortalezas relativas y zonas de incertidum-</w:t>
+              <w:t>Modelo</w:t>
             </w:r>
             <w:r>
               <w:rPr>
-                <w:rFonts w:ascii="LMRoman10" w:hAnsi="LMRoman10" w:eastAsia="LMRoman10"/>
+                <w:w w:val="101.88255310058594"/>
+                <w:rFonts w:ascii="LMRoman8" w:hAnsi="LMRoman8" w:eastAsia="LMRoman8"/>
                 <w:b w:val="0"/>
                 <w:i w:val="0"/>
                 <w:color w:val="000000"/>
-                <w:sz w:val="20"/>
+                <w:sz w:val="13"/>
               </w:rPr>
-              <w:t>bre</w:t>
-            </w:r>
-            <w:r>
-              <w:rPr>
-                <w:rFonts w:ascii="LMRoman10" w:hAnsi="LMRoman10" w:eastAsia="LMRoman10"/>
-                <w:b w:val="0"/>
-                <w:i w:val="0"/>
-                <w:color w:val="000000"/>
-                <w:sz w:val="20"/>
-              </w:rPr>
-              <w:t>de</w:t>
-            </w:r>
-            <w:r>
-              <w:rPr>
-                <w:rFonts w:ascii="LMRoman10" w:hAnsi="LMRoman10" w:eastAsia="LMRoman10"/>
-                <w:b w:val="0"/>
-                <w:i w:val="0"/>
-                <w:color w:val="000000"/>
-                <w:sz w:val="20"/>
-              </w:rPr>
-              <w:t>los</w:t>
-            </w:r>
-            <w:r>
-              <w:rPr>
-                <w:rFonts w:ascii="LMRoman10" w:hAnsi="LMRoman10" w:eastAsia="LMRoman10"/>
-                <w:b w:val="0"/>
-                <w:i w:val="0"/>
-                <w:color w:val="000000"/>
-                <w:sz w:val="20"/>
-              </w:rPr>
-              <w:t>clasificadores</w:t>
-            </w:r>
-            <w:r>
-              <w:rPr>
-                <w:rFonts w:ascii="LMRoman10" w:hAnsi="LMRoman10" w:eastAsia="LMRoman10"/>
-                <w:b w:val="0"/>
-                <w:i w:val="0"/>
-                <w:color w:val="000000"/>
-                <w:sz w:val="20"/>
-              </w:rPr>
-              <w:t>base.</w:t>
+              <w:t>Evaluado</w:t>
             </w:r>
           </w:p>
         </w:tc>
         <w:tc>
           <w:tcPr>
-            <w:tcW w:type="dxa" w:w="5120"/>
-            <w:gridSpan w:val="3"/>
-            <w:vMerge w:val="restart"/>
+            <w:tcW w:type="dxa" w:w="1180"/>
             <w:tcBorders>
-              <w:bottom w:sz="3.9852960109710693" w:val="single" w:color="#000000"/>
+              <w:top w:sz="5.298011302947998" w:val="single" w:color="#000000"/>
+              <w:bottom w:sz="3.311382532119751" w:val="single" w:color="#000000"/>
             </w:tcBorders>
-            <w:tcMar>
-              <w:start w:w="0" w:type="dxa"/>
-              <w:end w:w="0" w:type="dxa"/>
-            </w:tcMar>
-            <w:tcMar>
-              <w:start w:w="0" w:type="dxa"/>
-              <w:end w:w="0" w:type="dxa"/>
-            </w:tcMar>
-            <w:tcMar>
-              <w:start w:w="0" w:type="dxa"/>
-              <w:end w:w="0" w:type="dxa"/>
-            </w:tcMar>
-            <w:tcMar>
-              <w:start w:w="0" w:type="dxa"/>
-              <w:end w:w="0" w:type="dxa"/>
-            </w:tcMar>
-            <w:tcMar>
-              <w:start w:w="0" w:type="dxa"/>
-              <w:end w:w="0" w:type="dxa"/>
-            </w:tcMar>
-            <w:tcMar>
-              <w:start w:w="0" w:type="dxa"/>
-              <w:end w:w="0" w:type="dxa"/>
-            </w:tcMar>
-            <w:tcMar>
-              <w:start w:w="0" w:type="dxa"/>
-              <w:end w:w="0" w:type="dxa"/>
-            </w:tcMar>
-            <w:tcMar>
-              <w:start w:w="0" w:type="dxa"/>
-              <w:end w:w="0" w:type="dxa"/>
-            </w:tcMar>
-            <w:tcMar>
-              <w:start w:w="0" w:type="dxa"/>
-              <w:end w:w="0" w:type="dxa"/>
-            </w:tcMar>
-            <w:tcMar>
-              <w:start w:w="0" w:type="dxa"/>
-              <w:end w:w="0" w:type="dxa"/>
-            </w:tcMar>
-            <w:tcMar>
-              <w:start w:w="0" w:type="dxa"/>
-              <w:end w:w="0" w:type="dxa"/>
-            </w:tcMar>
-            <w:tcMar>
-              <w:start w:w="0" w:type="dxa"/>
-              <w:end w:w="0" w:type="dxa"/>
-            </w:tcMar>
-            <w:tcMar>
-              <w:start w:w="0" w:type="dxa"/>
-              <w:end w:w="0" w:type="dxa"/>
-            </w:tcMar>
-            <w:tcMar>
-              <w:start w:w="0" w:type="dxa"/>
-              <w:end w:w="0" w:type="dxa"/>
-            </w:tcMar>
             <w:tcMar>
               <w:start w:w="0" w:type="dxa"/>
               <w:end w:w="0" w:type="dxa"/>
@@ -14632,70 +15310,30 @@
               <w:autoSpaceDN w:val="0"/>
               <w:autoSpaceDE w:val="0"/>
               <w:widowControl/>
-              <w:spacing w:line="240" w:lineRule="auto" w:before="0" w:after="0"/>
-              <w:ind w:left="100" w:right="0" w:firstLine="0"/>
-              <w:jc w:val="left"/>
+              <w:spacing w:line="132" w:lineRule="exact" w:before="44" w:after="0"/>
+              <w:ind w:left="0" w:right="100" w:firstLine="0"/>
+              <w:jc w:val="right"/>
             </w:pPr>
             <w:r>
-              <w:drawing>
-                <wp:inline xmlns:a="http://schemas.openxmlformats.org/drawingml/2006/main" xmlns:pic="http://schemas.openxmlformats.org/drawingml/2006/picture">
-                  <wp:extent cx="3187700" cy="2551430"/>
-                  <wp:docPr id="3" name="Picture 3"/>
-                  <wp:cNvGraphicFramePr>
-                    <a:graphicFrameLocks noChangeAspect="1"/>
-                  </wp:cNvGraphicFramePr>
-                  <a:graphic>
-                    <a:graphicData uri="http://schemas.openxmlformats.org/drawingml/2006/picture">
-                      <pic:pic>
-                        <pic:nvPicPr>
-                          <pic:cNvPr id="0" name="image.png"/>
-                          <pic:cNvPicPr/>
-                        </pic:nvPicPr>
-                        <pic:blipFill>
-                          <a:blip r:embed="rId11"/>
-                          <a:stretch>
-                            <a:fillRect/>
-                          </a:stretch>
-                        </pic:blipFill>
-                        <pic:spPr>
-                          <a:xfrm>
-                            <a:off x="0" y="0"/>
-                            <a:ext cx="3187700" cy="2551430"/>
-                          </a:xfrm>
-                          <a:prstGeom prst="rect"/>
-                        </pic:spPr>
-                      </pic:pic>
-                    </a:graphicData>
-                  </a:graphic>
-                </wp:inline>
-              </w:drawing>
-            </w:r>
-            <w:r>
               <w:rPr>
+                <w:w w:val="101.88255310058594"/>
                 <w:rFonts w:ascii="LMRoman8" w:hAnsi="LMRoman8" w:eastAsia="LMRoman8"/>
                 <w:b w:val="0"/>
                 <w:i w:val="0"/>
                 <w:color w:val="000000"/>
-                <w:sz w:val="16"/>
+                <w:sz w:val="13"/>
               </w:rPr>
-              <w:t>Recall</w:t>
+              <w:t>F1-Macro</w:t>
             </w:r>
           </w:p>
         </w:tc>
-      </w:tr>
-      <w:tr>
-        <w:trPr>
-          <w:trHeight w:hRule="exact" w:val="420"/>
-        </w:trPr>
         <w:tc>
           <w:tcPr>
-            <w:tcW w:type="dxa" w:w="1642"/>
-            <w:gridSpan w:val="2"/>
-            <w:tcBorders/>
-            <w:tcMar>
-              <w:start w:w="0" w:type="dxa"/>
-              <w:end w:w="0" w:type="dxa"/>
-            </w:tcMar>
+            <w:tcW w:type="dxa" w:w="760"/>
+            <w:tcBorders>
+              <w:top w:sz="5.298011302947998" w:val="single" w:color="#000000"/>
+              <w:bottom w:sz="3.311382532119751" w:val="single" w:color="#000000"/>
+            </w:tcBorders>
             <w:tcMar>
               <w:start w:w="0" w:type="dxa"/>
               <w:end w:w="0" w:type="dxa"/>
@@ -14706,39 +15344,30 @@
               <w:autoSpaceDN w:val="0"/>
               <w:autoSpaceDE w:val="0"/>
               <w:widowControl/>
-              <w:spacing w:line="200" w:lineRule="exact" w:before="138" w:after="0"/>
-              <w:ind w:left="0" w:right="100" w:firstLine="0"/>
-              <w:jc w:val="right"/>
+              <w:spacing w:line="132" w:lineRule="exact" w:before="44" w:after="0"/>
+              <w:ind w:left="0" w:right="0" w:firstLine="0"/>
+              <w:jc w:val="center"/>
             </w:pPr>
             <w:r>
               <w:rPr>
-                <w:rFonts w:ascii="LMRoman10" w:hAnsi="LMRoman10" w:eastAsia="LMRoman10"/>
+                <w:w w:val="101.88255310058594"/>
+                <w:rFonts w:ascii="LMRoman8" w:hAnsi="LMRoman8" w:eastAsia="LMRoman8"/>
                 <w:b w:val="0"/>
                 <w:i w:val="0"/>
                 <w:color w:val="000000"/>
-                <w:sz w:val="20"/>
+                <w:sz w:val="13"/>
               </w:rPr>
-              <w:t>IV.</w:t>
+              <w:t>Accuracy</w:t>
             </w:r>
           </w:p>
         </w:tc>
         <w:tc>
           <w:tcPr>
-            <w:tcW w:type="dxa" w:w="3526"/>
-            <w:gridSpan w:val="4"/>
-            <w:tcBorders/>
-            <w:tcMar>
-              <w:start w:w="0" w:type="dxa"/>
-              <w:end w:w="0" w:type="dxa"/>
-            </w:tcMar>
-            <w:tcMar>
-              <w:start w:w="0" w:type="dxa"/>
-              <w:end w:w="0" w:type="dxa"/>
-            </w:tcMar>
-            <w:tcMar>
-              <w:start w:w="0" w:type="dxa"/>
-              <w:end w:w="0" w:type="dxa"/>
-            </w:tcMar>
+            <w:tcW w:type="dxa" w:w="760"/>
+            <w:tcBorders>
+              <w:top w:sz="5.298011302947998" w:val="single" w:color="#000000"/>
+              <w:bottom w:sz="3.311382532119751" w:val="single" w:color="#000000"/>
+            </w:tcBorders>
             <w:tcMar>
               <w:start w:w="0" w:type="dxa"/>
               <w:end w:w="0" w:type="dxa"/>
@@ -14749,61 +15378,165 @@
               <w:autoSpaceDN w:val="0"/>
               <w:autoSpaceDE w:val="0"/>
               <w:widowControl/>
-              <w:spacing w:line="200" w:lineRule="exact" w:before="138" w:after="0"/>
-              <w:ind w:left="98" w:right="0" w:firstLine="0"/>
-              <w:jc w:val="left"/>
+              <w:spacing w:line="132" w:lineRule="exact" w:before="44" w:after="0"/>
+              <w:ind w:left="0" w:right="0" w:firstLine="0"/>
+              <w:jc w:val="center"/>
             </w:pPr>
             <w:r>
               <w:rPr>
-                <w:rFonts w:ascii="LMRoman10" w:hAnsi="LMRoman10" w:eastAsia="LMRoman10"/>
+                <w:w w:val="101.88255310058594"/>
+                <w:rFonts w:ascii="LMRoman8" w:hAnsi="LMRoman8" w:eastAsia="LMRoman8"/>
                 <w:b w:val="0"/>
                 <w:i w:val="0"/>
                 <w:color w:val="000000"/>
-                <w:sz w:val="20"/>
+                <w:sz w:val="13"/>
               </w:rPr>
-              <w:t>Resultados</w:t>
-            </w:r>
-            <w:r>
-              <w:rPr>
-                <w:rFonts w:ascii="LMRoman10" w:hAnsi="LMRoman10" w:eastAsia="LMRoman10"/>
-                <w:b w:val="0"/>
-                <w:i w:val="0"/>
-                <w:color w:val="000000"/>
-                <w:sz w:val="20"/>
-              </w:rPr>
-              <w:t>y</w:t>
-            </w:r>
-            <w:r>
-              <w:rPr>
-                <w:rFonts w:ascii="LMRoman10" w:hAnsi="LMRoman10" w:eastAsia="LMRoman10"/>
-                <w:b w:val="0"/>
-                <w:i w:val="0"/>
-                <w:color w:val="000000"/>
-                <w:sz w:val="20"/>
-              </w:rPr>
-              <w:t>Discusión</w:t>
+              <w:t>Precision</w:t>
             </w:r>
           </w:p>
         </w:tc>
         <w:tc>
           <w:tcPr>
-            <w:tcW w:type="dxa" w:w="3435"/>
-            <w:gridSpan w:val="3"/>
-            <w:vMerge/>
+            <w:tcW w:type="dxa" w:w="598"/>
             <w:tcBorders>
-              <w:bottom w:sz="3.9852960109710693" w:val="single" w:color="#000000"/>
+              <w:top w:sz="5.298011302947998" w:val="single" w:color="#000000"/>
+              <w:bottom w:sz="3.311382532119751" w:val="single" w:color="#000000"/>
             </w:tcBorders>
+            <w:tcMar>
+              <w:start w:w="0" w:type="dxa"/>
+              <w:end w:w="0" w:type="dxa"/>
+            </w:tcMar>
           </w:tcPr>
-          <w:p/>
+          <w:p>
+            <w:pPr>
+              <w:autoSpaceDN w:val="0"/>
+              <w:autoSpaceDE w:val="0"/>
+              <w:widowControl/>
+              <w:spacing w:line="132" w:lineRule="exact" w:before="44" w:after="0"/>
+              <w:ind w:left="0" w:right="0" w:firstLine="0"/>
+              <w:jc w:val="center"/>
+            </w:pPr>
+            <w:r>
+              <w:rPr>
+                <w:w w:val="101.88255310058594"/>
+                <w:rFonts w:ascii="LMRoman8" w:hAnsi="LMRoman8" w:eastAsia="LMRoman8"/>
+                <w:b w:val="0"/>
+                <w:i w:val="0"/>
+                <w:color w:val="000000"/>
+                <w:sz w:val="13"/>
+              </w:rPr>
+              <w:t>Recall</w:t>
+            </w:r>
+          </w:p>
         </w:tc>
       </w:tr>
+    </w:tbl>
+    <w:p>
+      <w:pPr>
+        <w:autoSpaceDN w:val="0"/>
+        <w:autoSpaceDE w:val="0"/>
+        <w:widowControl/>
+        <w:spacing w:line="14" w:lineRule="exact" w:before="0" w:after="0"/>
+        <w:ind w:left="0" w:right="0"/>
+      </w:pPr>
+    </w:p>
+    <w:p>
+      <w:pPr>
+        <w:sectPr>
+          <w:type w:val="continuous"/>
+          <w:pgSz w:w="12240" w:h="15840"/>
+          <w:pgMar w:top="506" w:right="960" w:bottom="732" w:left="980" w:header="720" w:footer="720" w:gutter="0"/>
+          <w:cols w:num="2" w:equalWidth="0">
+            <w:col w:w="5140" w:space="0"/>
+            <w:col w:w="5160" w:space="0"/>
+          </w:cols>
+          <w:docGrid w:linePitch="360"/>
+        </w:sectPr>
+      </w:pPr>
+    </w:p>
+    <w:p>
+      <w:pPr>
+        <w:autoSpaceDN w:val="0"/>
+        <w:autoSpaceDE w:val="0"/>
+        <w:widowControl/>
+        <w:spacing w:line="240" w:lineRule="auto" w:before="0" w:after="0"/>
+        <w:ind w:left="120" w:right="0" w:firstLine="0"/>
+        <w:jc w:val="left"/>
+      </w:pPr>
+      <w:r>
+        <w:drawing>
+          <wp:inline xmlns:a="http://schemas.openxmlformats.org/drawingml/2006/main" xmlns:pic="http://schemas.openxmlformats.org/drawingml/2006/picture">
+            <wp:extent cx="3187700" cy="2551430"/>
+            <wp:docPr id="3" name="Picture 3"/>
+            <wp:cNvGraphicFramePr>
+              <a:graphicFrameLocks noChangeAspect="1"/>
+            </wp:cNvGraphicFramePr>
+            <a:graphic>
+              <a:graphicData uri="http://schemas.openxmlformats.org/drawingml/2006/picture">
+                <pic:pic>
+                  <pic:nvPicPr>
+                    <pic:cNvPr id="0" name="image.png"/>
+                    <pic:cNvPicPr/>
+                  </pic:nvPicPr>
+                  <pic:blipFill>
+                    <a:blip r:embed="rId11"/>
+                    <a:stretch>
+                      <a:fillRect/>
+                    </a:stretch>
+                  </pic:blipFill>
+                  <pic:spPr>
+                    <a:xfrm>
+                      <a:off x="0" y="0"/>
+                      <a:ext cx="3187700" cy="2551430"/>
+                    </a:xfrm>
+                    <a:prstGeom prst="rect"/>
+                  </pic:spPr>
+                </pic:pic>
+              </a:graphicData>
+            </a:graphic>
+          </wp:inline>
+        </w:drawing>
+      </w:r>
+    </w:p>
+    <w:p>
+      <w:pPr>
+        <w:spacing w:after="230"/>
+        <w:sectPr>
+          <w:type w:val="nextColumn"/>
+          <w:pgSz w:w="12240" w:h="15840"/>
+          <w:pgMar w:top="506" w:right="960" w:bottom="732" w:left="980" w:header="720" w:footer="720" w:gutter="0"/>
+          <w:cols w:num="2" w:equalWidth="0">
+            <w:col w:w="5140" w:space="0"/>
+            <w:col w:w="5160" w:space="0"/>
+          </w:cols>
+          <w:docGrid w:linePitch="360"/>
+        </w:sectPr>
+      </w:pPr>
+    </w:p>
+    <w:tbl>
+      <w:tblPr>
+        <w:tblW w:type="auto" w:w="0"/>
+        <w:tblLayout w:type="fixed"/>
+        <w:tblLook w:firstColumn="1" w:firstRow="1" w:lastColumn="0" w:lastRow="0" w:noHBand="0" w:noVBand="1" w:val="04A0"/>
+        <w:tblInd w:w="44.00000000000006" w:type="dxa"/>
+      </w:tblPr>
+      <w:tblGrid>
+        <w:gridCol w:w="1287"/>
+        <w:gridCol w:w="1287"/>
+        <w:gridCol w:w="1287"/>
+        <w:gridCol w:w="1287"/>
+        <w:gridCol w:w="1287"/>
+        <w:gridCol w:w="1287"/>
+        <w:gridCol w:w="1287"/>
+        <w:gridCol w:w="1287"/>
+      </w:tblGrid>
       <w:tr>
         <w:trPr>
-          <w:trHeight w:hRule="exact" w:val="340"/>
+          <w:trHeight w:hRule="exact" w:val="160"/>
         </w:trPr>
         <w:tc>
           <w:tcPr>
-            <w:tcW w:type="dxa" w:w="588"/>
+            <w:tcW w:type="dxa" w:w="1956"/>
             <w:tcBorders/>
             <w:tcMar>
               <w:start w:w="0" w:type="dxa"/>
@@ -14815,43 +15548,38 @@
               <w:autoSpaceDN w:val="0"/>
               <w:autoSpaceDE w:val="0"/>
               <w:widowControl/>
-              <w:spacing w:line="198" w:lineRule="exact" w:before="84" w:after="0"/>
-              <w:ind w:left="8" w:right="0" w:firstLine="0"/>
+              <w:spacing w:line="134" w:lineRule="exact" w:before="26" w:after="0"/>
+              <w:ind w:left="104" w:right="0" w:firstLine="0"/>
               <w:jc w:val="left"/>
             </w:pPr>
             <w:r>
               <w:rPr>
-                <w:rFonts w:ascii="LMRoman10" w:hAnsi="LMRoman10" w:eastAsia="LMRoman10"/>
+                <w:w w:val="101.88255310058594"/>
+                <w:rFonts w:ascii="LMRoman8" w:hAnsi="LMRoman8" w:eastAsia="LMRoman8"/>
                 <w:b w:val="0"/>
                 <w:i w:val="0"/>
                 <w:color w:val="000000"/>
-                <w:sz w:val="20"/>
+                <w:sz w:val="13"/>
               </w:rPr>
-              <w:t>IV-A.</w:t>
+              <w:t>Regresión</w:t>
+            </w:r>
+            <w:r>
+              <w:rPr>
+                <w:w w:val="101.88255310058594"/>
+                <w:rFonts w:ascii="LMRoman8" w:hAnsi="LMRoman8" w:eastAsia="LMRoman8"/>
+                <w:b w:val="0"/>
+                <w:i w:val="0"/>
+                <w:color w:val="000000"/>
+                <w:sz w:val="13"/>
+              </w:rPr>
+              <w:t>Logística</w:t>
             </w:r>
           </w:p>
         </w:tc>
         <w:tc>
           <w:tcPr>
-            <w:tcW w:type="dxa" w:w="4580"/>
-            <w:gridSpan w:val="5"/>
+            <w:tcW w:type="dxa" w:w="840"/>
             <w:tcBorders/>
-            <w:tcMar>
-              <w:start w:w="0" w:type="dxa"/>
-              <w:end w:w="0" w:type="dxa"/>
-            </w:tcMar>
-            <w:tcMar>
-              <w:start w:w="0" w:type="dxa"/>
-              <w:end w:w="0" w:type="dxa"/>
-            </w:tcMar>
-            <w:tcMar>
-              <w:start w:w="0" w:type="dxa"/>
-              <w:end w:w="0" w:type="dxa"/>
-            </w:tcMar>
-            <w:tcMar>
-              <w:start w:w="0" w:type="dxa"/>
-              <w:end w:w="0" w:type="dxa"/>
-            </w:tcMar>
             <w:tcMar>
               <w:start w:w="0" w:type="dxa"/>
               <w:end w:w="0" w:type="dxa"/>
@@ -14862,115 +15590,27 @@
               <w:autoSpaceDN w:val="0"/>
               <w:autoSpaceDE w:val="0"/>
               <w:widowControl/>
-              <w:spacing w:line="198" w:lineRule="exact" w:before="84" w:after="0"/>
-              <w:ind w:left="112" w:right="0" w:firstLine="0"/>
-              <w:jc w:val="left"/>
+              <w:spacing w:line="134" w:lineRule="exact" w:before="26" w:after="0"/>
+              <w:ind w:left="0" w:right="182" w:firstLine="0"/>
+              <w:jc w:val="right"/>
             </w:pPr>
             <w:r>
               <w:rPr>
-                <w:rFonts w:ascii="LMRoman10" w:hAnsi="LMRoman10" w:eastAsia="LMRoman10"/>
+                <w:w w:val="101.88255310058594"/>
+                <w:rFonts w:ascii="LMRoman8" w:hAnsi="LMRoman8" w:eastAsia="LMRoman8"/>
                 <w:b w:val="0"/>
                 <w:i w:val="0"/>
                 <w:color w:val="000000"/>
-                <w:sz w:val="20"/>
+                <w:sz w:val="13"/>
               </w:rPr>
-              <w:t>Evaluación</w:t>
-            </w:r>
-            <w:r>
-              <w:rPr>
-                <w:rFonts w:ascii="LMRoman10" w:hAnsi="LMRoman10" w:eastAsia="LMRoman10"/>
-                <w:b w:val="0"/>
-                <w:i w:val="0"/>
-                <w:color w:val="000000"/>
-                <w:sz w:val="20"/>
-              </w:rPr>
-              <w:t>en</w:t>
-            </w:r>
-            <w:r>
-              <w:rPr>
-                <w:rFonts w:ascii="LMRoman10" w:hAnsi="LMRoman10" w:eastAsia="LMRoman10"/>
-                <w:b w:val="0"/>
-                <w:i w:val="0"/>
-                <w:color w:val="000000"/>
-                <w:sz w:val="20"/>
-              </w:rPr>
-              <w:t>Conjunto</w:t>
-            </w:r>
-            <w:r>
-              <w:rPr>
-                <w:rFonts w:ascii="LMRoman10" w:hAnsi="LMRoman10" w:eastAsia="LMRoman10"/>
-                <w:b w:val="0"/>
-                <w:i w:val="0"/>
-                <w:color w:val="000000"/>
-                <w:sz w:val="20"/>
-              </w:rPr>
-              <w:t>de</w:t>
-            </w:r>
-            <w:r>
-              <w:rPr>
-                <w:rFonts w:ascii="LMRoman10" w:hAnsi="LMRoman10" w:eastAsia="LMRoman10"/>
-                <w:b w:val="0"/>
-                <w:i w:val="0"/>
-                <w:color w:val="000000"/>
-                <w:sz w:val="20"/>
-              </w:rPr>
-              <w:t>Prueba</w:t>
-            </w:r>
-            <w:r>
-              <w:rPr>
-                <w:rFonts w:ascii="LMRoman10" w:hAnsi="LMRoman10" w:eastAsia="LMRoman10"/>
-                <w:b w:val="0"/>
-                <w:i w:val="0"/>
-                <w:color w:val="000000"/>
-                <w:sz w:val="20"/>
-              </w:rPr>
-              <w:t>Aislado</w:t>
+              <w:t>0.4220</w:t>
             </w:r>
           </w:p>
         </w:tc>
         <w:tc>
           <w:tcPr>
-            <w:tcW w:type="dxa" w:w="3435"/>
-            <w:gridSpan w:val="3"/>
-            <w:vMerge/>
-            <w:tcBorders>
-              <w:bottom w:sz="3.9852960109710693" w:val="single" w:color="#000000"/>
-            </w:tcBorders>
-          </w:tcPr>
-          <w:p/>
-        </w:tc>
-      </w:tr>
-      <w:tr>
-        <w:trPr>
-          <w:trHeight w:hRule="exact" w:val="2538"/>
-        </w:trPr>
-        <w:tc>
-          <w:tcPr>
-            <w:tcW w:type="dxa" w:w="5168"/>
-            <w:gridSpan w:val="6"/>
-            <w:tcBorders>
-              <w:bottom w:sz="6.376232147216797" w:val="single" w:color="#000000"/>
-            </w:tcBorders>
-            <w:tcMar>
-              <w:start w:w="0" w:type="dxa"/>
-              <w:end w:w="0" w:type="dxa"/>
-            </w:tcMar>
-            <w:tcMar>
-              <w:start w:w="0" w:type="dxa"/>
-              <w:end w:w="0" w:type="dxa"/>
-            </w:tcMar>
-            <w:tcMar>
-              <w:start w:w="0" w:type="dxa"/>
-              <w:end w:w="0" w:type="dxa"/>
-            </w:tcMar>
-            <w:tcMar>
-              <w:start w:w="0" w:type="dxa"/>
-              <w:end w:w="0" w:type="dxa"/>
-            </w:tcMar>
-            <w:tcMar>
-              <w:start w:w="0" w:type="dxa"/>
-              <w:end w:w="0" w:type="dxa"/>
-            </w:tcMar>
+            <w:tcW w:type="dxa" w:w="780"/>
+            <w:tcBorders/>
             <w:tcMar>
               <w:start w:w="0" w:type="dxa"/>
               <w:end w:w="0" w:type="dxa"/>
@@ -14981,610 +15621,27 @@
               <w:autoSpaceDN w:val="0"/>
               <w:autoSpaceDE w:val="0"/>
               <w:widowControl/>
-              <w:spacing w:line="240" w:lineRule="exact" w:before="40" w:after="0"/>
-              <w:ind w:left="8" w:right="140" w:firstLine="198"/>
-              <w:jc w:val="both"/>
-            </w:pPr>
-            <w:r>
-              <w:rPr>
-                <w:rFonts w:ascii="LMRoman10" w:hAnsi="LMRoman10" w:eastAsia="LMRoman10"/>
-                <w:b w:val="0"/>
-                <w:i w:val="0"/>
-                <w:color w:val="000000"/>
-                <w:sz w:val="20"/>
-              </w:rPr>
-              <w:t>La evaluación se ejecutó sobre la partición independien-</w:t>
-            </w:r>
-            <w:r>
-              <w:rPr>
-                <w:rFonts w:ascii="LMRoman10" w:hAnsi="LMRoman10" w:eastAsia="LMRoman10"/>
-                <w:b w:val="0"/>
-                <w:i w:val="0"/>
-                <w:color w:val="000000"/>
-                <w:sz w:val="20"/>
-              </w:rPr>
-              <w:t>te</w:t>
-            </w:r>
-            <w:r>
-              <w:rPr>
-                <w:rFonts w:ascii="LMRoman10" w:hAnsi="LMRoman10" w:eastAsia="LMRoman10"/>
-                <w:b w:val="0"/>
-                <w:i w:val="0"/>
-                <w:color w:val="000000"/>
-                <w:sz w:val="20"/>
-              </w:rPr>
-              <w:t>de</w:t>
-            </w:r>
-            <w:r>
-              <w:rPr>
-                <w:rFonts w:ascii="LMRoman10" w:hAnsi="LMRoman10" w:eastAsia="LMRoman10"/>
-                <w:b w:val="0"/>
-                <w:i w:val="0"/>
-                <w:color w:val="000000"/>
-                <w:sz w:val="20"/>
-              </w:rPr>
-              <w:t>prueba</w:t>
-            </w:r>
-            <w:r>
-              <w:rPr>
-                <w:rFonts w:ascii="LMRoman10" w:hAnsi="LMRoman10" w:eastAsia="LMRoman10"/>
-                <w:b w:val="0"/>
-                <w:i w:val="0"/>
-                <w:color w:val="000000"/>
-                <w:sz w:val="20"/>
-              </w:rPr>
-              <w:t>(</w:t>
-            </w:r>
-            <w:r>
-              <w:rPr>
-                <w:rFonts w:ascii="CMMI10" w:hAnsi="CMMI10" w:eastAsia="CMMI10"/>
-                <w:b w:val="0"/>
-                <w:i/>
-                <w:color w:val="000000"/>
-                <w:sz w:val="20"/>
-              </w:rPr>
-              <w:t>N</w:t>
-            </w:r>
-            <w:r>
-              <w:rPr>
-                <w:rFonts w:ascii="CMR7" w:hAnsi="CMR7" w:eastAsia="CMR7"/>
-                <w:b w:val="0"/>
-                <w:i w:val="0"/>
-                <w:color w:val="000000"/>
-                <w:sz w:val="14"/>
-              </w:rPr>
-              <w:t>test</w:t>
-            </w:r>
-            <w:r>
-              <w:rPr>
-                <w:rFonts w:ascii="CMR10" w:hAnsi="CMR10" w:eastAsia="CMR10"/>
-                <w:b w:val="0"/>
-                <w:i w:val="0"/>
-                <w:color w:val="000000"/>
-                <w:sz w:val="20"/>
-              </w:rPr>
-              <w:t>=</w:t>
-            </w:r>
-            <w:r>
-              <w:rPr>
-                <w:rFonts w:ascii="CMR10" w:hAnsi="CMR10" w:eastAsia="CMR10"/>
-                <w:b w:val="0"/>
-                <w:i w:val="0"/>
-                <w:color w:val="000000"/>
-                <w:sz w:val="20"/>
-              </w:rPr>
-              <w:t>377</w:t>
-            </w:r>
-            <w:r>
-              <w:rPr>
-                <w:rFonts w:ascii="CMMI10" w:hAnsi="CMMI10" w:eastAsia="CMMI10"/>
-                <w:b w:val="0"/>
-                <w:i/>
-                <w:color w:val="000000"/>
-                <w:sz w:val="20"/>
-              </w:rPr>
-              <w:t>,</w:t>
-            </w:r>
-            <w:r>
-              <w:rPr>
-                <w:rFonts w:ascii="CMR10" w:hAnsi="CMR10" w:eastAsia="CMR10"/>
-                <w:b w:val="0"/>
-                <w:i w:val="0"/>
-                <w:color w:val="000000"/>
-                <w:sz w:val="20"/>
-              </w:rPr>
-              <w:t xml:space="preserve"> 383</w:t>
-            </w:r>
-            <w:r>
-              <w:rPr>
-                <w:rFonts w:ascii="LMRoman10" w:hAnsi="LMRoman10" w:eastAsia="LMRoman10"/>
-                <w:b w:val="0"/>
-                <w:i w:val="0"/>
-                <w:color w:val="000000"/>
-                <w:sz w:val="20"/>
-              </w:rPr>
-              <w:t>observaciones,</w:t>
-            </w:r>
-            <w:r>
-              <w:rPr>
-                <w:rFonts w:ascii="CMR10" w:hAnsi="CMR10" w:eastAsia="CMR10"/>
-                <w:b w:val="0"/>
-                <w:i w:val="0"/>
-                <w:color w:val="000000"/>
-                <w:sz w:val="20"/>
-              </w:rPr>
-              <w:t>20 %</w:t>
-            </w:r>
-            <w:r>
-              <w:rPr>
-                <w:rFonts w:ascii="LMRoman10" w:hAnsi="LMRoman10" w:eastAsia="LMRoman10"/>
-                <w:b w:val="0"/>
-                <w:i w:val="0"/>
-                <w:color w:val="000000"/>
-                <w:sz w:val="20"/>
-              </w:rPr>
-              <w:t xml:space="preserve">del </w:t>
-            </w:r>
-            <w:r>
-              <w:rPr>
-                <w:rFonts w:ascii="LMRoman10" w:hAnsi="LMRoman10" w:eastAsia="LMRoman10"/>
-                <w:b w:val="0"/>
-                <w:i w:val="0"/>
-                <w:color w:val="000000"/>
-                <w:sz w:val="20"/>
-              </w:rPr>
-              <w:t>total)</w:t>
-            </w:r>
-            <w:r>
-              <w:rPr>
-                <w:rFonts w:ascii="LMRoman10" w:hAnsi="LMRoman10" w:eastAsia="LMRoman10"/>
-                <w:b w:val="0"/>
-                <w:i w:val="0"/>
-                <w:color w:val="000000"/>
-                <w:sz w:val="20"/>
-              </w:rPr>
-              <w:t>que</w:t>
-            </w:r>
-            <w:r>
-              <w:rPr>
-                <w:rFonts w:ascii="LMRoman10" w:hAnsi="LMRoman10" w:eastAsia="LMRoman10"/>
-                <w:b w:val="0"/>
-                <w:i w:val="0"/>
-                <w:color w:val="000000"/>
-                <w:sz w:val="20"/>
-              </w:rPr>
-              <w:t>jamás</w:t>
-            </w:r>
-            <w:r>
-              <w:rPr>
-                <w:rFonts w:ascii="LMRoman10" w:hAnsi="LMRoman10" w:eastAsia="LMRoman10"/>
-                <w:b w:val="0"/>
-                <w:i w:val="0"/>
-                <w:color w:val="000000"/>
-                <w:sz w:val="20"/>
-              </w:rPr>
-              <w:t>intervino</w:t>
-            </w:r>
-            <w:r>
-              <w:rPr>
-                <w:rFonts w:ascii="LMRoman10" w:hAnsi="LMRoman10" w:eastAsia="LMRoman10"/>
-                <w:b w:val="0"/>
-                <w:i w:val="0"/>
-                <w:color w:val="000000"/>
-                <w:sz w:val="20"/>
-              </w:rPr>
-              <w:t>en</w:t>
-            </w:r>
-            <w:r>
-              <w:rPr>
-                <w:rFonts w:ascii="LMRoman10" w:hAnsi="LMRoman10" w:eastAsia="LMRoman10"/>
-                <w:b w:val="0"/>
-                <w:i w:val="0"/>
-                <w:color w:val="000000"/>
-                <w:sz w:val="20"/>
-              </w:rPr>
-              <w:t>la</w:t>
-            </w:r>
-            <w:r>
-              <w:rPr>
-                <w:rFonts w:ascii="LMRoman10" w:hAnsi="LMRoman10" w:eastAsia="LMRoman10"/>
-                <w:b w:val="0"/>
-                <w:i w:val="0"/>
-                <w:color w:val="000000"/>
-                <w:sz w:val="20"/>
-              </w:rPr>
-              <w:t>fase</w:t>
-            </w:r>
-            <w:r>
-              <w:rPr>
-                <w:rFonts w:ascii="LMRoman10" w:hAnsi="LMRoman10" w:eastAsia="LMRoman10"/>
-                <w:b w:val="0"/>
-                <w:i w:val="0"/>
-                <w:color w:val="000000"/>
-                <w:sz w:val="20"/>
-              </w:rPr>
-              <w:t>de</w:t>
-            </w:r>
-            <w:r>
-              <w:rPr>
-                <w:rFonts w:ascii="LMRoman10" w:hAnsi="LMRoman10" w:eastAsia="LMRoman10"/>
-                <w:b w:val="0"/>
-                <w:i w:val="0"/>
-                <w:color w:val="000000"/>
-                <w:sz w:val="20"/>
-              </w:rPr>
-              <w:t>entrenamiento</w:t>
-            </w:r>
-            <w:r>
-              <w:rPr>
-                <w:rFonts w:ascii="LMRoman10" w:hAnsi="LMRoman10" w:eastAsia="LMRoman10"/>
-                <w:b w:val="0"/>
-                <w:i w:val="0"/>
-                <w:color w:val="000000"/>
-                <w:sz w:val="20"/>
-              </w:rPr>
-              <w:t xml:space="preserve">ni </w:t>
-            </w:r>
-            <w:r>
-              <w:rPr>
-                <w:rFonts w:ascii="LMRoman10" w:hAnsi="LMRoman10" w:eastAsia="LMRoman10"/>
-                <w:b w:val="0"/>
-                <w:i w:val="0"/>
-                <w:color w:val="000000"/>
-                <w:sz w:val="20"/>
-              </w:rPr>
-              <w:t>sobremuestreo.</w:t>
-            </w:r>
-          </w:p>
-          <w:p>
-            <w:pPr>
-              <w:autoSpaceDN w:val="0"/>
-              <w:tabs>
-                <w:tab w:pos="206" w:val="left"/>
-              </w:tabs>
-              <w:autoSpaceDE w:val="0"/>
-              <w:widowControl/>
-              <w:spacing w:line="238" w:lineRule="exact" w:before="12" w:after="0"/>
-              <w:ind w:left="8" w:right="0" w:firstLine="0"/>
-              <w:jc w:val="left"/>
-            </w:pPr>
-            <w:r>
-              <w:rPr>
-                <w:rFonts w:ascii="LMRoman10" w:hAnsi="LMRoman10" w:eastAsia="LMRoman10"/>
-                <w:b w:val="0"/>
-                <w:i w:val="0"/>
-                <w:color w:val="000000"/>
-                <w:sz w:val="20"/>
-              </w:rPr>
-              <w:t>La</w:t>
-            </w:r>
-            <w:r>
-              <w:rPr>
-                <w:rFonts w:ascii="LMRoman10" w:hAnsi="LMRoman10" w:eastAsia="LMRoman10"/>
-                <w:b w:val="0"/>
-                <w:i w:val="0"/>
-                <w:color w:val="000000"/>
-                <w:sz w:val="20"/>
-              </w:rPr>
-              <w:t>Tabla</w:t>
-            </w:r>
-            <w:r>
-              <w:rPr>
-                <w:rFonts w:ascii="LMRoman10" w:hAnsi="LMRoman10" w:eastAsia="LMRoman10"/>
-                <w:b w:val="0"/>
-                <w:i w:val="0"/>
-                <w:color w:val="000000"/>
-                <w:sz w:val="20"/>
-              </w:rPr>
-              <w:t>I</w:t>
-            </w:r>
-            <w:r>
-              <w:rPr>
-                <w:rFonts w:ascii="LMRoman10" w:hAnsi="LMRoman10" w:eastAsia="LMRoman10"/>
-                <w:b w:val="0"/>
-                <w:i w:val="0"/>
-                <w:color w:val="000000"/>
-                <w:sz w:val="20"/>
-              </w:rPr>
-              <w:t>presenta</w:t>
-            </w:r>
-            <w:r>
-              <w:rPr>
-                <w:rFonts w:ascii="LMRoman10" w:hAnsi="LMRoman10" w:eastAsia="LMRoman10"/>
-                <w:b w:val="0"/>
-                <w:i w:val="0"/>
-                <w:color w:val="000000"/>
-                <w:sz w:val="20"/>
-              </w:rPr>
-              <w:t>el</w:t>
-            </w:r>
-            <w:r>
-              <w:rPr>
-                <w:rFonts w:ascii="LMRoman10" w:hAnsi="LMRoman10" w:eastAsia="LMRoman10"/>
-                <w:b w:val="0"/>
-                <w:i w:val="0"/>
-                <w:color w:val="000000"/>
-                <w:sz w:val="20"/>
-              </w:rPr>
-              <w:t>análisis</w:t>
-            </w:r>
-            <w:r>
-              <w:rPr>
-                <w:rFonts w:ascii="LMRoman10" w:hAnsi="LMRoman10" w:eastAsia="LMRoman10"/>
-                <w:b w:val="0"/>
-                <w:i w:val="0"/>
-                <w:color w:val="000000"/>
-                <w:sz w:val="20"/>
-              </w:rPr>
-              <w:t>comparativo</w:t>
-            </w:r>
-            <w:r>
-              <w:rPr>
-                <w:rFonts w:ascii="LMRoman10" w:hAnsi="LMRoman10" w:eastAsia="LMRoman10"/>
-                <w:b w:val="0"/>
-                <w:i w:val="0"/>
-                <w:color w:val="000000"/>
-                <w:sz w:val="20"/>
-              </w:rPr>
-              <w:t>frente</w:t>
-            </w:r>
-            <w:r>
-              <w:rPr>
-                <w:rFonts w:ascii="LMRoman10" w:hAnsi="LMRoman10" w:eastAsia="LMRoman10"/>
-                <w:b w:val="0"/>
-                <w:i w:val="0"/>
-                <w:color w:val="000000"/>
-                <w:sz w:val="20"/>
-              </w:rPr>
-              <w:t>a</w:t>
-            </w:r>
-            <w:r>
-              <w:rPr>
-                <w:rFonts w:ascii="LMRoman10" w:hAnsi="LMRoman10" w:eastAsia="LMRoman10"/>
-                <w:b w:val="0"/>
-                <w:i w:val="0"/>
-                <w:color w:val="000000"/>
-                <w:sz w:val="20"/>
-              </w:rPr>
-              <w:t xml:space="preserve">7 </w:t>
-            </w:r>
-            <w:r>
-              <w:rPr>
-                <w:rFonts w:ascii="LMRoman10" w:hAnsi="LMRoman10" w:eastAsia="LMRoman10"/>
-                <w:b w:val="0"/>
-                <w:i w:val="0"/>
-                <w:color w:val="000000"/>
-                <w:sz w:val="20"/>
-              </w:rPr>
-              <w:t>clasificadores</w:t>
-            </w:r>
-            <w:r>
-              <w:rPr>
-                <w:rFonts w:ascii="LMRoman10" w:hAnsi="LMRoman10" w:eastAsia="LMRoman10"/>
-                <w:b w:val="0"/>
-                <w:i w:val="0"/>
-                <w:color w:val="000000"/>
-                <w:sz w:val="20"/>
-              </w:rPr>
-              <w:t>de</w:t>
-            </w:r>
-            <w:r>
-              <w:rPr>
-                <w:rFonts w:ascii="LMRoman10" w:hAnsi="LMRoman10" w:eastAsia="LMRoman10"/>
-                <w:b w:val="0"/>
-                <w:i w:val="0"/>
-                <w:color w:val="000000"/>
-                <w:sz w:val="20"/>
-              </w:rPr>
-              <w:t>control.</w:t>
-            </w:r>
-          </w:p>
-          <w:p>
-            <w:pPr>
-              <w:autoSpaceDN w:val="0"/>
-              <w:autoSpaceDE w:val="0"/>
-              <w:widowControl/>
-              <w:spacing w:line="182" w:lineRule="exact" w:before="286" w:after="0"/>
-              <w:ind w:left="432" w:right="576" w:firstLine="0"/>
+              <w:spacing w:line="134" w:lineRule="exact" w:before="26" w:after="0"/>
+              <w:ind w:left="0" w:right="0" w:firstLine="0"/>
               <w:jc w:val="center"/>
             </w:pPr>
             <w:r>
               <w:rPr>
+                <w:w w:val="101.88255310058594"/>
                 <w:rFonts w:ascii="LMRoman8" w:hAnsi="LMRoman8" w:eastAsia="LMRoman8"/>
                 <w:b w:val="0"/>
                 <w:i w:val="0"/>
                 <w:color w:val="000000"/>
-                <w:sz w:val="16"/>
+                <w:sz w:val="13"/>
               </w:rPr>
-              <w:t>Tabla</w:t>
-            </w:r>
-            <w:r>
-              <w:rPr>
-                <w:rFonts w:ascii="LMRoman8" w:hAnsi="LMRoman8" w:eastAsia="LMRoman8"/>
-                <w:b w:val="0"/>
-                <w:i w:val="0"/>
-                <w:color w:val="000000"/>
-                <w:sz w:val="16"/>
-              </w:rPr>
-              <w:t xml:space="preserve">I </w:t>
-            </w:r>
-            <w:r>
-              <w:br/>
-            </w:r>
-            <w:r>
-              <w:rPr>
-                <w:rFonts w:ascii="LMRoman8" w:hAnsi="LMRoman8" w:eastAsia="LMRoman8"/>
-                <w:b w:val="0"/>
-                <w:i w:val="0"/>
-                <w:color w:val="000000"/>
-                <w:sz w:val="16"/>
-              </w:rPr>
-              <w:t>Comparativa</w:t>
-            </w:r>
-            <w:r>
-              <w:rPr>
-                <w:rFonts w:ascii="LMRoman8" w:hAnsi="LMRoman8" w:eastAsia="LMRoman8"/>
-                <w:b w:val="0"/>
-                <w:i w:val="0"/>
-                <w:color w:val="000000"/>
-                <w:sz w:val="16"/>
-              </w:rPr>
-              <w:t>de</w:t>
-            </w:r>
-            <w:r>
-              <w:rPr>
-                <w:rFonts w:ascii="LMRoman8" w:hAnsi="LMRoman8" w:eastAsia="LMRoman8"/>
-                <w:b w:val="0"/>
-                <w:i w:val="0"/>
-                <w:color w:val="000000"/>
-                <w:sz w:val="16"/>
-              </w:rPr>
-              <w:t>Desempeño</w:t>
-            </w:r>
-            <w:r>
-              <w:rPr>
-                <w:rFonts w:ascii="LMRoman8" w:hAnsi="LMRoman8" w:eastAsia="LMRoman8"/>
-                <w:b w:val="0"/>
-                <w:i w:val="0"/>
-                <w:color w:val="000000"/>
-                <w:sz w:val="16"/>
-              </w:rPr>
-              <w:t>sobre</w:t>
-            </w:r>
-            <w:r>
-              <w:rPr>
-                <w:rFonts w:ascii="LMRoman8" w:hAnsi="LMRoman8" w:eastAsia="LMRoman8"/>
-                <w:b w:val="0"/>
-                <w:i w:val="0"/>
-                <w:color w:val="000000"/>
-                <w:sz w:val="16"/>
-              </w:rPr>
-              <w:t>el</w:t>
-            </w:r>
-            <w:r>
-              <w:rPr>
-                <w:rFonts w:ascii="LMRoman8" w:hAnsi="LMRoman8" w:eastAsia="LMRoman8"/>
-                <w:b w:val="0"/>
-                <w:i w:val="0"/>
-                <w:color w:val="000000"/>
-                <w:sz w:val="16"/>
-              </w:rPr>
-              <w:t>Test</w:t>
-            </w:r>
-            <w:r>
-              <w:rPr>
-                <w:rFonts w:ascii="LMRoman8" w:hAnsi="LMRoman8" w:eastAsia="LMRoman8"/>
-                <w:b w:val="0"/>
-                <w:i w:val="0"/>
-                <w:color w:val="000000"/>
-                <w:sz w:val="16"/>
-              </w:rPr>
-              <w:t>Set</w:t>
-            </w:r>
-            <w:r>
-              <w:rPr>
-                <w:rFonts w:ascii="LMRoman8" w:hAnsi="LMRoman8" w:eastAsia="LMRoman8"/>
-                <w:b w:val="0"/>
-                <w:i w:val="0"/>
-                <w:color w:val="000000"/>
-                <w:sz w:val="16"/>
-              </w:rPr>
-              <w:t xml:space="preserve">Aislado </w:t>
-            </w:r>
-            <w:r>
-              <w:rPr>
-                <w:rFonts w:ascii="LMRoman8" w:hAnsi="LMRoman8" w:eastAsia="LMRoman8"/>
-                <w:b w:val="0"/>
-                <w:i w:val="0"/>
-                <w:color w:val="000000"/>
-                <w:sz w:val="16"/>
-              </w:rPr>
-              <w:t>(</w:t>
-            </w:r>
-            <w:r>
-              <w:rPr>
-                <w:rFonts w:ascii="CMMI8" w:hAnsi="CMMI8" w:eastAsia="CMMI8"/>
-                <w:b w:val="0"/>
-                <w:i/>
-                <w:color w:val="000000"/>
-                <w:sz w:val="16"/>
-              </w:rPr>
-              <w:t>N</w:t>
-            </w:r>
-            <w:r>
-              <w:rPr>
-                <w:rFonts w:ascii="CMR8" w:hAnsi="CMR8" w:eastAsia="CMR8"/>
-                <w:b w:val="0"/>
-                <w:i w:val="0"/>
-                <w:color w:val="000000"/>
-                <w:sz w:val="16"/>
-              </w:rPr>
-              <w:t>= 377</w:t>
-            </w:r>
-            <w:r>
-              <w:rPr>
-                <w:rFonts w:ascii="CMMI8" w:hAnsi="CMMI8" w:eastAsia="CMMI8"/>
-                <w:b w:val="0"/>
-                <w:i/>
-                <w:color w:val="000000"/>
-                <w:sz w:val="16"/>
-              </w:rPr>
-              <w:t>,</w:t>
-            </w:r>
-            <w:r>
-              <w:rPr>
-                <w:rFonts w:ascii="CMR8" w:hAnsi="CMR8" w:eastAsia="CMR8"/>
-                <w:b w:val="0"/>
-                <w:i w:val="0"/>
-                <w:color w:val="000000"/>
-                <w:sz w:val="16"/>
-              </w:rPr>
-              <w:t xml:space="preserve"> 383</w:t>
-            </w:r>
-            <w:r>
-              <w:rPr>
-                <w:rFonts w:ascii="LMRoman8" w:hAnsi="LMRoman8" w:eastAsia="LMRoman8"/>
-                <w:b w:val="0"/>
-                <w:i w:val="0"/>
-                <w:color w:val="000000"/>
-                <w:sz w:val="16"/>
-              </w:rPr>
-              <w:t>)</w:t>
+              <w:t>0.6120</w:t>
             </w:r>
           </w:p>
         </w:tc>
         <w:tc>
           <w:tcPr>
-            <w:tcW w:type="dxa" w:w="3435"/>
-            <w:gridSpan w:val="3"/>
-            <w:vMerge/>
-            <w:tcBorders>
-              <w:bottom w:sz="3.9852960109710693" w:val="single" w:color="#000000"/>
-            </w:tcBorders>
-          </w:tcPr>
-          <w:p/>
-        </w:tc>
-      </w:tr>
-      <w:tr>
-        <w:trPr>
-          <w:trHeight w:hRule="exact" w:val="284"/>
-        </w:trPr>
-        <w:tc>
-          <w:tcPr>
-            <w:tcW w:type="dxa" w:w="2428"/>
-            <w:gridSpan w:val="3"/>
-            <w:tcBorders>
-              <w:top w:sz="6.376232147216797" w:val="single" w:color="#000000"/>
-              <w:bottom w:sz="3.9852960109710693" w:val="single" w:color="#000000"/>
-            </w:tcBorders>
-            <w:tcMar>
-              <w:start w:w="0" w:type="dxa"/>
-              <w:end w:w="0" w:type="dxa"/>
-            </w:tcMar>
-            <w:tcMar>
-              <w:start w:w="0" w:type="dxa"/>
-              <w:end w:w="0" w:type="dxa"/>
-            </w:tcMar>
+            <w:tcW w:type="dxa" w:w="700"/>
+            <w:tcBorders/>
             <w:tcMar>
               <w:start w:w="0" w:type="dxa"/>
               <w:end w:w="0" w:type="dxa"/>
@@ -15595,39 +15652,27 @@
               <w:autoSpaceDN w:val="0"/>
               <w:autoSpaceDE w:val="0"/>
               <w:widowControl/>
-              <w:spacing w:line="160" w:lineRule="exact" w:before="52" w:after="0"/>
-              <w:ind w:left="126" w:right="0" w:firstLine="0"/>
-              <w:jc w:val="left"/>
+              <w:spacing w:line="134" w:lineRule="exact" w:before="26" w:after="0"/>
+              <w:ind w:left="0" w:right="0" w:firstLine="0"/>
+              <w:jc w:val="center"/>
             </w:pPr>
             <w:r>
               <w:rPr>
+                <w:w w:val="101.88255310058594"/>
                 <w:rFonts w:ascii="LMRoman8" w:hAnsi="LMRoman8" w:eastAsia="LMRoman8"/>
                 <w:b w:val="0"/>
                 <w:i w:val="0"/>
                 <w:color w:val="000000"/>
-                <w:sz w:val="16"/>
+                <w:sz w:val="13"/>
               </w:rPr>
-              <w:t>Modelo</w:t>
-            </w:r>
-            <w:r>
-              <w:rPr>
-                <w:rFonts w:ascii="LMRoman8" w:hAnsi="LMRoman8" w:eastAsia="LMRoman8"/>
-                <w:b w:val="0"/>
-                <w:i w:val="0"/>
-                <w:color w:val="000000"/>
-                <w:sz w:val="16"/>
-              </w:rPr>
-              <w:t>Evaluado</w:t>
+              <w:t>0.4105</w:t>
             </w:r>
           </w:p>
         </w:tc>
         <w:tc>
           <w:tcPr>
-            <w:tcW w:type="dxa" w:w="960"/>
-            <w:tcBorders>
-              <w:top w:sz="6.376232147216797" w:val="single" w:color="#000000"/>
-              <w:bottom w:sz="3.9852960109710693" w:val="single" w:color="#000000"/>
-            </w:tcBorders>
+            <w:tcW w:type="dxa" w:w="654"/>
+            <w:tcBorders/>
             <w:tcMar>
               <w:start w:w="0" w:type="dxa"/>
               <w:end w:w="0" w:type="dxa"/>
@@ -15638,29 +15683,27 @@
               <w:autoSpaceDN w:val="0"/>
               <w:autoSpaceDE w:val="0"/>
               <w:widowControl/>
-              <w:spacing w:line="160" w:lineRule="exact" w:before="52" w:after="0"/>
+              <w:spacing w:line="134" w:lineRule="exact" w:before="26" w:after="0"/>
               <w:ind w:left="0" w:right="0" w:firstLine="0"/>
               <w:jc w:val="center"/>
             </w:pPr>
             <w:r>
               <w:rPr>
+                <w:w w:val="101.88255310058594"/>
                 <w:rFonts w:ascii="LMRoman8" w:hAnsi="LMRoman8" w:eastAsia="LMRoman8"/>
                 <w:b w:val="0"/>
                 <w:i w:val="0"/>
                 <w:color w:val="000000"/>
-                <w:sz w:val="16"/>
+                <w:sz w:val="13"/>
               </w:rPr>
-              <w:t>F1-Macro</w:t>
+              <w:t>0.4350</w:t>
             </w:r>
           </w:p>
         </w:tc>
         <w:tc>
           <w:tcPr>
-            <w:tcW w:type="dxa" w:w="920"/>
-            <w:tcBorders>
-              <w:top w:sz="6.376232147216797" w:val="single" w:color="#000000"/>
-              <w:bottom w:sz="3.9852960109710693" w:val="single" w:color="#000000"/>
-            </w:tcBorders>
+            <w:tcW w:type="dxa" w:w="966"/>
+            <w:tcBorders/>
             <w:tcMar>
               <w:start w:w="0" w:type="dxa"/>
               <w:end w:w="0" w:type="dxa"/>
@@ -15671,237 +15714,9 @@
               <w:autoSpaceDN w:val="0"/>
               <w:autoSpaceDE w:val="0"/>
               <w:widowControl/>
-              <w:spacing w:line="160" w:lineRule="exact" w:before="52" w:after="0"/>
+              <w:spacing w:line="160" w:lineRule="exact" w:before="0" w:after="0"/>
               <w:ind w:left="0" w:right="0" w:firstLine="0"/>
-              <w:jc w:val="center"/>
-            </w:pPr>
-            <w:r>
-              <w:rPr>
-                <w:rFonts w:ascii="LMRoman8" w:hAnsi="LMRoman8" w:eastAsia="LMRoman8"/>
-                <w:b w:val="0"/>
-                <w:i w:val="0"/>
-                <w:color w:val="000000"/>
-                <w:sz w:val="16"/>
-              </w:rPr>
-              <w:t>Accuracy</w:t>
-            </w:r>
-          </w:p>
-        </w:tc>
-        <w:tc>
-          <w:tcPr>
-            <w:tcW w:type="dxa" w:w="860"/>
-            <w:tcBorders>
-              <w:top w:sz="6.376232147216797" w:val="single" w:color="#000000"/>
-              <w:bottom w:sz="3.9852960109710693" w:val="single" w:color="#000000"/>
-            </w:tcBorders>
-            <w:tcMar>
-              <w:start w:w="0" w:type="dxa"/>
-              <w:end w:w="0" w:type="dxa"/>
-            </w:tcMar>
-          </w:tcPr>
-          <w:p>
-            <w:pPr>
-              <w:autoSpaceDN w:val="0"/>
-              <w:autoSpaceDE w:val="0"/>
-              <w:widowControl/>
-              <w:spacing w:line="160" w:lineRule="exact" w:before="52" w:after="0"/>
-              <w:ind w:left="0" w:right="0" w:firstLine="0"/>
-              <w:jc w:val="center"/>
-            </w:pPr>
-            <w:r>
-              <w:rPr>
-                <w:rFonts w:ascii="LMRoman8" w:hAnsi="LMRoman8" w:eastAsia="LMRoman8"/>
-                <w:b w:val="0"/>
-                <w:i w:val="0"/>
-                <w:color w:val="000000"/>
-                <w:sz w:val="16"/>
-              </w:rPr>
-              <w:t>Precision</w:t>
-            </w:r>
-          </w:p>
-        </w:tc>
-        <w:tc>
-          <w:tcPr>
-            <w:tcW w:type="dxa" w:w="3435"/>
-            <w:gridSpan w:val="3"/>
-            <w:vMerge/>
-            <w:tcBorders>
-              <w:bottom w:sz="3.9852960109710693" w:val="single" w:color="#000000"/>
-            </w:tcBorders>
-          </w:tcPr>
-          <w:p/>
-        </w:tc>
-      </w:tr>
-      <w:tr>
-        <w:trPr>
-          <w:trHeight w:hRule="exact" w:val="238"/>
-        </w:trPr>
-        <w:tc>
-          <w:tcPr>
-            <w:tcW w:type="dxa" w:w="2428"/>
-            <w:gridSpan w:val="3"/>
-            <w:tcBorders>
-              <w:top w:sz="3.9852960109710693" w:val="single" w:color="#000000"/>
-            </w:tcBorders>
-            <w:tcMar>
-              <w:start w:w="0" w:type="dxa"/>
-              <w:end w:w="0" w:type="dxa"/>
-            </w:tcMar>
-            <w:tcMar>
-              <w:start w:w="0" w:type="dxa"/>
-              <w:end w:w="0" w:type="dxa"/>
-            </w:tcMar>
-            <w:tcMar>
-              <w:start w:w="0" w:type="dxa"/>
-              <w:end w:w="0" w:type="dxa"/>
-            </w:tcMar>
-          </w:tcPr>
-          <w:p>
-            <w:pPr>
-              <w:autoSpaceDN w:val="0"/>
-              <w:autoSpaceDE w:val="0"/>
-              <w:widowControl/>
-              <w:spacing w:line="160" w:lineRule="exact" w:before="52" w:after="0"/>
-              <w:ind w:left="126" w:right="0" w:firstLine="0"/>
-              <w:jc w:val="left"/>
-            </w:pPr>
-            <w:r>
-              <w:rPr>
-                <w:rFonts w:ascii="LMRoman8" w:hAnsi="LMRoman8" w:eastAsia="LMRoman8"/>
-                <w:b w:val="0"/>
-                <w:i w:val="0"/>
-                <w:color w:val="000000"/>
-                <w:sz w:val="16"/>
-              </w:rPr>
-              <w:t>Regresión</w:t>
-            </w:r>
-            <w:r>
-              <w:rPr>
-                <w:rFonts w:ascii="LMRoman8" w:hAnsi="LMRoman8" w:eastAsia="LMRoman8"/>
-                <w:b w:val="0"/>
-                <w:i w:val="0"/>
-                <w:color w:val="000000"/>
-                <w:sz w:val="16"/>
-              </w:rPr>
-              <w:t>Logística</w:t>
-            </w:r>
-          </w:p>
-        </w:tc>
-        <w:tc>
-          <w:tcPr>
-            <w:tcW w:type="dxa" w:w="960"/>
-            <w:tcBorders>
-              <w:top w:sz="3.9852960109710693" w:val="single" w:color="#000000"/>
-            </w:tcBorders>
-            <w:tcMar>
-              <w:start w:w="0" w:type="dxa"/>
-              <w:end w:w="0" w:type="dxa"/>
-            </w:tcMar>
-          </w:tcPr>
-          <w:p>
-            <w:pPr>
-              <w:autoSpaceDN w:val="0"/>
-              <w:autoSpaceDE w:val="0"/>
-              <w:widowControl/>
-              <w:spacing w:line="160" w:lineRule="exact" w:before="52" w:after="0"/>
-              <w:ind w:left="0" w:right="0" w:firstLine="0"/>
-              <w:jc w:val="center"/>
-            </w:pPr>
-            <w:r>
-              <w:rPr>
-                <w:rFonts w:ascii="LMRoman8" w:hAnsi="LMRoman8" w:eastAsia="LMRoman8"/>
-                <w:b w:val="0"/>
-                <w:i w:val="0"/>
-                <w:color w:val="000000"/>
-                <w:sz w:val="16"/>
-              </w:rPr>
-              <w:t>0.4220</w:t>
-            </w:r>
-          </w:p>
-        </w:tc>
-        <w:tc>
-          <w:tcPr>
-            <w:tcW w:type="dxa" w:w="920"/>
-            <w:tcBorders>
-              <w:top w:sz="3.9852960109710693" w:val="single" w:color="#000000"/>
-            </w:tcBorders>
-            <w:tcMar>
-              <w:start w:w="0" w:type="dxa"/>
-              <w:end w:w="0" w:type="dxa"/>
-            </w:tcMar>
-          </w:tcPr>
-          <w:p>
-            <w:pPr>
-              <w:autoSpaceDN w:val="0"/>
-              <w:autoSpaceDE w:val="0"/>
-              <w:widowControl/>
-              <w:spacing w:line="160" w:lineRule="exact" w:before="52" w:after="0"/>
-              <w:ind w:left="0" w:right="0" w:firstLine="0"/>
-              <w:jc w:val="center"/>
-            </w:pPr>
-            <w:r>
-              <w:rPr>
-                <w:rFonts w:ascii="LMRoman8" w:hAnsi="LMRoman8" w:eastAsia="LMRoman8"/>
-                <w:b w:val="0"/>
-                <w:i w:val="0"/>
-                <w:color w:val="000000"/>
-                <w:sz w:val="16"/>
-              </w:rPr>
-              <w:t>0.6120</w:t>
-            </w:r>
-          </w:p>
-        </w:tc>
-        <w:tc>
-          <w:tcPr>
-            <w:tcW w:type="dxa" w:w="860"/>
-            <w:tcBorders>
-              <w:top w:sz="3.9852960109710693" w:val="single" w:color="#000000"/>
-            </w:tcBorders>
-            <w:tcMar>
-              <w:start w:w="0" w:type="dxa"/>
-              <w:end w:w="0" w:type="dxa"/>
-            </w:tcMar>
-          </w:tcPr>
-          <w:p>
-            <w:pPr>
-              <w:autoSpaceDN w:val="0"/>
-              <w:autoSpaceDE w:val="0"/>
-              <w:widowControl/>
-              <w:spacing w:line="160" w:lineRule="exact" w:before="52" w:after="0"/>
-              <w:ind w:left="0" w:right="0" w:firstLine="0"/>
-              <w:jc w:val="center"/>
-            </w:pPr>
-            <w:r>
-              <w:rPr>
-                <w:rFonts w:ascii="LMRoman8" w:hAnsi="LMRoman8" w:eastAsia="LMRoman8"/>
-                <w:b w:val="0"/>
-                <w:i w:val="0"/>
-                <w:color w:val="000000"/>
-                <w:sz w:val="16"/>
-              </w:rPr>
-              <w:t>0.4105</w:t>
-            </w:r>
-          </w:p>
-        </w:tc>
-        <w:tc>
-          <w:tcPr>
-            <w:tcW w:type="dxa" w:w="780"/>
-            <w:tcBorders>
-              <w:top w:sz="3.9852960109710693" w:val="single" w:color="#000000"/>
-            </w:tcBorders>
-            <w:tcMar>
-              <w:start w:w="0" w:type="dxa"/>
-              <w:end w:w="0" w:type="dxa"/>
-            </w:tcMar>
-          </w:tcPr>
-          <w:p>
-            <w:pPr>
-              <w:autoSpaceDN w:val="0"/>
-              <w:autoSpaceDE w:val="0"/>
-              <w:widowControl/>
-              <w:spacing w:line="192" w:lineRule="exact" w:before="0" w:after="0"/>
-              <w:ind w:left="100" w:right="0" w:firstLine="0"/>
-              <w:jc w:val="left"/>
+              <w:jc w:val="right"/>
             </w:pPr>
             <w:r>
               <w:rPr>
@@ -15921,17 +15736,7 @@
                 <w:color w:val="000000"/>
                 <w:sz w:val="16"/>
               </w:rPr>
-              <w:t xml:space="preserve">3. </w:t>
-            </w:r>
-            <w:r>
-              <w:rPr>
-                <w:rFonts w:ascii="LMRoman8" w:hAnsi="LMRoman8" w:eastAsia="LMRoman8"/>
-                <w:b w:val="0"/>
-                <w:i w:val="0"/>
-                <w:color w:val="000000"/>
-                <w:sz w:val="16"/>
-              </w:rPr>
-              <w:t>0.4350</w:t>
+              <w:t>3.</w:t>
             </w:r>
           </w:p>
         </w:tc>
@@ -15939,9 +15744,7 @@
           <w:tcPr>
             <w:tcW w:type="dxa" w:w="4340"/>
             <w:gridSpan w:val="2"/>
-            <w:tcBorders>
-              <w:top w:sz="3.9852960109710693" w:val="single" w:color="#000000"/>
-            </w:tcBorders>
+            <w:tcBorders/>
             <w:tcMar>
               <w:start w:w="0" w:type="dxa"/>
               <w:end w:w="0" w:type="dxa"/>
@@ -15956,7 +15759,7 @@
               <w:autoSpaceDN w:val="0"/>
               <w:autoSpaceDE w:val="0"/>
               <w:widowControl/>
-              <w:spacing w:line="160" w:lineRule="exact" w:before="74" w:after="0"/>
+              <w:spacing w:line="160" w:lineRule="exact" w:before="0" w:after="0"/>
               <w:ind w:left="158" w:right="0" w:firstLine="0"/>
               <w:jc w:val="left"/>
             </w:pPr>
@@ -16035,17 +15838,179 @@
       </w:tr>
       <w:tr>
         <w:trPr>
-          <w:trHeight w:hRule="exact" w:val="180"/>
+          <w:trHeight w:hRule="exact" w:val="178"/>
         </w:trPr>
         <w:tc>
           <w:tcPr>
-            <w:tcW w:type="dxa" w:w="2428"/>
-            <w:gridSpan w:val="3"/>
+            <w:tcW w:type="dxa" w:w="1956"/>
             <w:tcBorders/>
             <w:tcMar>
               <w:start w:w="0" w:type="dxa"/>
               <w:end w:w="0" w:type="dxa"/>
             </w:tcMar>
+          </w:tcPr>
+          <w:p>
+            <w:pPr>
+              <w:autoSpaceDN w:val="0"/>
+              <w:autoSpaceDE w:val="0"/>
+              <w:widowControl/>
+              <w:spacing w:line="132" w:lineRule="exact" w:before="38" w:after="0"/>
+              <w:ind w:left="104" w:right="0" w:firstLine="0"/>
+              <w:jc w:val="left"/>
+            </w:pPr>
+            <w:r>
+              <w:rPr>
+                <w:w w:val="101.88255310058594"/>
+                <w:rFonts w:ascii="LMRoman8" w:hAnsi="LMRoman8" w:eastAsia="LMRoman8"/>
+                <w:b w:val="0"/>
+                <w:i w:val="0"/>
+                <w:color w:val="000000"/>
+                <w:sz w:val="13"/>
+              </w:rPr>
+              <w:t>Árbol</w:t>
+            </w:r>
+            <w:r>
+              <w:rPr>
+                <w:w w:val="101.88255310058594"/>
+                <w:rFonts w:ascii="LMRoman8" w:hAnsi="LMRoman8" w:eastAsia="LMRoman8"/>
+                <w:b w:val="0"/>
+                <w:i w:val="0"/>
+                <w:color w:val="000000"/>
+                <w:sz w:val="13"/>
+              </w:rPr>
+              <w:t>CART</w:t>
+            </w:r>
+          </w:p>
+        </w:tc>
+        <w:tc>
+          <w:tcPr>
+            <w:tcW w:type="dxa" w:w="840"/>
+            <w:tcBorders/>
+            <w:tcMar>
+              <w:start w:w="0" w:type="dxa"/>
+              <w:end w:w="0" w:type="dxa"/>
+            </w:tcMar>
+          </w:tcPr>
+          <w:p>
+            <w:pPr>
+              <w:autoSpaceDN w:val="0"/>
+              <w:autoSpaceDE w:val="0"/>
+              <w:widowControl/>
+              <w:spacing w:line="132" w:lineRule="exact" w:before="38" w:after="0"/>
+              <w:ind w:left="0" w:right="182" w:firstLine="0"/>
+              <w:jc w:val="right"/>
+            </w:pPr>
+            <w:r>
+              <w:rPr>
+                <w:w w:val="101.88255310058594"/>
+                <w:rFonts w:ascii="LMRoman8" w:hAnsi="LMRoman8" w:eastAsia="LMRoman8"/>
+                <w:b w:val="0"/>
+                <w:i w:val="0"/>
+                <w:color w:val="000000"/>
+                <w:sz w:val="13"/>
+              </w:rPr>
+              <w:t>0.6651</w:t>
+            </w:r>
+          </w:p>
+        </w:tc>
+        <w:tc>
+          <w:tcPr>
+            <w:tcW w:type="dxa" w:w="780"/>
+            <w:tcBorders/>
+            <w:tcMar>
+              <w:start w:w="0" w:type="dxa"/>
+              <w:end w:w="0" w:type="dxa"/>
+            </w:tcMar>
+          </w:tcPr>
+          <w:p>
+            <w:pPr>
+              <w:autoSpaceDN w:val="0"/>
+              <w:autoSpaceDE w:val="0"/>
+              <w:widowControl/>
+              <w:spacing w:line="132" w:lineRule="exact" w:before="38" w:after="0"/>
+              <w:ind w:left="0" w:right="0" w:firstLine="0"/>
+              <w:jc w:val="center"/>
+            </w:pPr>
+            <w:r>
+              <w:rPr>
+                <w:w w:val="101.88255310058594"/>
+                <w:rFonts w:ascii="LMRoman8" w:hAnsi="LMRoman8" w:eastAsia="LMRoman8"/>
+                <w:b w:val="0"/>
+                <w:i w:val="0"/>
+                <w:color w:val="000000"/>
+                <w:sz w:val="13"/>
+              </w:rPr>
+              <w:t>0.8124</w:t>
+            </w:r>
+          </w:p>
+        </w:tc>
+        <w:tc>
+          <w:tcPr>
+            <w:tcW w:type="dxa" w:w="700"/>
+            <w:tcBorders/>
+            <w:tcMar>
+              <w:start w:w="0" w:type="dxa"/>
+              <w:end w:w="0" w:type="dxa"/>
+            </w:tcMar>
+          </w:tcPr>
+          <w:p>
+            <w:pPr>
+              <w:autoSpaceDN w:val="0"/>
+              <w:autoSpaceDE w:val="0"/>
+              <w:widowControl/>
+              <w:spacing w:line="132" w:lineRule="exact" w:before="38" w:after="0"/>
+              <w:ind w:left="0" w:right="0" w:firstLine="0"/>
+              <w:jc w:val="center"/>
+            </w:pPr>
+            <w:r>
+              <w:rPr>
+                <w:w w:val="101.88255310058594"/>
+                <w:rFonts w:ascii="LMRoman8" w:hAnsi="LMRoman8" w:eastAsia="LMRoman8"/>
+                <w:b w:val="0"/>
+                <w:i w:val="0"/>
+                <w:color w:val="000000"/>
+                <w:sz w:val="13"/>
+              </w:rPr>
+              <w:t>0.6720</w:t>
+            </w:r>
+          </w:p>
+        </w:tc>
+        <w:tc>
+          <w:tcPr>
+            <w:tcW w:type="dxa" w:w="654"/>
+            <w:tcBorders/>
+            <w:tcMar>
+              <w:start w:w="0" w:type="dxa"/>
+              <w:end w:w="0" w:type="dxa"/>
+            </w:tcMar>
+          </w:tcPr>
+          <w:p>
+            <w:pPr>
+              <w:autoSpaceDN w:val="0"/>
+              <w:autoSpaceDE w:val="0"/>
+              <w:widowControl/>
+              <w:spacing w:line="132" w:lineRule="exact" w:before="38" w:after="0"/>
+              <w:ind w:left="0" w:right="0" w:firstLine="0"/>
+              <w:jc w:val="center"/>
+            </w:pPr>
+            <w:r>
+              <w:rPr>
+                <w:w w:val="101.88255310058594"/>
+                <w:rFonts w:ascii="LMRoman8" w:hAnsi="LMRoman8" w:eastAsia="LMRoman8"/>
+                <w:b w:val="0"/>
+                <w:i w:val="0"/>
+                <w:color w:val="000000"/>
+                <w:sz w:val="13"/>
+              </w:rPr>
+              <w:t>0.6590</w:t>
+            </w:r>
+          </w:p>
+        </w:tc>
+        <w:tc>
+          <w:tcPr>
+            <w:tcW w:type="dxa" w:w="5086"/>
+            <w:gridSpan w:val="2"/>
+            <w:tcBorders/>
             <w:tcMar>
               <w:start w:w="0" w:type="dxa"/>
               <w:end w:w="0" w:type="dxa"/>
@@ -16060,153 +16025,9 @@
               <w:autoSpaceDN w:val="0"/>
               <w:autoSpaceDE w:val="0"/>
               <w:widowControl/>
-              <w:spacing w:line="158" w:lineRule="exact" w:before="18" w:after="0"/>
-              <w:ind w:left="126" w:right="0" w:firstLine="0"/>
+              <w:spacing w:line="174" w:lineRule="exact" w:before="4" w:after="0"/>
+              <w:ind w:left="286" w:right="0" w:firstLine="0"/>
               <w:jc w:val="left"/>
-            </w:pPr>
-            <w:r>
-              <w:rPr>
-                <w:rFonts w:ascii="LMRoman8" w:hAnsi="LMRoman8" w:eastAsia="LMRoman8"/>
-                <w:b w:val="0"/>
-                <w:i w:val="0"/>
-                <w:color w:val="000000"/>
-                <w:sz w:val="16"/>
-              </w:rPr>
-              <w:t>Árbol</w:t>
-            </w:r>
-            <w:r>
-              <w:rPr>
-                <w:rFonts w:ascii="LMRoman8" w:hAnsi="LMRoman8" w:eastAsia="LMRoman8"/>
-                <w:b w:val="0"/>
-                <w:i w:val="0"/>
-                <w:color w:val="000000"/>
-                <w:sz w:val="16"/>
-              </w:rPr>
-              <w:t>CART</w:t>
-            </w:r>
-          </w:p>
-        </w:tc>
-        <w:tc>
-          <w:tcPr>
-            <w:tcW w:type="dxa" w:w="960"/>
-            <w:tcBorders/>
-            <w:tcMar>
-              <w:start w:w="0" w:type="dxa"/>
-              <w:end w:w="0" w:type="dxa"/>
-            </w:tcMar>
-          </w:tcPr>
-          <w:p>
-            <w:pPr>
-              <w:autoSpaceDN w:val="0"/>
-              <w:autoSpaceDE w:val="0"/>
-              <w:widowControl/>
-              <w:spacing w:line="158" w:lineRule="exact" w:before="18" w:after="0"/>
-              <w:ind w:left="0" w:right="0" w:firstLine="0"/>
-              <w:jc w:val="center"/>
-            </w:pPr>
-            <w:r>
-              <w:rPr>
-                <w:rFonts w:ascii="LMRoman8" w:hAnsi="LMRoman8" w:eastAsia="LMRoman8"/>
-                <w:b w:val="0"/>
-                <w:i w:val="0"/>
-                <w:color w:val="000000"/>
-                <w:sz w:val="16"/>
-              </w:rPr>
-              <w:t>0.6651</w:t>
-            </w:r>
-          </w:p>
-        </w:tc>
-        <w:tc>
-          <w:tcPr>
-            <w:tcW w:type="dxa" w:w="920"/>
-            <w:tcBorders/>
-            <w:tcMar>
-              <w:start w:w="0" w:type="dxa"/>
-              <w:end w:w="0" w:type="dxa"/>
-            </w:tcMar>
-          </w:tcPr>
-          <w:p>
-            <w:pPr>
-              <w:autoSpaceDN w:val="0"/>
-              <w:autoSpaceDE w:val="0"/>
-              <w:widowControl/>
-              <w:spacing w:line="158" w:lineRule="exact" w:before="18" w:after="0"/>
-              <w:ind w:left="0" w:right="0" w:firstLine="0"/>
-              <w:jc w:val="center"/>
-            </w:pPr>
-            <w:r>
-              <w:rPr>
-                <w:rFonts w:ascii="LMRoman8" w:hAnsi="LMRoman8" w:eastAsia="LMRoman8"/>
-                <w:b w:val="0"/>
-                <w:i w:val="0"/>
-                <w:color w:val="000000"/>
-                <w:sz w:val="16"/>
-              </w:rPr>
-              <w:t>0.8124</w:t>
-            </w:r>
-          </w:p>
-        </w:tc>
-        <w:tc>
-          <w:tcPr>
-            <w:tcW w:type="dxa" w:w="860"/>
-            <w:tcBorders/>
-            <w:tcMar>
-              <w:start w:w="0" w:type="dxa"/>
-              <w:end w:w="0" w:type="dxa"/>
-            </w:tcMar>
-          </w:tcPr>
-          <w:p>
-            <w:pPr>
-              <w:autoSpaceDN w:val="0"/>
-              <w:autoSpaceDE w:val="0"/>
-              <w:widowControl/>
-              <w:spacing w:line="158" w:lineRule="exact" w:before="18" w:after="0"/>
-              <w:ind w:left="0" w:right="0" w:firstLine="0"/>
-              <w:jc w:val="center"/>
-            </w:pPr>
-            <w:r>
-              <w:rPr>
-                <w:rFonts w:ascii="LMRoman8" w:hAnsi="LMRoman8" w:eastAsia="LMRoman8"/>
-                <w:b w:val="0"/>
-                <w:i w:val="0"/>
-                <w:color w:val="000000"/>
-                <w:sz w:val="16"/>
-              </w:rPr>
-              <w:t>0.6720</w:t>
-            </w:r>
-          </w:p>
-        </w:tc>
-        <w:tc>
-          <w:tcPr>
-            <w:tcW w:type="dxa" w:w="4900"/>
-            <w:gridSpan w:val="2"/>
-            <w:vMerge w:val="restart"/>
-            <w:tcBorders/>
-            <w:tcMar>
-              <w:start w:w="0" w:type="dxa"/>
-              <w:end w:w="0" w:type="dxa"/>
-            </w:tcMar>
-            <w:tcMar>
-              <w:start w:w="0" w:type="dxa"/>
-              <w:end w:w="0" w:type="dxa"/>
-            </w:tcMar>
-            <w:tcMar>
-              <w:start w:w="0" w:type="dxa"/>
-              <w:end w:w="0" w:type="dxa"/>
-            </w:tcMar>
-            <w:tcMar>
-              <w:start w:w="0" w:type="dxa"/>
-              <w:end w:w="0" w:type="dxa"/>
-            </w:tcMar>
-          </w:tcPr>
-          <w:p>
-            <w:pPr>
-              <w:autoSpaceDN w:val="0"/>
-              <w:autoSpaceDE w:val="0"/>
-              <w:widowControl/>
-              <w:spacing w:line="192" w:lineRule="exact" w:before="0" w:after="0"/>
-              <w:ind w:left="0" w:right="0" w:firstLine="0"/>
-              <w:jc w:val="center"/>
             </w:pPr>
             <w:r>
               <w:rPr>
@@ -16316,26 +16137,272 @@
                 <w:color w:val="000000"/>
                 <w:sz w:val="12"/>
               </w:rPr>
-              <w:t xml:space="preserve">test </w:t>
+              <w:t>test</w:t>
             </w:r>
+          </w:p>
+        </w:tc>
+        <w:tc>
+          <w:tcPr>
+            <w:tcW w:type="dxa" w:w="220"/>
+            <w:tcBorders/>
+            <w:tcMar>
+              <w:start w:w="0" w:type="dxa"/>
+              <w:end w:w="0" w:type="dxa"/>
+            </w:tcMar>
+          </w:tcPr>
+          <w:p>
+            <w:pPr>
+              <w:autoSpaceDN w:val="0"/>
+              <w:autoSpaceDE w:val="0"/>
+              <w:widowControl/>
+              <w:spacing w:line="160" w:lineRule="exact" w:before="18" w:after="0"/>
+              <w:ind w:left="0" w:right="0" w:firstLine="0"/>
+              <w:jc w:val="right"/>
+            </w:pPr>
             <w:r>
               <w:rPr>
-                <w:rFonts w:ascii="LMRoman8" w:hAnsi="LMRoman8" w:eastAsia="LMRoman8"/>
+                <w:rFonts w:ascii="CMR8" w:hAnsi="CMR8" w:eastAsia="CMR8"/>
                 <w:b w:val="0"/>
                 <w:i w:val="0"/>
                 <w:color w:val="000000"/>
                 <w:sz w:val="16"/>
               </w:rPr>
-              <w:t>0.6590</w:t>
+              <w:t>=</w:t>
             </w:r>
           </w:p>
+        </w:tc>
+      </w:tr>
+      <w:tr>
+        <w:trPr>
+          <w:trHeight w:hRule="exact" w:val="162"/>
+        </w:trPr>
+        <w:tc>
+          <w:tcPr>
+            <w:tcW w:type="dxa" w:w="1956"/>
+            <w:tcBorders/>
+            <w:tcMar>
+              <w:start w:w="0" w:type="dxa"/>
+              <w:end w:w="0" w:type="dxa"/>
+            </w:tcMar>
+          </w:tcPr>
           <w:p>
             <w:pPr>
               <w:autoSpaceDN w:val="0"/>
               <w:autoSpaceDE w:val="0"/>
               <w:widowControl/>
-              <w:spacing w:line="164" w:lineRule="exact" w:before="0" w:after="0"/>
-              <w:ind w:left="100" w:right="0" w:firstLine="0"/>
+              <w:spacing w:line="134" w:lineRule="exact" w:before="8" w:after="0"/>
+              <w:ind w:left="104" w:right="0" w:firstLine="0"/>
+              <w:jc w:val="left"/>
+            </w:pPr>
+            <w:r>
+              <w:rPr>
+                <w:w w:val="101.88255310058594"/>
+                <w:rFonts w:ascii="LMRoman8" w:hAnsi="LMRoman8" w:eastAsia="LMRoman8"/>
+                <w:b w:val="0"/>
+                <w:i w:val="0"/>
+                <w:color w:val="000000"/>
+                <w:sz w:val="13"/>
+              </w:rPr>
+              <w:t>Random</w:t>
+            </w:r>
+            <w:r>
+              <w:rPr>
+                <w:w w:val="101.88255310058594"/>
+                <w:rFonts w:ascii="LMRoman8" w:hAnsi="LMRoman8" w:eastAsia="LMRoman8"/>
+                <w:b w:val="0"/>
+                <w:i w:val="0"/>
+                <w:color w:val="000000"/>
+                <w:sz w:val="13"/>
+              </w:rPr>
+              <w:t>Forest</w:t>
+            </w:r>
+            <w:r>
+              <w:rPr>
+                <w:w w:val="101.88255310058594"/>
+                <w:rFonts w:ascii="LMRoman8" w:hAnsi="LMRoman8" w:eastAsia="LMRoman8"/>
+                <w:b w:val="0"/>
+                <w:i w:val="0"/>
+                <w:color w:val="000000"/>
+                <w:sz w:val="13"/>
+              </w:rPr>
+              <w:t>Base</w:t>
+            </w:r>
+          </w:p>
+        </w:tc>
+        <w:tc>
+          <w:tcPr>
+            <w:tcW w:type="dxa" w:w="840"/>
+            <w:tcBorders/>
+            <w:tcMar>
+              <w:start w:w="0" w:type="dxa"/>
+              <w:end w:w="0" w:type="dxa"/>
+            </w:tcMar>
+          </w:tcPr>
+          <w:p>
+            <w:pPr>
+              <w:autoSpaceDN w:val="0"/>
+              <w:autoSpaceDE w:val="0"/>
+              <w:widowControl/>
+              <w:spacing w:line="134" w:lineRule="exact" w:before="8" w:after="0"/>
+              <w:ind w:left="0" w:right="182" w:firstLine="0"/>
+              <w:jc w:val="right"/>
+            </w:pPr>
+            <w:r>
+              <w:rPr>
+                <w:w w:val="101.88255310058594"/>
+                <w:rFonts w:ascii="LMRoman8" w:hAnsi="LMRoman8" w:eastAsia="LMRoman8"/>
+                <w:b w:val="0"/>
+                <w:i w:val="0"/>
+                <w:color w:val="000000"/>
+                <w:sz w:val="13"/>
+              </w:rPr>
+              <w:t>0.6791</w:t>
+            </w:r>
+          </w:p>
+        </w:tc>
+        <w:tc>
+          <w:tcPr>
+            <w:tcW w:type="dxa" w:w="780"/>
+            <w:tcBorders/>
+            <w:tcMar>
+              <w:start w:w="0" w:type="dxa"/>
+              <w:end w:w="0" w:type="dxa"/>
+            </w:tcMar>
+          </w:tcPr>
+          <w:p>
+            <w:pPr>
+              <w:autoSpaceDN w:val="0"/>
+              <w:autoSpaceDE w:val="0"/>
+              <w:widowControl/>
+              <w:spacing w:line="134" w:lineRule="exact" w:before="8" w:after="0"/>
+              <w:ind w:left="0" w:right="0" w:firstLine="0"/>
+              <w:jc w:val="center"/>
+            </w:pPr>
+            <w:r>
+              <w:rPr>
+                <w:w w:val="101.88255310058594"/>
+                <w:rFonts w:ascii="LMRoman8" w:hAnsi="LMRoman8" w:eastAsia="LMRoman8"/>
+                <w:b w:val="0"/>
+                <w:i w:val="0"/>
+                <w:color w:val="000000"/>
+                <w:sz w:val="13"/>
+              </w:rPr>
+              <w:t>0.8350</w:t>
+            </w:r>
+          </w:p>
+        </w:tc>
+        <w:tc>
+          <w:tcPr>
+            <w:tcW w:type="dxa" w:w="700"/>
+            <w:tcBorders/>
+            <w:tcMar>
+              <w:start w:w="0" w:type="dxa"/>
+              <w:end w:w="0" w:type="dxa"/>
+            </w:tcMar>
+          </w:tcPr>
+          <w:p>
+            <w:pPr>
+              <w:autoSpaceDN w:val="0"/>
+              <w:autoSpaceDE w:val="0"/>
+              <w:widowControl/>
+              <w:spacing w:line="134" w:lineRule="exact" w:before="8" w:after="0"/>
+              <w:ind w:left="0" w:right="0" w:firstLine="0"/>
+              <w:jc w:val="center"/>
+            </w:pPr>
+            <w:r>
+              <w:rPr>
+                <w:w w:val="101.88255310058594"/>
+                <w:rFonts w:ascii="LMRoman8" w:hAnsi="LMRoman8" w:eastAsia="LMRoman8"/>
+                <w:b w:val="0"/>
+                <w:i w:val="0"/>
+                <w:color w:val="000000"/>
+                <w:sz w:val="13"/>
+              </w:rPr>
+              <w:t>0.6840</w:t>
+            </w:r>
+          </w:p>
+        </w:tc>
+        <w:tc>
+          <w:tcPr>
+            <w:tcW w:type="dxa" w:w="654"/>
+            <w:tcBorders/>
+            <w:tcMar>
+              <w:start w:w="0" w:type="dxa"/>
+              <w:end w:w="0" w:type="dxa"/>
+            </w:tcMar>
+          </w:tcPr>
+          <w:p>
+            <w:pPr>
+              <w:autoSpaceDN w:val="0"/>
+              <w:autoSpaceDE w:val="0"/>
+              <w:widowControl/>
+              <w:spacing w:line="134" w:lineRule="exact" w:before="8" w:after="0"/>
+              <w:ind w:left="0" w:right="0" w:firstLine="0"/>
+              <w:jc w:val="center"/>
+            </w:pPr>
+            <w:r>
+              <w:rPr>
+                <w:w w:val="101.88255310058594"/>
+                <w:rFonts w:ascii="LMRoman8" w:hAnsi="LMRoman8" w:eastAsia="LMRoman8"/>
+                <w:b w:val="0"/>
+                <w:i w:val="0"/>
+                <w:color w:val="000000"/>
+                <w:sz w:val="13"/>
+              </w:rPr>
+              <w:t>0.6750</w:t>
+            </w:r>
+          </w:p>
+        </w:tc>
+        <w:tc>
+          <w:tcPr>
+            <w:tcW w:type="dxa" w:w="5306"/>
+            <w:gridSpan w:val="3"/>
+            <w:vMerge w:val="restart"/>
+            <w:tcBorders/>
+            <w:tcMar>
+              <w:start w:w="0" w:type="dxa"/>
+              <w:end w:w="0" w:type="dxa"/>
+            </w:tcMar>
+            <w:tcMar>
+              <w:start w:w="0" w:type="dxa"/>
+              <w:end w:w="0" w:type="dxa"/>
+            </w:tcMar>
+            <w:tcMar>
+              <w:start w:w="0" w:type="dxa"/>
+              <w:end w:w="0" w:type="dxa"/>
+            </w:tcMar>
+            <w:tcMar>
+              <w:start w:w="0" w:type="dxa"/>
+              <w:end w:w="0" w:type="dxa"/>
+            </w:tcMar>
+            <w:tcMar>
+              <w:start w:w="0" w:type="dxa"/>
+              <w:end w:w="0" w:type="dxa"/>
+            </w:tcMar>
+            <w:tcMar>
+              <w:start w:w="0" w:type="dxa"/>
+              <w:end w:w="0" w:type="dxa"/>
+            </w:tcMar>
+            <w:tcMar>
+              <w:start w:w="0" w:type="dxa"/>
+              <w:end w:w="0" w:type="dxa"/>
+            </w:tcMar>
+            <w:tcMar>
+              <w:start w:w="0" w:type="dxa"/>
+              <w:end w:w="0" w:type="dxa"/>
+            </w:tcMar>
+            <w:tcMar>
+              <w:start w:w="0" w:type="dxa"/>
+              <w:end w:w="0" w:type="dxa"/>
+            </w:tcMar>
+          </w:tcPr>
+          <w:p>
+            <w:pPr>
+              <w:autoSpaceDN w:val="0"/>
+              <w:autoSpaceDE w:val="0"/>
+              <w:widowControl/>
+              <w:spacing w:line="164" w:lineRule="exact" w:before="20" w:after="0"/>
+              <w:ind w:left="286" w:right="0" w:firstLine="0"/>
               <w:jc w:val="left"/>
             </w:pPr>
             <w:r>
@@ -16376,23 +16443,198 @@
                 <w:color w:val="000000"/>
                 <w:sz w:val="16"/>
               </w:rPr>
-              <w:t xml:space="preserve">). </w:t>
+              <w:t>).</w:t>
             </w:r>
+          </w:p>
+        </w:tc>
+      </w:tr>
+      <w:tr>
+        <w:trPr>
+          <w:trHeight w:hRule="exact" w:val="136"/>
+        </w:trPr>
+        <w:tc>
+          <w:tcPr>
+            <w:tcW w:type="dxa" w:w="1956"/>
+            <w:tcBorders/>
+            <w:tcMar>
+              <w:start w:w="0" w:type="dxa"/>
+              <w:end w:w="0" w:type="dxa"/>
+            </w:tcMar>
+          </w:tcPr>
+          <w:p>
+            <w:pPr>
+              <w:autoSpaceDN w:val="0"/>
+              <w:autoSpaceDE w:val="0"/>
+              <w:widowControl/>
+              <w:spacing w:line="132" w:lineRule="exact" w:before="0" w:after="0"/>
+              <w:ind w:left="104" w:right="0" w:firstLine="0"/>
+              <w:jc w:val="left"/>
+            </w:pPr>
             <w:r>
               <w:rPr>
+                <w:w w:val="101.88255310058594"/>
                 <w:rFonts w:ascii="LMRoman8" w:hAnsi="LMRoman8" w:eastAsia="LMRoman8"/>
                 <w:b w:val="0"/>
                 <w:i w:val="0"/>
                 <w:color w:val="000000"/>
-                <w:sz w:val="16"/>
+                <w:sz w:val="13"/>
               </w:rPr>
-              <w:t>0.6750</w:t>
+              <w:t>LightGBM</w:t>
+            </w:r>
+            <w:r>
+              <w:rPr>
+                <w:w w:val="101.88255310058594"/>
+                <w:rFonts w:ascii="LMRoman8" w:hAnsi="LMRoman8" w:eastAsia="LMRoman8"/>
+                <w:b w:val="0"/>
+                <w:i w:val="0"/>
+                <w:color w:val="000000"/>
+                <w:sz w:val="13"/>
+              </w:rPr>
+              <w:t>Base</w:t>
             </w:r>
           </w:p>
         </w:tc>
         <w:tc>
           <w:tcPr>
-            <w:tcW w:type="dxa" w:w="220"/>
+            <w:tcW w:type="dxa" w:w="840"/>
+            <w:tcBorders/>
+            <w:tcMar>
+              <w:start w:w="0" w:type="dxa"/>
+              <w:end w:w="0" w:type="dxa"/>
+            </w:tcMar>
+          </w:tcPr>
+          <w:p>
+            <w:pPr>
+              <w:autoSpaceDN w:val="0"/>
+              <w:autoSpaceDE w:val="0"/>
+              <w:widowControl/>
+              <w:spacing w:line="132" w:lineRule="exact" w:before="0" w:after="0"/>
+              <w:ind w:left="0" w:right="182" w:firstLine="0"/>
+              <w:jc w:val="right"/>
+            </w:pPr>
+            <w:r>
+              <w:rPr>
+                <w:w w:val="101.88255310058594"/>
+                <w:rFonts w:ascii="LMRoman8" w:hAnsi="LMRoman8" w:eastAsia="LMRoman8"/>
+                <w:b w:val="0"/>
+                <w:i w:val="0"/>
+                <w:color w:val="000000"/>
+                <w:sz w:val="13"/>
+              </w:rPr>
+              <w:t>0.6953</w:t>
+            </w:r>
+          </w:p>
+        </w:tc>
+        <w:tc>
+          <w:tcPr>
+            <w:tcW w:type="dxa" w:w="780"/>
+            <w:tcBorders/>
+            <w:tcMar>
+              <w:start w:w="0" w:type="dxa"/>
+              <w:end w:w="0" w:type="dxa"/>
+            </w:tcMar>
+          </w:tcPr>
+          <w:p>
+            <w:pPr>
+              <w:autoSpaceDN w:val="0"/>
+              <w:autoSpaceDE w:val="0"/>
+              <w:widowControl/>
+              <w:spacing w:line="132" w:lineRule="exact" w:before="0" w:after="0"/>
+              <w:ind w:left="0" w:right="0" w:firstLine="0"/>
+              <w:jc w:val="center"/>
+            </w:pPr>
+            <w:r>
+              <w:rPr>
+                <w:w w:val="101.88255310058594"/>
+                <w:rFonts w:ascii="LMRoman8" w:hAnsi="LMRoman8" w:eastAsia="LMRoman8"/>
+                <w:b w:val="0"/>
+                <w:i w:val="0"/>
+                <w:color w:val="000000"/>
+                <w:sz w:val="13"/>
+              </w:rPr>
+              <w:t>0.8420</w:t>
+            </w:r>
+          </w:p>
+        </w:tc>
+        <w:tc>
+          <w:tcPr>
+            <w:tcW w:type="dxa" w:w="700"/>
+            <w:tcBorders/>
+            <w:tcMar>
+              <w:start w:w="0" w:type="dxa"/>
+              <w:end w:w="0" w:type="dxa"/>
+            </w:tcMar>
+          </w:tcPr>
+          <w:p>
+            <w:pPr>
+              <w:autoSpaceDN w:val="0"/>
+              <w:autoSpaceDE w:val="0"/>
+              <w:widowControl/>
+              <w:spacing w:line="132" w:lineRule="exact" w:before="0" w:after="0"/>
+              <w:ind w:left="0" w:right="0" w:firstLine="0"/>
+              <w:jc w:val="center"/>
+            </w:pPr>
+            <w:r>
+              <w:rPr>
+                <w:w w:val="101.88255310058594"/>
+                <w:rFonts w:ascii="LMRoman8" w:hAnsi="LMRoman8" w:eastAsia="LMRoman8"/>
+                <w:b w:val="0"/>
+                <w:i w:val="0"/>
+                <w:color w:val="000000"/>
+                <w:sz w:val="13"/>
+              </w:rPr>
+              <w:t>0.7010</w:t>
+            </w:r>
+          </w:p>
+        </w:tc>
+        <w:tc>
+          <w:tcPr>
+            <w:tcW w:type="dxa" w:w="654"/>
+            <w:tcBorders/>
+            <w:tcMar>
+              <w:start w:w="0" w:type="dxa"/>
+              <w:end w:w="0" w:type="dxa"/>
+            </w:tcMar>
+          </w:tcPr>
+          <w:p>
+            <w:pPr>
+              <w:autoSpaceDN w:val="0"/>
+              <w:autoSpaceDE w:val="0"/>
+              <w:widowControl/>
+              <w:spacing w:line="132" w:lineRule="exact" w:before="0" w:after="0"/>
+              <w:ind w:left="0" w:right="0" w:firstLine="0"/>
+              <w:jc w:val="center"/>
+            </w:pPr>
+            <w:r>
+              <w:rPr>
+                <w:w w:val="101.88255310058594"/>
+                <w:rFonts w:ascii="LMRoman8" w:hAnsi="LMRoman8" w:eastAsia="LMRoman8"/>
+                <w:b w:val="0"/>
+                <w:i w:val="0"/>
+                <w:color w:val="000000"/>
+                <w:sz w:val="13"/>
+              </w:rPr>
+              <w:t>0.6910</w:t>
+            </w:r>
+          </w:p>
+        </w:tc>
+        <w:tc>
+          <w:tcPr>
+            <w:tcW w:type="dxa" w:w="3861"/>
+            <w:gridSpan w:val="3"/>
+            <w:vMerge/>
+            <w:tcBorders/>
+          </w:tcPr>
+          <w:p/>
+        </w:tc>
+      </w:tr>
+      <w:tr>
+        <w:trPr>
+          <w:trHeight w:hRule="exact" w:val="86"/>
+        </w:trPr>
+        <w:tc>
+          <w:tcPr>
+            <w:tcW w:type="dxa" w:w="1956"/>
             <w:vMerge w:val="restart"/>
             <w:tcBorders/>
             <w:tcMar>
@@ -16409,36 +16651,50 @@
               <w:autoSpaceDN w:val="0"/>
               <w:autoSpaceDE w:val="0"/>
               <w:widowControl/>
-              <w:spacing w:line="160" w:lineRule="exact" w:before="42" w:after="0"/>
-              <w:ind w:left="0" w:right="0" w:firstLine="0"/>
-              <w:jc w:val="right"/>
+              <w:spacing w:line="134" w:lineRule="exact" w:before="8" w:after="0"/>
+              <w:ind w:left="104" w:right="0" w:firstLine="0"/>
+              <w:jc w:val="left"/>
             </w:pPr>
             <w:r>
               <w:rPr>
-                <w:rFonts w:ascii="CMR8" w:hAnsi="CMR8" w:eastAsia="CMR8"/>
+                <w:w w:val="101.88255310058594"/>
+                <w:rFonts w:ascii="LMRoman8" w:hAnsi="LMRoman8" w:eastAsia="LMRoman8"/>
                 <w:b w:val="0"/>
                 <w:i w:val="0"/>
                 <w:color w:val="000000"/>
-                <w:sz w:val="16"/>
+                <w:sz w:val="13"/>
               </w:rPr>
-              <w:t>=</w:t>
+              <w:t>XGBoost</w:t>
+            </w:r>
+            <w:r>
+              <w:rPr>
+                <w:w w:val="101.88255310058594"/>
+                <w:rFonts w:ascii="LMRoman8" w:hAnsi="LMRoman8" w:eastAsia="LMRoman8"/>
+                <w:b w:val="0"/>
+                <w:i w:val="0"/>
+                <w:color w:val="000000"/>
+                <w:sz w:val="13"/>
+              </w:rPr>
+              <w:t>GPU</w:t>
+            </w:r>
+            <w:r>
+              <w:rPr>
+                <w:w w:val="101.88255310058594"/>
+                <w:rFonts w:ascii="LMRoman8" w:hAnsi="LMRoman8" w:eastAsia="LMRoman8"/>
+                <w:b w:val="0"/>
+                <w:i w:val="0"/>
+                <w:color w:val="000000"/>
+                <w:sz w:val="13"/>
+              </w:rPr>
+              <w:t>Base</w:t>
             </w:r>
           </w:p>
         </w:tc>
-      </w:tr>
-      <w:tr>
-        <w:trPr>
-          <w:trHeight w:hRule="exact" w:val="190"/>
-        </w:trPr>
         <w:tc>
           <w:tcPr>
-            <w:tcW w:type="dxa" w:w="2428"/>
-            <w:gridSpan w:val="3"/>
+            <w:tcW w:type="dxa" w:w="840"/>
+            <w:vMerge w:val="restart"/>
             <w:tcBorders/>
-            <w:tcMar>
-              <w:start w:w="0" w:type="dxa"/>
-              <w:end w:w="0" w:type="dxa"/>
-            </w:tcMar>
             <w:tcMar>
               <w:start w:w="0" w:type="dxa"/>
               <w:end w:w="0" w:type="dxa"/>
@@ -16453,672 +16709,20 @@
               <w:autoSpaceDN w:val="0"/>
               <w:autoSpaceDE w:val="0"/>
               <w:widowControl/>
-              <w:spacing w:line="160" w:lineRule="exact" w:before="16" w:after="0"/>
-              <w:ind w:left="126" w:right="0" w:firstLine="0"/>
-              <w:jc w:val="left"/>
+              <w:spacing w:line="134" w:lineRule="exact" w:before="8" w:after="0"/>
+              <w:ind w:left="0" w:right="182" w:firstLine="0"/>
+              <w:jc w:val="right"/>
             </w:pPr>
             <w:r>
               <w:rPr>
+                <w:w w:val="101.88255310058594"/>
                 <w:rFonts w:ascii="LMRoman8" w:hAnsi="LMRoman8" w:eastAsia="LMRoman8"/>
                 <w:b w:val="0"/>
                 <w:i w:val="0"/>
                 <w:color w:val="000000"/>
-                <w:sz w:val="16"/>
-              </w:rPr>
-              <w:t>Random</w:t>
-            </w:r>
-            <w:r>
-              <w:rPr>
-                <w:rFonts w:ascii="LMRoman8" w:hAnsi="LMRoman8" w:eastAsia="LMRoman8"/>
-                <w:b w:val="0"/>
-                <w:i w:val="0"/>
-                <w:color w:val="000000"/>
-                <w:sz w:val="16"/>
-              </w:rPr>
-              <w:t>Forest</w:t>
-            </w:r>
-            <w:r>
-              <w:rPr>
-                <w:rFonts w:ascii="LMRoman8" w:hAnsi="LMRoman8" w:eastAsia="LMRoman8"/>
-                <w:b w:val="0"/>
-                <w:i w:val="0"/>
-                <w:color w:val="000000"/>
-                <w:sz w:val="16"/>
-              </w:rPr>
-              <w:t>Base</w:t>
-            </w:r>
-          </w:p>
-        </w:tc>
-        <w:tc>
-          <w:tcPr>
-            <w:tcW w:type="dxa" w:w="960"/>
-            <w:tcBorders/>
-            <w:tcMar>
-              <w:start w:w="0" w:type="dxa"/>
-              <w:end w:w="0" w:type="dxa"/>
-            </w:tcMar>
-          </w:tcPr>
-          <w:p>
-            <w:pPr>
-              <w:autoSpaceDN w:val="0"/>
-              <w:autoSpaceDE w:val="0"/>
-              <w:widowControl/>
-              <w:spacing w:line="160" w:lineRule="exact" w:before="16" w:after="0"/>
-              <w:ind w:left="0" w:right="0" w:firstLine="0"/>
-              <w:jc w:val="center"/>
-            </w:pPr>
-            <w:r>
-              <w:rPr>
-                <w:rFonts w:ascii="LMRoman8" w:hAnsi="LMRoman8" w:eastAsia="LMRoman8"/>
-                <w:b w:val="0"/>
-                <w:i w:val="0"/>
-                <w:color w:val="000000"/>
-                <w:sz w:val="16"/>
-              </w:rPr>
-              <w:t>0.6791</w:t>
-            </w:r>
-          </w:p>
-        </w:tc>
-        <w:tc>
-          <w:tcPr>
-            <w:tcW w:type="dxa" w:w="920"/>
-            <w:tcBorders/>
-            <w:tcMar>
-              <w:start w:w="0" w:type="dxa"/>
-              <w:end w:w="0" w:type="dxa"/>
-            </w:tcMar>
-          </w:tcPr>
-          <w:p>
-            <w:pPr>
-              <w:autoSpaceDN w:val="0"/>
-              <w:autoSpaceDE w:val="0"/>
-              <w:widowControl/>
-              <w:spacing w:line="160" w:lineRule="exact" w:before="16" w:after="0"/>
-              <w:ind w:left="0" w:right="0" w:firstLine="0"/>
-              <w:jc w:val="center"/>
-            </w:pPr>
-            <w:r>
-              <w:rPr>
-                <w:rFonts w:ascii="LMRoman8" w:hAnsi="LMRoman8" w:eastAsia="LMRoman8"/>
-                <w:b w:val="0"/>
-                <w:i w:val="0"/>
-                <w:color w:val="000000"/>
-                <w:sz w:val="16"/>
-              </w:rPr>
-              <w:t>0.8350</w:t>
-            </w:r>
-          </w:p>
-        </w:tc>
-        <w:tc>
-          <w:tcPr>
-            <w:tcW w:type="dxa" w:w="860"/>
-            <w:tcBorders/>
-            <w:tcMar>
-              <w:start w:w="0" w:type="dxa"/>
-              <w:end w:w="0" w:type="dxa"/>
-            </w:tcMar>
-          </w:tcPr>
-          <w:p>
-            <w:pPr>
-              <w:autoSpaceDN w:val="0"/>
-              <w:autoSpaceDE w:val="0"/>
-              <w:widowControl/>
-              <w:spacing w:line="160" w:lineRule="exact" w:before="16" w:after="0"/>
-              <w:ind w:left="0" w:right="0" w:firstLine="0"/>
-              <w:jc w:val="center"/>
-            </w:pPr>
-            <w:r>
-              <w:rPr>
-                <w:rFonts w:ascii="LMRoman8" w:hAnsi="LMRoman8" w:eastAsia="LMRoman8"/>
-                <w:b w:val="0"/>
-                <w:i w:val="0"/>
-                <w:color w:val="000000"/>
-                <w:sz w:val="16"/>
-              </w:rPr>
-              <w:t>0.6840</w:t>
-            </w:r>
-          </w:p>
-        </w:tc>
-        <w:tc>
-          <w:tcPr>
-            <w:tcW w:type="dxa" w:w="2290"/>
-            <w:gridSpan w:val="2"/>
-            <w:vMerge/>
-            <w:tcBorders/>
-          </w:tcPr>
-          <w:p/>
-        </w:tc>
-        <w:tc>
-          <w:tcPr>
-            <w:tcW w:type="dxa" w:w="1145"/>
-            <w:vMerge/>
-            <w:tcBorders/>
-          </w:tcPr>
-          <w:p/>
-        </w:tc>
-      </w:tr>
-      <w:tr>
-        <w:trPr>
-          <w:trHeight w:hRule="exact" w:val="170"/>
-        </w:trPr>
-        <w:tc>
-          <w:tcPr>
-            <w:tcW w:type="dxa" w:w="2428"/>
-            <w:gridSpan w:val="3"/>
-            <w:tcBorders/>
-            <w:tcMar>
-              <w:start w:w="0" w:type="dxa"/>
-              <w:end w:w="0" w:type="dxa"/>
-            </w:tcMar>
-            <w:tcMar>
-              <w:start w:w="0" w:type="dxa"/>
-              <w:end w:w="0" w:type="dxa"/>
-            </w:tcMar>
-            <w:tcMar>
-              <w:start w:w="0" w:type="dxa"/>
-              <w:end w:w="0" w:type="dxa"/>
-            </w:tcMar>
-          </w:tcPr>
-          <w:p>
-            <w:pPr>
-              <w:autoSpaceDN w:val="0"/>
-              <w:autoSpaceDE w:val="0"/>
-              <w:widowControl/>
-              <w:spacing w:line="160" w:lineRule="exact" w:before="6" w:after="0"/>
-              <w:ind w:left="126" w:right="0" w:firstLine="0"/>
-              <w:jc w:val="left"/>
-            </w:pPr>
-            <w:r>
-              <w:rPr>
-                <w:rFonts w:ascii="LMRoman8" w:hAnsi="LMRoman8" w:eastAsia="LMRoman8"/>
-                <w:b w:val="0"/>
-                <w:i w:val="0"/>
-                <w:color w:val="000000"/>
-                <w:sz w:val="16"/>
-              </w:rPr>
-              <w:t>LightGBM</w:t>
-            </w:r>
-            <w:r>
-              <w:rPr>
-                <w:rFonts w:ascii="LMRoman8" w:hAnsi="LMRoman8" w:eastAsia="LMRoman8"/>
-                <w:b w:val="0"/>
-                <w:i w:val="0"/>
-                <w:color w:val="000000"/>
-                <w:sz w:val="16"/>
-              </w:rPr>
-              <w:t>Base</w:t>
-            </w:r>
-          </w:p>
-        </w:tc>
-        <w:tc>
-          <w:tcPr>
-            <w:tcW w:type="dxa" w:w="960"/>
-            <w:tcBorders/>
-            <w:tcMar>
-              <w:start w:w="0" w:type="dxa"/>
-              <w:end w:w="0" w:type="dxa"/>
-            </w:tcMar>
-          </w:tcPr>
-          <w:p>
-            <w:pPr>
-              <w:autoSpaceDN w:val="0"/>
-              <w:autoSpaceDE w:val="0"/>
-              <w:widowControl/>
-              <w:spacing w:line="160" w:lineRule="exact" w:before="6" w:after="0"/>
-              <w:ind w:left="0" w:right="0" w:firstLine="0"/>
-              <w:jc w:val="center"/>
-            </w:pPr>
-            <w:r>
-              <w:rPr>
-                <w:rFonts w:ascii="LMRoman8" w:hAnsi="LMRoman8" w:eastAsia="LMRoman8"/>
-                <w:b w:val="0"/>
-                <w:i w:val="0"/>
-                <w:color w:val="000000"/>
-                <w:sz w:val="16"/>
-              </w:rPr>
-              <w:t>0.6953</w:t>
-            </w:r>
-          </w:p>
-        </w:tc>
-        <w:tc>
-          <w:tcPr>
-            <w:tcW w:type="dxa" w:w="920"/>
-            <w:tcBorders/>
-            <w:tcMar>
-              <w:start w:w="0" w:type="dxa"/>
-              <w:end w:w="0" w:type="dxa"/>
-            </w:tcMar>
-          </w:tcPr>
-          <w:p>
-            <w:pPr>
-              <w:autoSpaceDN w:val="0"/>
-              <w:autoSpaceDE w:val="0"/>
-              <w:widowControl/>
-              <w:spacing w:line="160" w:lineRule="exact" w:before="6" w:after="0"/>
-              <w:ind w:left="0" w:right="0" w:firstLine="0"/>
-              <w:jc w:val="center"/>
-            </w:pPr>
-            <w:r>
-              <w:rPr>
-                <w:rFonts w:ascii="LMRoman8" w:hAnsi="LMRoman8" w:eastAsia="LMRoman8"/>
-                <w:b w:val="0"/>
-                <w:i w:val="0"/>
-                <w:color w:val="000000"/>
-                <w:sz w:val="16"/>
-              </w:rPr>
-              <w:t>0.8420</w:t>
-            </w:r>
-          </w:p>
-        </w:tc>
-        <w:tc>
-          <w:tcPr>
-            <w:tcW w:type="dxa" w:w="860"/>
-            <w:tcBorders/>
-            <w:tcMar>
-              <w:start w:w="0" w:type="dxa"/>
-              <w:end w:w="0" w:type="dxa"/>
-            </w:tcMar>
-          </w:tcPr>
-          <w:p>
-            <w:pPr>
-              <w:autoSpaceDN w:val="0"/>
-              <w:autoSpaceDE w:val="0"/>
-              <w:widowControl/>
-              <w:spacing w:line="160" w:lineRule="exact" w:before="6" w:after="0"/>
-              <w:ind w:left="0" w:right="0" w:firstLine="0"/>
-              <w:jc w:val="center"/>
-            </w:pPr>
-            <w:r>
-              <w:rPr>
-                <w:rFonts w:ascii="LMRoman8" w:hAnsi="LMRoman8" w:eastAsia="LMRoman8"/>
-                <w:b w:val="0"/>
-                <w:i w:val="0"/>
-                <w:color w:val="000000"/>
-                <w:sz w:val="16"/>
-              </w:rPr>
-              <w:t>0.7010</w:t>
-            </w:r>
-          </w:p>
-        </w:tc>
-        <w:tc>
-          <w:tcPr>
-            <w:tcW w:type="dxa" w:w="5120"/>
-            <w:gridSpan w:val="3"/>
-            <w:vMerge w:val="restart"/>
-            <w:tcBorders/>
-            <w:tcMar>
-              <w:start w:w="0" w:type="dxa"/>
-              <w:end w:w="0" w:type="dxa"/>
-            </w:tcMar>
-            <w:tcMar>
-              <w:start w:w="0" w:type="dxa"/>
-              <w:end w:w="0" w:type="dxa"/>
-            </w:tcMar>
-            <w:tcMar>
-              <w:start w:w="0" w:type="dxa"/>
-              <w:end w:w="0" w:type="dxa"/>
-            </w:tcMar>
-            <w:tcMar>
-              <w:start w:w="0" w:type="dxa"/>
-              <w:end w:w="0" w:type="dxa"/>
-            </w:tcMar>
-            <w:tcMar>
-              <w:start w:w="0" w:type="dxa"/>
-              <w:end w:w="0" w:type="dxa"/>
-            </w:tcMar>
-            <w:tcMar>
-              <w:start w:w="0" w:type="dxa"/>
-              <w:end w:w="0" w:type="dxa"/>
-            </w:tcMar>
-          </w:tcPr>
-          <w:p>
-            <w:pPr>
-              <w:autoSpaceDN w:val="0"/>
-              <w:autoSpaceDE w:val="0"/>
-              <w:widowControl/>
-              <w:spacing w:line="172" w:lineRule="exact" w:before="0" w:after="0"/>
-              <w:ind w:left="172" w:right="4464" w:firstLine="0"/>
-              <w:jc w:val="left"/>
-            </w:pPr>
-            <w:r>
-              <w:rPr>
-                <w:rFonts w:ascii="LMRoman8" w:hAnsi="LMRoman8" w:eastAsia="LMRoman8"/>
-                <w:b w:val="0"/>
-                <w:i w:val="0"/>
-                <w:color w:val="000000"/>
-                <w:sz w:val="16"/>
-              </w:rPr>
-              <w:t xml:space="preserve">0.6910 </w:t>
-            </w:r>
-            <w:r>
-              <w:br/>
-            </w:r>
-            <w:r>
-              <w:rPr>
-                <w:rFonts w:ascii="LMRoman8" w:hAnsi="LMRoman8" w:eastAsia="LMRoman8"/>
-                <w:b w:val="0"/>
-                <w:i w:val="0"/>
-                <w:color w:val="000000"/>
-                <w:sz w:val="16"/>
-              </w:rPr>
-              <w:t>0.6920</w:t>
-            </w:r>
-          </w:p>
-        </w:tc>
-      </w:tr>
-      <w:tr>
-        <w:trPr>
-          <w:trHeight w:hRule="exact" w:val="180"/>
-        </w:trPr>
-        <w:tc>
-          <w:tcPr>
-            <w:tcW w:type="dxa" w:w="2428"/>
-            <w:gridSpan w:val="3"/>
-            <w:tcBorders/>
-            <w:tcMar>
-              <w:start w:w="0" w:type="dxa"/>
-              <w:end w:w="0" w:type="dxa"/>
-            </w:tcMar>
-            <w:tcMar>
-              <w:start w:w="0" w:type="dxa"/>
-              <w:end w:w="0" w:type="dxa"/>
-            </w:tcMar>
-            <w:tcMar>
-              <w:start w:w="0" w:type="dxa"/>
-              <w:end w:w="0" w:type="dxa"/>
-            </w:tcMar>
-          </w:tcPr>
-          <w:p>
-            <w:pPr>
-              <w:autoSpaceDN w:val="0"/>
-              <w:autoSpaceDE w:val="0"/>
-              <w:widowControl/>
-              <w:spacing w:line="160" w:lineRule="exact" w:before="14" w:after="0"/>
-              <w:ind w:left="126" w:right="0" w:firstLine="0"/>
-              <w:jc w:val="left"/>
-            </w:pPr>
-            <w:r>
-              <w:rPr>
-                <w:rFonts w:ascii="LMRoman8" w:hAnsi="LMRoman8" w:eastAsia="LMRoman8"/>
-                <w:b w:val="0"/>
-                <w:i w:val="0"/>
-                <w:color w:val="000000"/>
-                <w:sz w:val="16"/>
-              </w:rPr>
-              <w:t>XGBoost</w:t>
-            </w:r>
-            <w:r>
-              <w:rPr>
-                <w:rFonts w:ascii="LMRoman8" w:hAnsi="LMRoman8" w:eastAsia="LMRoman8"/>
-                <w:b w:val="0"/>
-                <w:i w:val="0"/>
-                <w:color w:val="000000"/>
-                <w:sz w:val="16"/>
-              </w:rPr>
-              <w:t>GPU</w:t>
-            </w:r>
-            <w:r>
-              <w:rPr>
-                <w:rFonts w:ascii="LMRoman8" w:hAnsi="LMRoman8" w:eastAsia="LMRoman8"/>
-                <w:b w:val="0"/>
-                <w:i w:val="0"/>
-                <w:color w:val="000000"/>
-                <w:sz w:val="16"/>
-              </w:rPr>
-              <w:t>Base</w:t>
-            </w:r>
-          </w:p>
-        </w:tc>
-        <w:tc>
-          <w:tcPr>
-            <w:tcW w:type="dxa" w:w="960"/>
-            <w:tcBorders/>
-            <w:tcMar>
-              <w:start w:w="0" w:type="dxa"/>
-              <w:end w:w="0" w:type="dxa"/>
-            </w:tcMar>
-          </w:tcPr>
-          <w:p>
-            <w:pPr>
-              <w:autoSpaceDN w:val="0"/>
-              <w:autoSpaceDE w:val="0"/>
-              <w:widowControl/>
-              <w:spacing w:line="160" w:lineRule="exact" w:before="14" w:after="0"/>
-              <w:ind w:left="0" w:right="0" w:firstLine="0"/>
-              <w:jc w:val="center"/>
-            </w:pPr>
-            <w:r>
-              <w:rPr>
-                <w:rFonts w:ascii="LMRoman8" w:hAnsi="LMRoman8" w:eastAsia="LMRoman8"/>
-                <w:b w:val="0"/>
-                <w:i w:val="0"/>
-                <w:color w:val="000000"/>
-                <w:sz w:val="16"/>
+                <w:sz w:val="13"/>
               </w:rPr>
               <w:t>0.6960</w:t>
-            </w:r>
-          </w:p>
-        </w:tc>
-        <w:tc>
-          <w:tcPr>
-            <w:tcW w:type="dxa" w:w="920"/>
-            <w:tcBorders/>
-            <w:tcMar>
-              <w:start w:w="0" w:type="dxa"/>
-              <w:end w:w="0" w:type="dxa"/>
-            </w:tcMar>
-          </w:tcPr>
-          <w:p>
-            <w:pPr>
-              <w:autoSpaceDN w:val="0"/>
-              <w:autoSpaceDE w:val="0"/>
-              <w:widowControl/>
-              <w:spacing w:line="160" w:lineRule="exact" w:before="14" w:after="0"/>
-              <w:ind w:left="0" w:right="0" w:firstLine="0"/>
-              <w:jc w:val="center"/>
-            </w:pPr>
-            <w:r>
-              <w:rPr>
-                <w:rFonts w:ascii="LMRoman8" w:hAnsi="LMRoman8" w:eastAsia="LMRoman8"/>
-                <w:b w:val="0"/>
-                <w:i w:val="0"/>
-                <w:color w:val="000000"/>
-                <w:sz w:val="16"/>
-              </w:rPr>
-              <w:t>0.8435</w:t>
-            </w:r>
-          </w:p>
-        </w:tc>
-        <w:tc>
-          <w:tcPr>
-            <w:tcW w:type="dxa" w:w="860"/>
-            <w:tcBorders/>
-            <w:tcMar>
-              <w:start w:w="0" w:type="dxa"/>
-              <w:end w:w="0" w:type="dxa"/>
-            </w:tcMar>
-          </w:tcPr>
-          <w:p>
-            <w:pPr>
-              <w:autoSpaceDN w:val="0"/>
-              <w:autoSpaceDE w:val="0"/>
-              <w:widowControl/>
-              <w:spacing w:line="160" w:lineRule="exact" w:before="14" w:after="0"/>
-              <w:ind w:left="0" w:right="0" w:firstLine="0"/>
-              <w:jc w:val="center"/>
-            </w:pPr>
-            <w:r>
-              <w:rPr>
-                <w:rFonts w:ascii="LMRoman8" w:hAnsi="LMRoman8" w:eastAsia="LMRoman8"/>
-                <w:b w:val="0"/>
-                <w:i w:val="0"/>
-                <w:color w:val="000000"/>
-                <w:sz w:val="16"/>
-              </w:rPr>
-              <w:t>0.7025</w:t>
-            </w:r>
-          </w:p>
-        </w:tc>
-        <w:tc>
-          <w:tcPr>
-            <w:tcW w:type="dxa" w:w="3435"/>
-            <w:gridSpan w:val="3"/>
-            <w:vMerge/>
-            <w:tcBorders/>
-          </w:tcPr>
-          <w:p/>
-        </w:tc>
-      </w:tr>
-      <w:tr>
-        <w:trPr>
-          <w:trHeight w:hRule="exact" w:val="180"/>
-        </w:trPr>
-        <w:tc>
-          <w:tcPr>
-            <w:tcW w:type="dxa" w:w="2428"/>
-            <w:gridSpan w:val="3"/>
-            <w:tcBorders/>
-            <w:tcMar>
-              <w:start w:w="0" w:type="dxa"/>
-              <w:end w:w="0" w:type="dxa"/>
-            </w:tcMar>
-            <w:tcMar>
-              <w:start w:w="0" w:type="dxa"/>
-              <w:end w:w="0" w:type="dxa"/>
-            </w:tcMar>
-            <w:tcMar>
-              <w:start w:w="0" w:type="dxa"/>
-              <w:end w:w="0" w:type="dxa"/>
-            </w:tcMar>
-          </w:tcPr>
-          <w:p>
-            <w:pPr>
-              <w:autoSpaceDN w:val="0"/>
-              <w:autoSpaceDE w:val="0"/>
-              <w:widowControl/>
-              <w:spacing w:line="160" w:lineRule="exact" w:before="14" w:after="0"/>
-              <w:ind w:left="126" w:right="0" w:firstLine="0"/>
-              <w:jc w:val="left"/>
-            </w:pPr>
-            <w:r>
-              <w:rPr>
-                <w:rFonts w:ascii="LMRoman8" w:hAnsi="LMRoman8" w:eastAsia="LMRoman8"/>
-                <w:b w:val="0"/>
-                <w:i w:val="0"/>
-                <w:color w:val="000000"/>
-                <w:sz w:val="16"/>
-              </w:rPr>
-              <w:t>RF</w:t>
-            </w:r>
-            <w:r>
-              <w:rPr>
-                <w:rFonts w:ascii="LMRoman8" w:hAnsi="LMRoman8" w:eastAsia="LMRoman8"/>
-                <w:b w:val="0"/>
-                <w:i w:val="0"/>
-                <w:color w:val="000000"/>
-                <w:sz w:val="16"/>
-              </w:rPr>
-              <w:t>+</w:t>
-            </w:r>
-            <w:r>
-              <w:rPr>
-                <w:rFonts w:ascii="LMRoman8" w:hAnsi="LMRoman8" w:eastAsia="LMRoman8"/>
-                <w:b w:val="0"/>
-                <w:i w:val="0"/>
-                <w:color w:val="000000"/>
-                <w:sz w:val="16"/>
-              </w:rPr>
-              <w:t>Borderline-SMOTE</w:t>
-            </w:r>
-          </w:p>
-        </w:tc>
-        <w:tc>
-          <w:tcPr>
-            <w:tcW w:type="dxa" w:w="960"/>
-            <w:tcBorders/>
-            <w:tcMar>
-              <w:start w:w="0" w:type="dxa"/>
-              <w:end w:w="0" w:type="dxa"/>
-            </w:tcMar>
-          </w:tcPr>
-          <w:p>
-            <w:pPr>
-              <w:autoSpaceDN w:val="0"/>
-              <w:autoSpaceDE w:val="0"/>
-              <w:widowControl/>
-              <w:spacing w:line="160" w:lineRule="exact" w:before="14" w:after="0"/>
-              <w:ind w:left="0" w:right="0" w:firstLine="0"/>
-              <w:jc w:val="center"/>
-            </w:pPr>
-            <w:r>
-              <w:rPr>
-                <w:rFonts w:ascii="LMRoman8" w:hAnsi="LMRoman8" w:eastAsia="LMRoman8"/>
-                <w:b w:val="0"/>
-                <w:i w:val="0"/>
-                <w:color w:val="000000"/>
-                <w:sz w:val="16"/>
-              </w:rPr>
-              <w:t>0.6850</w:t>
-            </w:r>
-          </w:p>
-        </w:tc>
-        <w:tc>
-          <w:tcPr>
-            <w:tcW w:type="dxa" w:w="920"/>
-            <w:tcBorders/>
-            <w:tcMar>
-              <w:start w:w="0" w:type="dxa"/>
-              <w:end w:w="0" w:type="dxa"/>
-            </w:tcMar>
-          </w:tcPr>
-          <w:p>
-            <w:pPr>
-              <w:autoSpaceDN w:val="0"/>
-              <w:autoSpaceDE w:val="0"/>
-              <w:widowControl/>
-              <w:spacing w:line="160" w:lineRule="exact" w:before="14" w:after="0"/>
-              <w:ind w:left="0" w:right="0" w:firstLine="0"/>
-              <w:jc w:val="center"/>
-            </w:pPr>
-            <w:r>
-              <w:rPr>
-                <w:rFonts w:ascii="LMRoman8" w:hAnsi="LMRoman8" w:eastAsia="LMRoman8"/>
-                <w:b w:val="0"/>
-                <w:i w:val="0"/>
-                <w:color w:val="000000"/>
-                <w:sz w:val="16"/>
-              </w:rPr>
-              <w:t>0.8290</w:t>
-            </w:r>
-          </w:p>
-        </w:tc>
-        <w:tc>
-          <w:tcPr>
-            <w:tcW w:type="dxa" w:w="860"/>
-            <w:tcBorders/>
-            <w:tcMar>
-              <w:start w:w="0" w:type="dxa"/>
-              <w:end w:w="0" w:type="dxa"/>
-            </w:tcMar>
-          </w:tcPr>
-          <w:p>
-            <w:pPr>
-              <w:autoSpaceDN w:val="0"/>
-              <w:autoSpaceDE w:val="0"/>
-              <w:widowControl/>
-              <w:spacing w:line="160" w:lineRule="exact" w:before="14" w:after="0"/>
-              <w:ind w:left="0" w:right="0" w:firstLine="0"/>
-              <w:jc w:val="center"/>
-            </w:pPr>
-            <w:r>
-              <w:rPr>
-                <w:rFonts w:ascii="LMRoman8" w:hAnsi="LMRoman8" w:eastAsia="LMRoman8"/>
-                <w:b w:val="0"/>
-                <w:i w:val="0"/>
-                <w:color w:val="000000"/>
-                <w:sz w:val="16"/>
-              </w:rPr>
-              <w:t>0.6890</w:t>
             </w:r>
           </w:p>
         </w:tc>
@@ -17141,62 +16745,156 @@
               <w:autoSpaceDN w:val="0"/>
               <w:autoSpaceDE w:val="0"/>
               <w:widowControl/>
-              <w:spacing w:line="214" w:lineRule="exact" w:before="0" w:after="0"/>
+              <w:spacing w:line="134" w:lineRule="exact" w:before="8" w:after="0"/>
               <w:ind w:left="0" w:right="0" w:firstLine="0"/>
               <w:jc w:val="center"/>
             </w:pPr>
             <w:r>
               <w:rPr>
-                <w:rFonts w:ascii="LMRoman10" w:hAnsi="LMRoman10" w:eastAsia="LMRoman10"/>
-                <w:b w:val="0"/>
-                <w:i w:val="0"/>
-                <w:color w:val="000000"/>
-                <w:sz w:val="20"/>
-              </w:rPr>
-              <w:t xml:space="preserve">IV-D. </w:t>
-            </w:r>
-            <w:r>
-              <w:rPr>
+                <w:w w:val="101.88255310058594"/>
                 <w:rFonts w:ascii="LMRoman8" w:hAnsi="LMRoman8" w:eastAsia="LMRoman8"/>
                 <w:b w:val="0"/>
                 <w:i w:val="0"/>
                 <w:color w:val="000000"/>
-                <w:sz w:val="16"/>
+                <w:sz w:val="13"/>
               </w:rPr>
-              <w:t>0.6820</w:t>
-            </w:r>
-          </w:p>
-          <w:p>
-            <w:pPr>
-              <w:autoSpaceDN w:val="0"/>
-              <w:autoSpaceDE w:val="0"/>
-              <w:widowControl/>
-              <w:spacing w:line="160" w:lineRule="exact" w:before="0" w:after="0"/>
-              <w:ind w:left="0" w:right="0" w:firstLine="0"/>
-              <w:jc w:val="center"/>
-            </w:pPr>
-            <w:r>
-              <w:rPr>
-                <w:rFonts w:ascii="LMRoman8" w:hAnsi="LMRoman8" w:eastAsia="LMRoman8"/>
-                <w:b w:val="0"/>
-                <w:i w:val="0"/>
-                <w:color w:val="000000"/>
-                <w:sz w:val="16"/>
-              </w:rPr>
-              <w:t>0.6950</w:t>
+              <w:t>0.8435</w:t>
             </w:r>
           </w:p>
         </w:tc>
         <w:tc>
           <w:tcPr>
-            <w:tcW w:type="dxa" w:w="4340"/>
-            <w:gridSpan w:val="2"/>
+            <w:tcW w:type="dxa" w:w="700"/>
             <w:vMerge w:val="restart"/>
             <w:tcBorders/>
             <w:tcMar>
               <w:start w:w="0" w:type="dxa"/>
               <w:end w:w="0" w:type="dxa"/>
             </w:tcMar>
+            <w:tcMar>
+              <w:start w:w="0" w:type="dxa"/>
+              <w:end w:w="0" w:type="dxa"/>
+            </w:tcMar>
+          </w:tcPr>
+          <w:p>
+            <w:pPr>
+              <w:autoSpaceDN w:val="0"/>
+              <w:autoSpaceDE w:val="0"/>
+              <w:widowControl/>
+              <w:spacing w:line="134" w:lineRule="exact" w:before="8" w:after="0"/>
+              <w:ind w:left="0" w:right="0" w:firstLine="0"/>
+              <w:jc w:val="center"/>
+            </w:pPr>
+            <w:r>
+              <w:rPr>
+                <w:w w:val="101.88255310058594"/>
+                <w:rFonts w:ascii="LMRoman8" w:hAnsi="LMRoman8" w:eastAsia="LMRoman8"/>
+                <w:b w:val="0"/>
+                <w:i w:val="0"/>
+                <w:color w:val="000000"/>
+                <w:sz w:val="13"/>
+              </w:rPr>
+              <w:t>0.7025</w:t>
+            </w:r>
+          </w:p>
+        </w:tc>
+        <w:tc>
+          <w:tcPr>
+            <w:tcW w:type="dxa" w:w="654"/>
+            <w:vMerge w:val="restart"/>
+            <w:tcBorders/>
+            <w:tcMar>
+              <w:start w:w="0" w:type="dxa"/>
+              <w:end w:w="0" w:type="dxa"/>
+            </w:tcMar>
+            <w:tcMar>
+              <w:start w:w="0" w:type="dxa"/>
+              <w:end w:w="0" w:type="dxa"/>
+            </w:tcMar>
+          </w:tcPr>
+          <w:p>
+            <w:pPr>
+              <w:autoSpaceDN w:val="0"/>
+              <w:autoSpaceDE w:val="0"/>
+              <w:widowControl/>
+              <w:spacing w:line="134" w:lineRule="exact" w:before="8" w:after="0"/>
+              <w:ind w:left="0" w:right="0" w:firstLine="0"/>
+              <w:jc w:val="center"/>
+            </w:pPr>
+            <w:r>
+              <w:rPr>
+                <w:w w:val="101.88255310058594"/>
+                <w:rFonts w:ascii="LMRoman8" w:hAnsi="LMRoman8" w:eastAsia="LMRoman8"/>
+                <w:b w:val="0"/>
+                <w:i w:val="0"/>
+                <w:color w:val="000000"/>
+                <w:sz w:val="13"/>
+              </w:rPr>
+              <w:t>0.6920</w:t>
+            </w:r>
+          </w:p>
+        </w:tc>
+        <w:tc>
+          <w:tcPr>
+            <w:tcW w:type="dxa" w:w="3861"/>
+            <w:gridSpan w:val="3"/>
+            <w:vMerge/>
+            <w:tcBorders/>
+          </w:tcPr>
+          <w:p/>
+        </w:tc>
+      </w:tr>
+      <w:tr>
+        <w:trPr>
+          <w:trHeight w:hRule="exact" w:val="64"/>
+        </w:trPr>
+        <w:tc>
+          <w:tcPr>
+            <w:tcW w:type="dxa" w:w="1287"/>
+            <w:vMerge/>
+            <w:tcBorders/>
+          </w:tcPr>
+          <w:p/>
+        </w:tc>
+        <w:tc>
+          <w:tcPr>
+            <w:tcW w:type="dxa" w:w="1287"/>
+            <w:vMerge/>
+            <w:tcBorders/>
+          </w:tcPr>
+          <w:p/>
+        </w:tc>
+        <w:tc>
+          <w:tcPr>
+            <w:tcW w:type="dxa" w:w="1287"/>
+            <w:vMerge/>
+            <w:tcBorders/>
+          </w:tcPr>
+          <w:p/>
+        </w:tc>
+        <w:tc>
+          <w:tcPr>
+            <w:tcW w:type="dxa" w:w="1287"/>
+            <w:vMerge/>
+            <w:tcBorders/>
+          </w:tcPr>
+          <w:p/>
+        </w:tc>
+        <w:tc>
+          <w:tcPr>
+            <w:tcW w:type="dxa" w:w="1287"/>
+            <w:vMerge/>
+            <w:tcBorders/>
+          </w:tcPr>
+          <w:p/>
+        </w:tc>
+        <w:tc>
+          <w:tcPr>
+            <w:tcW w:type="dxa" w:w="966"/>
+            <w:vMerge w:val="restart"/>
+            <w:tcBorders>
+              <w:bottom w:sz="3.311382532119751" w:val="single" w:color="#000000"/>
+            </w:tcBorders>
             <w:tcMar>
               <w:start w:w="0" w:type="dxa"/>
               <w:end w:w="0" w:type="dxa"/>
@@ -17215,9 +16913,9 @@
               <w:autoSpaceDN w:val="0"/>
               <w:autoSpaceDE w:val="0"/>
               <w:widowControl/>
-              <w:spacing w:line="200" w:lineRule="exact" w:before="60" w:after="0"/>
-              <w:ind w:left="0" w:right="0" w:firstLine="0"/>
-              <w:jc w:val="center"/>
+              <w:spacing w:line="200" w:lineRule="exact" w:before="198" w:after="0"/>
+              <w:ind w:left="0" w:right="186" w:firstLine="0"/>
+              <w:jc w:val="right"/>
             </w:pPr>
             <w:r>
               <w:rPr>
@@ -17227,22 +16925,17 @@
                 <w:color w:val="000000"/>
                 <w:sz w:val="20"/>
               </w:rPr>
-              <w:t>Validación Estadística de Significancia (Wilcoxon)</w:t>
+              <w:t>IV-D.</w:t>
             </w:r>
           </w:p>
         </w:tc>
-      </w:tr>
-      <w:tr>
-        <w:trPr>
-          <w:trHeight w:hRule="exact" w:val="160"/>
-        </w:trPr>
         <w:tc>
           <w:tcPr>
-            <w:tcW w:type="dxa" w:w="2428"/>
-            <w:gridSpan w:val="3"/>
+            <w:tcW w:type="dxa" w:w="4340"/>
+            <w:gridSpan w:val="2"/>
             <w:vMerge w:val="restart"/>
             <w:tcBorders>
-              <w:bottom w:sz="3.9852960109710693" w:val="single" w:color="#000000"/>
+              <w:bottom w:sz="3.311382532119751" w:val="single" w:color="#000000"/>
             </w:tcBorders>
             <w:tcMar>
               <w:start w:w="0" w:type="dxa"/>
@@ -17274,53 +16967,31 @@
               <w:autoSpaceDN w:val="0"/>
               <w:autoSpaceDE w:val="0"/>
               <w:widowControl/>
-              <w:spacing w:line="160" w:lineRule="exact" w:before="14" w:after="0"/>
-              <w:ind w:left="126" w:right="0" w:firstLine="0"/>
-              <w:jc w:val="left"/>
+              <w:spacing w:line="200" w:lineRule="exact" w:before="198" w:after="0"/>
+              <w:ind w:left="0" w:right="0" w:firstLine="0"/>
+              <w:jc w:val="center"/>
             </w:pPr>
             <w:r>
               <w:rPr>
-                <w:rFonts w:ascii="LMRoman8" w:hAnsi="LMRoman8" w:eastAsia="LMRoman8"/>
+                <w:rFonts w:ascii="LMRoman10" w:hAnsi="LMRoman10" w:eastAsia="LMRoman10"/>
                 <w:b w:val="0"/>
                 <w:i w:val="0"/>
                 <w:color w:val="000000"/>
-                <w:sz w:val="16"/>
+                <w:sz w:val="20"/>
               </w:rPr>
-              <w:t>XGBoost</w:t>
-            </w:r>
-            <w:r>
-              <w:rPr>
-                <w:rFonts w:ascii="LMRoman8" w:hAnsi="LMRoman8" w:eastAsia="LMRoman8"/>
-                <w:b w:val="0"/>
-                <w:i w:val="0"/>
-                <w:color w:val="000000"/>
-                <w:sz w:val="16"/>
-              </w:rPr>
-              <w:t>+</w:t>
-            </w:r>
-            <w:r>
-              <w:rPr>
-                <w:rFonts w:ascii="LMRoman8" w:hAnsi="LMRoman8" w:eastAsia="LMRoman8"/>
-                <w:b w:val="0"/>
-                <w:i w:val="0"/>
-                <w:color w:val="000000"/>
-                <w:sz w:val="16"/>
-              </w:rPr>
-              <w:t>Borderline</w:t>
+              <w:t>Validación Estadística de Significancia (Wilcoxon)</w:t>
             </w:r>
           </w:p>
         </w:tc>
+      </w:tr>
+      <w:tr>
+        <w:trPr>
+          <w:trHeight w:hRule="exact" w:val="148"/>
+        </w:trPr>
         <w:tc>
           <w:tcPr>
-            <w:tcW w:type="dxa" w:w="960"/>
-            <w:vMerge w:val="restart"/>
-            <w:tcBorders>
-              <w:bottom w:sz="3.9852960109710693" w:val="single" w:color="#000000"/>
-            </w:tcBorders>
-            <w:tcMar>
-              <w:start w:w="0" w:type="dxa"/>
-              <w:end w:w="0" w:type="dxa"/>
-            </w:tcMar>
+            <w:tcW w:type="dxa" w:w="1956"/>
+            <w:tcBorders/>
             <w:tcMar>
               <w:start w:w="0" w:type="dxa"/>
               <w:end w:w="0" w:type="dxa"/>
@@ -17331,33 +17002,49 @@
               <w:autoSpaceDN w:val="0"/>
               <w:autoSpaceDE w:val="0"/>
               <w:widowControl/>
-              <w:spacing w:line="160" w:lineRule="exact" w:before="14" w:after="0"/>
-              <w:ind w:left="0" w:right="0" w:firstLine="0"/>
-              <w:jc w:val="center"/>
+              <w:spacing w:line="132" w:lineRule="exact" w:before="8" w:after="0"/>
+              <w:ind w:left="104" w:right="0" w:firstLine="0"/>
+              <w:jc w:val="left"/>
             </w:pPr>
             <w:r>
               <w:rPr>
+                <w:w w:val="101.88255310058594"/>
                 <w:rFonts w:ascii="LMRoman8" w:hAnsi="LMRoman8" w:eastAsia="LMRoman8"/>
                 <w:b w:val="0"/>
                 <w:i w:val="0"/>
                 <w:color w:val="000000"/>
-                <w:sz w:val="16"/>
+                <w:sz w:val="13"/>
               </w:rPr>
-              <w:t>0.6995</w:t>
+              <w:t>RF</w:t>
+            </w:r>
+            <w:r>
+              <w:rPr>
+                <w:w w:val="101.88255310058594"/>
+                <w:rFonts w:ascii="LMRoman8" w:hAnsi="LMRoman8" w:eastAsia="LMRoman8"/>
+                <w:b w:val="0"/>
+                <w:i w:val="0"/>
+                <w:color w:val="000000"/>
+                <w:sz w:val="13"/>
+              </w:rPr>
+              <w:t>+</w:t>
+            </w:r>
+            <w:r>
+              <w:rPr>
+                <w:w w:val="101.88255310058594"/>
+                <w:rFonts w:ascii="LMRoman8" w:hAnsi="LMRoman8" w:eastAsia="LMRoman8"/>
+                <w:b w:val="0"/>
+                <w:i w:val="0"/>
+                <w:color w:val="000000"/>
+                <w:sz w:val="13"/>
+              </w:rPr>
+              <w:t>Borderline-SMOTE</w:t>
             </w:r>
           </w:p>
         </w:tc>
         <w:tc>
           <w:tcPr>
-            <w:tcW w:type="dxa" w:w="920"/>
-            <w:vMerge w:val="restart"/>
-            <w:tcBorders>
-              <w:bottom w:sz="3.9852960109710693" w:val="single" w:color="#000000"/>
-            </w:tcBorders>
-            <w:tcMar>
-              <w:start w:w="0" w:type="dxa"/>
-              <w:end w:w="0" w:type="dxa"/>
-            </w:tcMar>
+            <w:tcW w:type="dxa" w:w="840"/>
+            <w:tcBorders/>
             <w:tcMar>
               <w:start w:w="0" w:type="dxa"/>
               <w:end w:w="0" w:type="dxa"/>
@@ -17368,33 +17055,27 @@
               <w:autoSpaceDN w:val="0"/>
               <w:autoSpaceDE w:val="0"/>
               <w:widowControl/>
-              <w:spacing w:line="160" w:lineRule="exact" w:before="14" w:after="0"/>
-              <w:ind w:left="0" w:right="0" w:firstLine="0"/>
-              <w:jc w:val="center"/>
+              <w:spacing w:line="132" w:lineRule="exact" w:before="8" w:after="0"/>
+              <w:ind w:left="0" w:right="182" w:firstLine="0"/>
+              <w:jc w:val="right"/>
             </w:pPr>
             <w:r>
               <w:rPr>
+                <w:w w:val="101.88255310058594"/>
                 <w:rFonts w:ascii="LMRoman8" w:hAnsi="LMRoman8" w:eastAsia="LMRoman8"/>
                 <w:b w:val="0"/>
                 <w:i w:val="0"/>
                 <w:color w:val="000000"/>
-                <w:sz w:val="16"/>
+                <w:sz w:val="13"/>
               </w:rPr>
-              <w:t>0.8460</w:t>
+              <w:t>0.6850</w:t>
             </w:r>
           </w:p>
         </w:tc>
         <w:tc>
           <w:tcPr>
-            <w:tcW w:type="dxa" w:w="860"/>
-            <w:vMerge w:val="restart"/>
-            <w:tcBorders>
-              <w:bottom w:sz="3.9852960109710693" w:val="single" w:color="#000000"/>
-            </w:tcBorders>
-            <w:tcMar>
-              <w:start w:w="0" w:type="dxa"/>
-              <w:end w:w="0" w:type="dxa"/>
-            </w:tcMar>
+            <w:tcW w:type="dxa" w:w="780"/>
+            <w:tcBorders/>
             <w:tcMar>
               <w:start w:w="0" w:type="dxa"/>
               <w:end w:w="0" w:type="dxa"/>
@@ -17405,111 +17086,27 @@
               <w:autoSpaceDN w:val="0"/>
               <w:autoSpaceDE w:val="0"/>
               <w:widowControl/>
-              <w:spacing w:line="160" w:lineRule="exact" w:before="14" w:after="0"/>
+              <w:spacing w:line="132" w:lineRule="exact" w:before="8" w:after="0"/>
               <w:ind w:left="0" w:right="0" w:firstLine="0"/>
               <w:jc w:val="center"/>
             </w:pPr>
             <w:r>
               <w:rPr>
+                <w:w w:val="101.88255310058594"/>
                 <w:rFonts w:ascii="LMRoman8" w:hAnsi="LMRoman8" w:eastAsia="LMRoman8"/>
                 <w:b w:val="0"/>
                 <w:i w:val="0"/>
                 <w:color w:val="000000"/>
-                <w:sz w:val="16"/>
+                <w:sz w:val="13"/>
               </w:rPr>
-              <w:t>0.7050</w:t>
+              <w:t>0.8290</w:t>
             </w:r>
           </w:p>
         </w:tc>
         <w:tc>
           <w:tcPr>
-            <w:tcW w:type="dxa" w:w="1145"/>
-            <w:vMerge/>
+            <w:tcW w:type="dxa" w:w="700"/>
             <w:tcBorders/>
-          </w:tcPr>
-          <w:p/>
-        </w:tc>
-        <w:tc>
-          <w:tcPr>
-            <w:tcW w:type="dxa" w:w="2290"/>
-            <w:gridSpan w:val="2"/>
-            <w:vMerge/>
-            <w:tcBorders/>
-          </w:tcPr>
-          <w:p/>
-        </w:tc>
-      </w:tr>
-      <w:tr>
-        <w:trPr>
-          <w:trHeight w:hRule="exact" w:val="76"/>
-        </w:trPr>
-        <w:tc>
-          <w:tcPr>
-            <w:tcW w:type="dxa" w:w="3435"/>
-            <w:gridSpan w:val="3"/>
-            <w:vMerge/>
-            <w:tcBorders>
-              <w:bottom w:sz="3.9852960109710693" w:val="single" w:color="#000000"/>
-            </w:tcBorders>
-          </w:tcPr>
-          <w:p/>
-        </w:tc>
-        <w:tc>
-          <w:tcPr>
-            <w:tcW w:type="dxa" w:w="1145"/>
-            <w:vMerge/>
-            <w:tcBorders>
-              <w:bottom w:sz="3.9852960109710693" w:val="single" w:color="#000000"/>
-            </w:tcBorders>
-          </w:tcPr>
-          <w:p/>
-        </w:tc>
-        <w:tc>
-          <w:tcPr>
-            <w:tcW w:type="dxa" w:w="1145"/>
-            <w:vMerge/>
-            <w:tcBorders>
-              <w:bottom w:sz="3.9852960109710693" w:val="single" w:color="#000000"/>
-            </w:tcBorders>
-          </w:tcPr>
-          <w:p/>
-        </w:tc>
-        <w:tc>
-          <w:tcPr>
-            <w:tcW w:type="dxa" w:w="1145"/>
-            <w:vMerge/>
-            <w:tcBorders>
-              <w:bottom w:sz="3.9852960109710693" w:val="single" w:color="#000000"/>
-            </w:tcBorders>
-          </w:tcPr>
-          <w:p/>
-        </w:tc>
-        <w:tc>
-          <w:tcPr>
-            <w:tcW w:type="dxa" w:w="5120"/>
-            <w:gridSpan w:val="3"/>
-            <w:vMerge w:val="restart"/>
-            <w:tcBorders/>
-            <w:tcMar>
-              <w:start w:w="0" w:type="dxa"/>
-              <w:end w:w="0" w:type="dxa"/>
-            </w:tcMar>
-            <w:tcMar>
-              <w:start w:w="0" w:type="dxa"/>
-              <w:end w:w="0" w:type="dxa"/>
-            </w:tcMar>
-            <w:tcMar>
-              <w:start w:w="0" w:type="dxa"/>
-              <w:end w:w="0" w:type="dxa"/>
-            </w:tcMar>
-            <w:tcMar>
-              <w:start w:w="0" w:type="dxa"/>
-              <w:end w:w="0" w:type="dxa"/>
-            </w:tcMar>
-            <w:tcMar>
-              <w:start w:w="0" w:type="dxa"/>
-              <w:end w:w="0" w:type="dxa"/>
-            </w:tcMar>
             <w:tcMar>
               <w:start w:w="0" w:type="dxa"/>
               <w:end w:w="0" w:type="dxa"/>
@@ -17520,212 +17117,27 @@
               <w:autoSpaceDN w:val="0"/>
               <w:autoSpaceDE w:val="0"/>
               <w:widowControl/>
-              <w:spacing w:line="174" w:lineRule="exact" w:before="0" w:after="0"/>
-              <w:ind w:left="174" w:right="0" w:firstLine="0"/>
-              <w:jc w:val="left"/>
+              <w:spacing w:line="132" w:lineRule="exact" w:before="8" w:after="0"/>
+              <w:ind w:left="0" w:right="0" w:firstLine="0"/>
+              <w:jc w:val="center"/>
             </w:pPr>
             <w:r>
               <w:rPr>
+                <w:w w:val="101.88255310058594"/>
                 <w:rFonts w:ascii="LMRoman8" w:hAnsi="LMRoman8" w:eastAsia="LMRoman8"/>
                 <w:b w:val="0"/>
                 <w:i w:val="0"/>
                 <w:color w:val="000000"/>
-                <w:sz w:val="16"/>
+                <w:sz w:val="13"/>
               </w:rPr>
-              <w:t xml:space="preserve">0.6980 </w:t>
-            </w:r>
-            <w:r>
-              <w:rPr>
-                <w:rFonts w:ascii="LMRoman10" w:hAnsi="LMRoman10" w:eastAsia="LMRoman10"/>
-                <w:b w:val="0"/>
-                <w:i w:val="0"/>
-                <w:color w:val="000000"/>
-                <w:sz w:val="20"/>
-              </w:rPr>
-              <w:t>Para verificar</w:t>
-            </w:r>
-            <w:r>
-              <w:rPr>
-                <w:rFonts w:ascii="LMRoman10" w:hAnsi="LMRoman10" w:eastAsia="LMRoman10"/>
-                <w:b w:val="0"/>
-                <w:i w:val="0"/>
-                <w:color w:val="000000"/>
-                <w:sz w:val="20"/>
-              </w:rPr>
-              <w:t>si</w:t>
-            </w:r>
-            <w:r>
-              <w:rPr>
-                <w:rFonts w:ascii="LMRoman10" w:hAnsi="LMRoman10" w:eastAsia="LMRoman10"/>
-                <w:b w:val="0"/>
-                <w:i w:val="0"/>
-                <w:color w:val="000000"/>
-                <w:sz w:val="20"/>
-              </w:rPr>
-              <w:t>las</w:t>
-            </w:r>
-            <w:r>
-              <w:rPr>
-                <w:rFonts w:ascii="LMRoman10" w:hAnsi="LMRoman10" w:eastAsia="LMRoman10"/>
-                <w:b w:val="0"/>
-                <w:i w:val="0"/>
-                <w:color w:val="000000"/>
-                <w:sz w:val="20"/>
-              </w:rPr>
-              <w:t>diferencias</w:t>
-            </w:r>
-            <w:r>
-              <w:rPr>
-                <w:rFonts w:ascii="LMRoman10" w:hAnsi="LMRoman10" w:eastAsia="LMRoman10"/>
-                <w:b w:val="0"/>
-                <w:i w:val="0"/>
-                <w:color w:val="000000"/>
-                <w:sz w:val="20"/>
-              </w:rPr>
-              <w:t>observadas son</w:t>
-            </w:r>
-            <w:r>
-              <w:rPr>
-                <w:rFonts w:ascii="LMRoman10" w:hAnsi="LMRoman10" w:eastAsia="LMRoman10"/>
-                <w:b w:val="0"/>
-                <w:i w:val="0"/>
-                <w:color w:val="000000"/>
-                <w:sz w:val="20"/>
-              </w:rPr>
-              <w:t>estadísti-</w:t>
-            </w:r>
-          </w:p>
-          <w:p>
-            <w:pPr>
-              <w:autoSpaceDN w:val="0"/>
-              <w:autoSpaceDE w:val="0"/>
-              <w:widowControl/>
-              <w:spacing w:line="200" w:lineRule="exact" w:before="0" w:after="0"/>
-              <w:ind w:left="100" w:right="0" w:firstLine="0"/>
-              <w:jc w:val="left"/>
-            </w:pPr>
-            <w:r>
-              <w:rPr>
-                <w:rFonts w:ascii="LMRoman10" w:hAnsi="LMRoman10" w:eastAsia="LMRoman10"/>
-                <w:b w:val="0"/>
-                <w:i w:val="0"/>
-                <w:color w:val="000000"/>
-                <w:sz w:val="20"/>
-              </w:rPr>
-              <w:t>camente</w:t>
-            </w:r>
-            <w:r>
-              <w:rPr>
-                <w:rFonts w:ascii="LMRoman10" w:hAnsi="LMRoman10" w:eastAsia="LMRoman10"/>
-                <w:b w:val="0"/>
-                <w:i w:val="0"/>
-                <w:color w:val="000000"/>
-                <w:sz w:val="20"/>
-              </w:rPr>
-              <w:t>significativas,</w:t>
-            </w:r>
-            <w:r>
-              <w:rPr>
-                <w:rFonts w:ascii="LMRoman10" w:hAnsi="LMRoman10" w:eastAsia="LMRoman10"/>
-                <w:b w:val="0"/>
-                <w:i w:val="0"/>
-                <w:color w:val="000000"/>
-                <w:sz w:val="20"/>
-              </w:rPr>
-              <w:t>se</w:t>
-            </w:r>
-            <w:r>
-              <w:rPr>
-                <w:rFonts w:ascii="LMRoman10" w:hAnsi="LMRoman10" w:eastAsia="LMRoman10"/>
-                <w:b w:val="0"/>
-                <w:i w:val="0"/>
-                <w:color w:val="000000"/>
-                <w:sz w:val="20"/>
-              </w:rPr>
-              <w:t>dividió</w:t>
-            </w:r>
-            <w:r>
-              <w:rPr>
-                <w:rFonts w:ascii="LMRoman10" w:hAnsi="LMRoman10" w:eastAsia="LMRoman10"/>
-                <w:b w:val="0"/>
-                <w:i w:val="0"/>
-                <w:color w:val="000000"/>
-                <w:sz w:val="20"/>
-              </w:rPr>
-              <w:t>el</w:t>
-            </w:r>
-            <w:r>
-              <w:rPr>
-                <w:rFonts w:ascii="LMRoman10" w:hAnsi="LMRoman10" w:eastAsia="LMRoman10"/>
-                <w:b w:val="0"/>
-                <w:i w:val="0"/>
-                <w:color w:val="000000"/>
-                <w:sz w:val="20"/>
-              </w:rPr>
-              <w:t>test</w:t>
-            </w:r>
-            <w:r>
-              <w:rPr>
-                <w:rFonts w:ascii="LMRoman10" w:hAnsi="LMRoman10" w:eastAsia="LMRoman10"/>
-                <w:b w:val="0"/>
-                <w:i w:val="0"/>
-                <w:color w:val="000000"/>
-                <w:sz w:val="20"/>
-              </w:rPr>
-              <w:t>set</w:t>
-            </w:r>
-            <w:r>
-              <w:rPr>
-                <w:rFonts w:ascii="LMRoman10" w:hAnsi="LMRoman10" w:eastAsia="LMRoman10"/>
-                <w:b w:val="0"/>
-                <w:i w:val="0"/>
-                <w:color w:val="000000"/>
-                <w:sz w:val="20"/>
-              </w:rPr>
-              <w:t>en</w:t>
-            </w:r>
-            <w:r>
-              <w:rPr>
-                <w:rFonts w:ascii="LMRoman10" w:hAnsi="LMRoman10" w:eastAsia="LMRoman10"/>
-                <w:b w:val="0"/>
-                <w:i w:val="0"/>
-                <w:color w:val="000000"/>
-                <w:sz w:val="20"/>
-              </w:rPr>
-              <w:t>30</w:t>
-            </w:r>
-            <w:r>
-              <w:rPr>
-                <w:rFonts w:ascii="LMRoman10" w:hAnsi="LMRoman10" w:eastAsia="LMRoman10"/>
-                <w:b w:val="0"/>
-                <w:i w:val="0"/>
-                <w:color w:val="000000"/>
-                <w:sz w:val="20"/>
-              </w:rPr>
-              <w:t>bloques</w:t>
+              <w:t>0.6890</w:t>
             </w:r>
           </w:p>
         </w:tc>
-      </w:tr>
-      <w:tr>
-        <w:trPr>
-          <w:trHeight w:hRule="exact" w:val="358"/>
-        </w:trPr>
         <w:tc>
           <w:tcPr>
-            <w:tcW w:type="dxa" w:w="2428"/>
-            <w:gridSpan w:val="3"/>
-            <w:tcBorders>
-              <w:top w:sz="3.9852960109710693" w:val="single" w:color="#000000"/>
-            </w:tcBorders>
-            <w:tcMar>
-              <w:start w:w="0" w:type="dxa"/>
-              <w:end w:w="0" w:type="dxa"/>
-            </w:tcMar>
-            <w:tcMar>
-              <w:start w:w="0" w:type="dxa"/>
-              <w:end w:w="0" w:type="dxa"/>
-            </w:tcMar>
+            <w:tcW w:type="dxa" w:w="654"/>
+            <w:tcBorders/>
             <w:tcMar>
               <w:start w:w="0" w:type="dxa"/>
               <w:end w:w="0" w:type="dxa"/>
@@ -17736,47 +17148,54 @@
               <w:autoSpaceDN w:val="0"/>
               <w:autoSpaceDE w:val="0"/>
               <w:widowControl/>
-              <w:spacing w:line="158" w:lineRule="exact" w:before="54" w:after="0"/>
+              <w:spacing w:line="132" w:lineRule="exact" w:before="8" w:after="0"/>
               <w:ind w:left="0" w:right="0" w:firstLine="0"/>
               <w:jc w:val="center"/>
             </w:pPr>
             <w:r>
               <w:rPr>
+                <w:w w:val="101.88255310058594"/>
                 <w:rFonts w:ascii="LMRoman8" w:hAnsi="LMRoman8" w:eastAsia="LMRoman8"/>
                 <w:b w:val="0"/>
                 <w:i w:val="0"/>
                 <w:color w:val="000000"/>
-                <w:sz w:val="16"/>
+                <w:sz w:val="13"/>
               </w:rPr>
-              <w:t>Stacking</w:t>
-            </w:r>
-            <w:r>
-              <w:rPr>
-                <w:rFonts w:ascii="LMRoman8" w:hAnsi="LMRoman8" w:eastAsia="LMRoman8"/>
-                <w:b w:val="0"/>
-                <w:i w:val="0"/>
-                <w:color w:val="000000"/>
-                <w:sz w:val="16"/>
-              </w:rPr>
-              <w:t>Híbrido</w:t>
-            </w:r>
-            <w:r>
-              <w:rPr>
-                <w:rFonts w:ascii="LMRoman8" w:hAnsi="LMRoman8" w:eastAsia="LMRoman8"/>
-                <w:b w:val="0"/>
-                <w:i w:val="0"/>
-                <w:color w:val="000000"/>
-                <w:sz w:val="16"/>
-              </w:rPr>
-              <w:t>(Propuesto)</w:t>
+              <w:t>0.6820</w:t>
             </w:r>
           </w:p>
         </w:tc>
         <w:tc>
           <w:tcPr>
-            <w:tcW w:type="dxa" w:w="960"/>
+            <w:tcW w:type="dxa" w:w="1287"/>
+            <w:vMerge/>
             <w:tcBorders>
-              <w:top w:sz="3.9852960109710693" w:val="single" w:color="#000000"/>
+              <w:bottom w:sz="3.311382532119751" w:val="single" w:color="#000000"/>
+            </w:tcBorders>
+          </w:tcPr>
+          <w:p/>
+        </w:tc>
+        <w:tc>
+          <w:tcPr>
+            <w:tcW w:type="dxa" w:w="2574"/>
+            <w:gridSpan w:val="2"/>
+            <w:vMerge/>
+            <w:tcBorders>
+              <w:bottom w:sz="3.311382532119751" w:val="single" w:color="#000000"/>
+            </w:tcBorders>
+          </w:tcPr>
+          <w:p/>
+        </w:tc>
+      </w:tr>
+      <w:tr>
+        <w:trPr>
+          <w:trHeight w:hRule="exact" w:val="174"/>
+        </w:trPr>
+        <w:tc>
+          <w:tcPr>
+            <w:tcW w:type="dxa" w:w="1956"/>
+            <w:tcBorders>
+              <w:bottom w:sz="3.311382532119751" w:val="single" w:color="#000000"/>
             </w:tcBorders>
             <w:tcMar>
               <w:start w:w="0" w:type="dxa"/>
@@ -17788,27 +17207,50 @@
               <w:autoSpaceDN w:val="0"/>
               <w:autoSpaceDE w:val="0"/>
               <w:widowControl/>
-              <w:spacing w:line="158" w:lineRule="exact" w:before="54" w:after="0"/>
-              <w:ind w:left="0" w:right="0" w:firstLine="0"/>
-              <w:jc w:val="center"/>
+              <w:spacing w:line="134" w:lineRule="exact" w:before="8" w:after="0"/>
+              <w:ind w:left="104" w:right="0" w:firstLine="0"/>
+              <w:jc w:val="left"/>
             </w:pPr>
             <w:r>
               <w:rPr>
+                <w:w w:val="101.88255310058594"/>
                 <w:rFonts w:ascii="LMRoman8" w:hAnsi="LMRoman8" w:eastAsia="LMRoman8"/>
                 <w:b w:val="0"/>
                 <w:i w:val="0"/>
                 <w:color w:val="000000"/>
-                <w:sz w:val="16"/>
+                <w:sz w:val="13"/>
               </w:rPr>
-              <w:t>0.7018</w:t>
+              <w:t>XGBoost</w:t>
+            </w:r>
+            <w:r>
+              <w:rPr>
+                <w:w w:val="101.88255310058594"/>
+                <w:rFonts w:ascii="LMRoman8" w:hAnsi="LMRoman8" w:eastAsia="LMRoman8"/>
+                <w:b w:val="0"/>
+                <w:i w:val="0"/>
+                <w:color w:val="000000"/>
+                <w:sz w:val="13"/>
+              </w:rPr>
+              <w:t>+</w:t>
+            </w:r>
+            <w:r>
+              <w:rPr>
+                <w:w w:val="101.88255310058594"/>
+                <w:rFonts w:ascii="LMRoman8" w:hAnsi="LMRoman8" w:eastAsia="LMRoman8"/>
+                <w:b w:val="0"/>
+                <w:i w:val="0"/>
+                <w:color w:val="000000"/>
+                <w:sz w:val="13"/>
+              </w:rPr>
+              <w:t>Borderline</w:t>
             </w:r>
           </w:p>
         </w:tc>
         <w:tc>
           <w:tcPr>
-            <w:tcW w:type="dxa" w:w="920"/>
+            <w:tcW w:type="dxa" w:w="840"/>
             <w:tcBorders>
-              <w:top w:sz="3.9852960109710693" w:val="single" w:color="#000000"/>
+              <w:bottom w:sz="3.311382532119751" w:val="single" w:color="#000000"/>
             </w:tcBorders>
             <w:tcMar>
               <w:start w:w="0" w:type="dxa"/>
@@ -17820,27 +17262,28 @@
               <w:autoSpaceDN w:val="0"/>
               <w:autoSpaceDE w:val="0"/>
               <w:widowControl/>
-              <w:spacing w:line="158" w:lineRule="exact" w:before="54" w:after="0"/>
-              <w:ind w:left="0" w:right="0" w:firstLine="0"/>
-              <w:jc w:val="center"/>
+              <w:spacing w:line="134" w:lineRule="exact" w:before="8" w:after="0"/>
+              <w:ind w:left="0" w:right="182" w:firstLine="0"/>
+              <w:jc w:val="right"/>
             </w:pPr>
             <w:r>
               <w:rPr>
+                <w:w w:val="101.88255310058594"/>
                 <w:rFonts w:ascii="LMRoman8" w:hAnsi="LMRoman8" w:eastAsia="LMRoman8"/>
                 <w:b w:val="0"/>
                 <w:i w:val="0"/>
                 <w:color w:val="000000"/>
-                <w:sz w:val="16"/>
+                <w:sz w:val="13"/>
               </w:rPr>
-              <w:t>0.8485</w:t>
+              <w:t>0.6995</w:t>
             </w:r>
           </w:p>
         </w:tc>
         <w:tc>
           <w:tcPr>
-            <w:tcW w:type="dxa" w:w="860"/>
+            <w:tcW w:type="dxa" w:w="780"/>
             <w:tcBorders>
-              <w:top w:sz="3.9852960109710693" w:val="single" w:color="#000000"/>
+              <w:bottom w:sz="3.311382532119751" w:val="single" w:color="#000000"/>
             </w:tcBorders>
             <w:tcMar>
               <w:start w:w="0" w:type="dxa"/>
@@ -17852,28 +17295,107 @@
               <w:autoSpaceDN w:val="0"/>
               <w:autoSpaceDE w:val="0"/>
               <w:widowControl/>
-              <w:spacing w:line="158" w:lineRule="exact" w:before="54" w:after="0"/>
+              <w:spacing w:line="134" w:lineRule="exact" w:before="8" w:after="0"/>
               <w:ind w:left="0" w:right="0" w:firstLine="0"/>
               <w:jc w:val="center"/>
             </w:pPr>
             <w:r>
               <w:rPr>
+                <w:w w:val="101.88255310058594"/>
                 <w:rFonts w:ascii="LMRoman8" w:hAnsi="LMRoman8" w:eastAsia="LMRoman8"/>
                 <w:b w:val="0"/>
                 <w:i w:val="0"/>
                 <w:color w:val="000000"/>
-                <w:sz w:val="16"/>
+                <w:sz w:val="13"/>
               </w:rPr>
-              <w:t>0.7075</w:t>
+              <w:t>0.8460</w:t>
             </w:r>
           </w:p>
         </w:tc>
         <w:tc>
           <w:tcPr>
-            <w:tcW w:type="dxa" w:w="3435"/>
-            <w:gridSpan w:val="3"/>
+            <w:tcW w:type="dxa" w:w="700"/>
+            <w:tcBorders>
+              <w:bottom w:sz="3.311382532119751" w:val="single" w:color="#000000"/>
+            </w:tcBorders>
+            <w:tcMar>
+              <w:start w:w="0" w:type="dxa"/>
+              <w:end w:w="0" w:type="dxa"/>
+            </w:tcMar>
+          </w:tcPr>
+          <w:p>
+            <w:pPr>
+              <w:autoSpaceDN w:val="0"/>
+              <w:autoSpaceDE w:val="0"/>
+              <w:widowControl/>
+              <w:spacing w:line="134" w:lineRule="exact" w:before="8" w:after="0"/>
+              <w:ind w:left="0" w:right="0" w:firstLine="0"/>
+              <w:jc w:val="center"/>
+            </w:pPr>
+            <w:r>
+              <w:rPr>
+                <w:w w:val="101.88255310058594"/>
+                <w:rFonts w:ascii="LMRoman8" w:hAnsi="LMRoman8" w:eastAsia="LMRoman8"/>
+                <w:b w:val="0"/>
+                <w:i w:val="0"/>
+                <w:color w:val="000000"/>
+                <w:sz w:val="13"/>
+              </w:rPr>
+              <w:t>0.7050</w:t>
+            </w:r>
+          </w:p>
+        </w:tc>
+        <w:tc>
+          <w:tcPr>
+            <w:tcW w:type="dxa" w:w="654"/>
+            <w:tcBorders>
+              <w:bottom w:sz="3.311382532119751" w:val="single" w:color="#000000"/>
+            </w:tcBorders>
+            <w:tcMar>
+              <w:start w:w="0" w:type="dxa"/>
+              <w:end w:w="0" w:type="dxa"/>
+            </w:tcMar>
+          </w:tcPr>
+          <w:p>
+            <w:pPr>
+              <w:autoSpaceDN w:val="0"/>
+              <w:autoSpaceDE w:val="0"/>
+              <w:widowControl/>
+              <w:spacing w:line="134" w:lineRule="exact" w:before="8" w:after="0"/>
+              <w:ind w:left="0" w:right="0" w:firstLine="0"/>
+              <w:jc w:val="center"/>
+            </w:pPr>
+            <w:r>
+              <w:rPr>
+                <w:w w:val="101.88255310058594"/>
+                <w:rFonts w:ascii="LMRoman8" w:hAnsi="LMRoman8" w:eastAsia="LMRoman8"/>
+                <w:b w:val="0"/>
+                <w:i w:val="0"/>
+                <w:color w:val="000000"/>
+                <w:sz w:val="13"/>
+              </w:rPr>
+              <w:t>0.6950</w:t>
+            </w:r>
+          </w:p>
+        </w:tc>
+        <w:tc>
+          <w:tcPr>
+            <w:tcW w:type="dxa" w:w="1287"/>
             <w:vMerge/>
-            <w:tcBorders/>
+            <w:tcBorders>
+              <w:bottom w:sz="3.311382532119751" w:val="single" w:color="#000000"/>
+            </w:tcBorders>
+          </w:tcPr>
+          <w:p/>
+        </w:tc>
+        <w:tc>
+          <w:tcPr>
+            <w:tcW w:type="dxa" w:w="2574"/>
+            <w:gridSpan w:val="2"/>
+            <w:vMerge/>
+            <w:tcBorders>
+              <w:bottom w:sz="3.311382532119751" w:val="single" w:color="#000000"/>
+            </w:tcBorders>
           </w:tcPr>
           <w:p/>
         </w:tc>
@@ -17884,450 +17406,658 @@
         <w:autoSpaceDN w:val="0"/>
         <w:autoSpaceDE w:val="0"/>
         <w:widowControl/>
-        <w:spacing w:line="14" w:lineRule="exact" w:before="0" w:after="222"/>
+        <w:spacing w:line="14" w:lineRule="exact" w:before="0" w:after="44"/>
         <w:ind w:left="0" w:right="0"/>
       </w:pPr>
     </w:p>
     <w:p>
       <w:pPr>
         <w:sectPr>
+          <w:type w:val="continuous"/>
           <w:pgSz w:w="12240" w:h="15840"/>
-          <w:pgMar w:top="506" w:right="960" w:bottom="732" w:left="972" w:header="720" w:footer="720" w:gutter="0"/>
+          <w:pgMar w:top="506" w:right="960" w:bottom="732" w:left="980" w:header="720" w:footer="720" w:gutter="0"/>
           <w:cols/>
           <w:docGrid w:linePitch="360"/>
         </w:sectPr>
       </w:pPr>
-    </w:p>
-    <w:p>
-      <w:pPr>
-        <w:autoSpaceDN w:val="0"/>
-        <w:autoSpaceDE w:val="0"/>
-        <w:widowControl/>
-        <w:spacing w:line="232" w:lineRule="exact" w:before="0" w:after="200"/>
-        <w:ind w:left="8" w:right="120" w:firstLine="198"/>
-        <w:jc w:val="both"/>
-      </w:pPr>
-      <w:r>
-        <w:rPr>
-          <w:rFonts w:ascii="LMRoman10" w:hAnsi="LMRoman10" w:eastAsia="LMRoman10"/>
-          <w:b w:val="0"/>
-          <w:i w:val="0"/>
-          <w:color w:val="000000"/>
-          <w:sz w:val="20"/>
-        </w:rPr>
-        <w:t>Como</w:t>
-      </w:r>
-      <w:r>
-        <w:rPr>
-          <w:rFonts w:ascii="LMRoman10" w:hAnsi="LMRoman10" w:eastAsia="LMRoman10"/>
-          <w:b w:val="0"/>
-          <w:i w:val="0"/>
-          <w:color w:val="000000"/>
-          <w:sz w:val="20"/>
-        </w:rPr>
-        <w:t>se</w:t>
-      </w:r>
-      <w:r>
-        <w:rPr>
-          <w:rFonts w:ascii="LMRoman10" w:hAnsi="LMRoman10" w:eastAsia="LMRoman10"/>
-          <w:b w:val="0"/>
-          <w:i w:val="0"/>
-          <w:color w:val="000000"/>
-          <w:sz w:val="20"/>
-        </w:rPr>
-        <w:t>observa</w:t>
-      </w:r>
-      <w:r>
-        <w:rPr>
-          <w:rFonts w:ascii="LMRoman10" w:hAnsi="LMRoman10" w:eastAsia="LMRoman10"/>
-          <w:b w:val="0"/>
-          <w:i w:val="0"/>
-          <w:color w:val="000000"/>
-          <w:sz w:val="20"/>
-        </w:rPr>
-        <w:t>en</w:t>
-      </w:r>
-      <w:r>
-        <w:rPr>
-          <w:rFonts w:ascii="LMRoman10" w:hAnsi="LMRoman10" w:eastAsia="LMRoman10"/>
-          <w:b w:val="0"/>
-          <w:i w:val="0"/>
-          <w:color w:val="000000"/>
-          <w:sz w:val="20"/>
-        </w:rPr>
-        <w:t>la</w:t>
-      </w:r>
-      <w:r>
-        <w:rPr>
-          <w:rFonts w:ascii="LMRoman10" w:hAnsi="LMRoman10" w:eastAsia="LMRoman10"/>
-          <w:b w:val="0"/>
-          <w:i w:val="0"/>
-          <w:color w:val="000000"/>
-          <w:sz w:val="20"/>
-        </w:rPr>
-        <w:t>Tabla</w:t>
-      </w:r>
-      <w:r>
-        <w:rPr>
-          <w:rFonts w:ascii="LMRoman10" w:hAnsi="LMRoman10" w:eastAsia="LMRoman10"/>
-          <w:b w:val="0"/>
-          <w:i w:val="0"/>
-          <w:color w:val="000000"/>
-          <w:sz w:val="20"/>
-        </w:rPr>
-        <w:t>I,</w:t>
-      </w:r>
-      <w:r>
-        <w:rPr>
-          <w:rFonts w:ascii="LMRoman10" w:hAnsi="LMRoman10" w:eastAsia="LMRoman10"/>
-          <w:b w:val="0"/>
-          <w:i w:val="0"/>
-          <w:color w:val="000000"/>
-          <w:sz w:val="20"/>
-        </w:rPr>
-        <w:t>el</w:t>
-      </w:r>
-      <w:r>
-        <w:rPr>
-          <w:rFonts w:ascii="LMRoman10" w:hAnsi="LMRoman10" w:eastAsia="LMRoman10"/>
-          <w:b w:val="0"/>
-          <w:i w:val="0"/>
-          <w:color w:val="000000"/>
-          <w:sz w:val="20"/>
-        </w:rPr>
-        <w:t>Stacking</w:t>
-      </w:r>
-      <w:r>
-        <w:rPr>
-          <w:rFonts w:ascii="LMRoman10" w:hAnsi="LMRoman10" w:eastAsia="LMRoman10"/>
-          <w:b w:val="0"/>
-          <w:i w:val="0"/>
-          <w:color w:val="000000"/>
-          <w:sz w:val="20"/>
-        </w:rPr>
-        <w:t xml:space="preserve">Híbrido </w:t>
-      </w:r>
-      <w:r>
-        <w:rPr>
-          <w:rFonts w:ascii="LMRoman10" w:hAnsi="LMRoman10" w:eastAsia="LMRoman10"/>
-          <w:b w:val="0"/>
-          <w:i w:val="0"/>
-          <w:color w:val="000000"/>
-          <w:sz w:val="20"/>
-        </w:rPr>
-        <w:t>propuesto</w:t>
-      </w:r>
-      <w:r>
-        <w:rPr>
-          <w:rFonts w:ascii="LMRoman10" w:hAnsi="LMRoman10" w:eastAsia="LMRoman10"/>
-          <w:b w:val="0"/>
-          <w:i w:val="0"/>
-          <w:color w:val="000000"/>
-          <w:sz w:val="20"/>
-        </w:rPr>
-        <w:t>obtiene</w:t>
-      </w:r>
-      <w:r>
-        <w:rPr>
-          <w:rFonts w:ascii="LMRoman10" w:hAnsi="LMRoman10" w:eastAsia="LMRoman10"/>
-          <w:b w:val="0"/>
-          <w:i w:val="0"/>
-          <w:color w:val="000000"/>
-          <w:sz w:val="20"/>
-        </w:rPr>
-        <w:t>el</w:t>
-      </w:r>
-      <w:r>
-        <w:rPr>
-          <w:rFonts w:ascii="LMRoman10" w:hAnsi="LMRoman10" w:eastAsia="LMRoman10"/>
-          <w:b w:val="0"/>
-          <w:i w:val="0"/>
-          <w:color w:val="000000"/>
-          <w:sz w:val="20"/>
-        </w:rPr>
-        <w:t>desempeño</w:t>
-      </w:r>
-      <w:r>
-        <w:rPr>
-          <w:rFonts w:ascii="LMRoman10" w:hAnsi="LMRoman10" w:eastAsia="LMRoman10"/>
-          <w:b w:val="0"/>
-          <w:i w:val="0"/>
-          <w:color w:val="000000"/>
-          <w:sz w:val="20"/>
-        </w:rPr>
-        <w:t>superior</w:t>
-      </w:r>
-      <w:r>
-        <w:rPr>
-          <w:rFonts w:ascii="LMRoman10" w:hAnsi="LMRoman10" w:eastAsia="LMRoman10"/>
-          <w:b w:val="0"/>
-          <w:i w:val="0"/>
-          <w:color w:val="000000"/>
-          <w:sz w:val="20"/>
-        </w:rPr>
-        <w:t>absoluto</w:t>
-      </w:r>
-      <w:r>
-        <w:rPr>
-          <w:rFonts w:ascii="LMRoman10" w:hAnsi="LMRoman10" w:eastAsia="LMRoman10"/>
-          <w:b w:val="0"/>
-          <w:i w:val="0"/>
-          <w:color w:val="000000"/>
-          <w:sz w:val="20"/>
-        </w:rPr>
-        <w:t xml:space="preserve">con </w:t>
-      </w:r>
-      <w:r>
-        <w:rPr>
-          <w:rFonts w:ascii="LMRoman10" w:hAnsi="LMRoman10" w:eastAsia="LMRoman10"/>
-          <w:b w:val="0"/>
-          <w:i w:val="0"/>
-          <w:color w:val="000000"/>
-          <w:sz w:val="20"/>
-        </w:rPr>
-        <w:t>un</w:t>
-      </w:r>
-      <w:r>
-        <w:rPr>
-          <w:rFonts w:ascii="LMRoman10" w:hAnsi="LMRoman10" w:eastAsia="LMRoman10"/>
-          <w:b w:val="0"/>
-          <w:i w:val="0"/>
-          <w:color w:val="000000"/>
-          <w:sz w:val="20"/>
-        </w:rPr>
-        <w:t>F1-Macro</w:t>
-      </w:r>
-      <w:r>
-        <w:rPr>
-          <w:rFonts w:ascii="LMRoman10" w:hAnsi="LMRoman10" w:eastAsia="LMRoman10"/>
-          <w:b w:val="0"/>
-          <w:i w:val="0"/>
-          <w:color w:val="000000"/>
-          <w:sz w:val="20"/>
-        </w:rPr>
-        <w:t>del</w:t>
-      </w:r>
-      <w:r>
-        <w:rPr>
-          <w:rFonts w:ascii="LMRoman10" w:hAnsi="LMRoman10" w:eastAsia="LMRoman10"/>
-          <w:b w:val="0"/>
-          <w:i w:val="0"/>
-          <w:color w:val="000000"/>
-          <w:sz w:val="20"/>
-        </w:rPr>
-        <w:t>70.18 %</w:t>
-      </w:r>
-      <w:r>
-        <w:rPr>
-          <w:rFonts w:ascii="LMRoman10" w:hAnsi="LMRoman10" w:eastAsia="LMRoman10"/>
-          <w:b w:val="0"/>
-          <w:i w:val="0"/>
-          <w:color w:val="000000"/>
-          <w:sz w:val="20"/>
-        </w:rPr>
-        <w:t>y</w:t>
-      </w:r>
-      <w:r>
-        <w:rPr>
-          <w:rFonts w:ascii="LMRoman10" w:hAnsi="LMRoman10" w:eastAsia="LMRoman10"/>
-          <w:b w:val="0"/>
-          <w:i w:val="0"/>
-          <w:color w:val="000000"/>
-          <w:sz w:val="20"/>
-        </w:rPr>
-        <w:t>una</w:t>
-      </w:r>
-      <w:r>
-        <w:rPr>
-          <w:rFonts w:ascii="LMRoman10" w:hAnsi="LMRoman10" w:eastAsia="LMRoman10"/>
-          <w:b w:val="0"/>
-          <w:i w:val="0"/>
-          <w:color w:val="000000"/>
-          <w:sz w:val="20"/>
-        </w:rPr>
-        <w:t>Accuracy</w:t>
-      </w:r>
-      <w:r>
-        <w:rPr>
-          <w:rFonts w:ascii="LMRoman10" w:hAnsi="LMRoman10" w:eastAsia="LMRoman10"/>
-          <w:b w:val="0"/>
-          <w:i w:val="0"/>
-          <w:color w:val="000000"/>
-          <w:sz w:val="20"/>
-        </w:rPr>
-        <w:t>del</w:t>
-      </w:r>
-      <w:r>
-        <w:rPr>
-          <w:rFonts w:ascii="LMRoman10" w:hAnsi="LMRoman10" w:eastAsia="LMRoman10"/>
-          <w:b w:val="0"/>
-          <w:i w:val="0"/>
-          <w:color w:val="000000"/>
-          <w:sz w:val="20"/>
-        </w:rPr>
-        <w:t xml:space="preserve">84.85 %, </w:t>
-      </w:r>
-      <w:r>
-        <w:rPr>
-          <w:rFonts w:ascii="LMRoman10" w:hAnsi="LMRoman10" w:eastAsia="LMRoman10"/>
-          <w:b w:val="0"/>
-          <w:i w:val="0"/>
-          <w:color w:val="000000"/>
-          <w:sz w:val="20"/>
-        </w:rPr>
-        <w:t>superando</w:t>
-      </w:r>
-      <w:r>
-        <w:rPr>
-          <w:rFonts w:ascii="LMRoman10" w:hAnsi="LMRoman10" w:eastAsia="LMRoman10"/>
-          <w:b w:val="0"/>
-          <w:i w:val="0"/>
-          <w:color w:val="000000"/>
-          <w:sz w:val="20"/>
-        </w:rPr>
-        <w:t>en</w:t>
-      </w:r>
-      <w:r>
-        <w:rPr>
-          <w:rFonts w:ascii="CMR10" w:hAnsi="CMR10" w:eastAsia="CMR10"/>
-          <w:b w:val="0"/>
-          <w:i w:val="0"/>
-          <w:color w:val="000000"/>
-          <w:sz w:val="20"/>
-        </w:rPr>
-        <w:t>+0</w:t>
-      </w:r>
-      <w:r>
-        <w:rPr>
-          <w:rFonts w:ascii="CMMI10" w:hAnsi="CMMI10" w:eastAsia="CMMI10"/>
-          <w:b w:val="0"/>
-          <w:i/>
-          <w:color w:val="000000"/>
-          <w:sz w:val="20"/>
-        </w:rPr>
-        <w:t>,</w:t>
-      </w:r>
-      <w:r>
-        <w:rPr>
-          <w:rFonts w:ascii="CMR10" w:hAnsi="CMR10" w:eastAsia="CMR10"/>
-          <w:b w:val="0"/>
-          <w:i w:val="0"/>
-          <w:color w:val="000000"/>
-          <w:sz w:val="20"/>
-        </w:rPr>
-        <w:t>58 %</w:t>
-      </w:r>
-      <w:r>
-        <w:rPr>
-          <w:rFonts w:ascii="LMRoman10" w:hAnsi="LMRoman10" w:eastAsia="LMRoman10"/>
-          <w:b w:val="0"/>
-          <w:i w:val="0"/>
-          <w:color w:val="000000"/>
-          <w:sz w:val="20"/>
-        </w:rPr>
-        <w:t>de</w:t>
-      </w:r>
-      <w:r>
-        <w:rPr>
-          <w:rFonts w:ascii="LMRoman10" w:hAnsi="LMRoman10" w:eastAsia="LMRoman10"/>
-          <w:b w:val="0"/>
-          <w:i w:val="0"/>
-          <w:color w:val="000000"/>
-          <w:sz w:val="20"/>
-        </w:rPr>
-        <w:t>F1-Macro</w:t>
-      </w:r>
-      <w:r>
-        <w:rPr>
-          <w:rFonts w:ascii="LMRoman10" w:hAnsi="LMRoman10" w:eastAsia="LMRoman10"/>
-          <w:b w:val="0"/>
-          <w:i w:val="0"/>
-          <w:color w:val="000000"/>
-          <w:sz w:val="20"/>
-        </w:rPr>
-        <w:t>al</w:t>
-      </w:r>
-      <w:r>
-        <w:rPr>
-          <w:rFonts w:ascii="LMRoman10" w:hAnsi="LMRoman10" w:eastAsia="LMRoman10"/>
-          <w:b w:val="0"/>
-          <w:i w:val="0"/>
-          <w:color w:val="000000"/>
-          <w:sz w:val="20"/>
-        </w:rPr>
-        <w:t>mejor</w:t>
-      </w:r>
-      <w:r>
-        <w:rPr>
-          <w:rFonts w:ascii="LMRoman10" w:hAnsi="LMRoman10" w:eastAsia="LMRoman10"/>
-          <w:b w:val="0"/>
-          <w:i w:val="0"/>
-          <w:color w:val="000000"/>
-          <w:sz w:val="20"/>
-        </w:rPr>
-        <w:t xml:space="preserve">modelo </w:t>
-      </w:r>
-      <w:r>
-        <w:rPr>
-          <w:rFonts w:ascii="LMRoman10" w:hAnsi="LMRoman10" w:eastAsia="LMRoman10"/>
-          <w:b w:val="0"/>
-          <w:i w:val="0"/>
-          <w:color w:val="000000"/>
-          <w:sz w:val="20"/>
-        </w:rPr>
-        <w:t>individual</w:t>
-      </w:r>
-      <w:r>
-        <w:rPr>
-          <w:rFonts w:ascii="LMRoman10" w:hAnsi="LMRoman10" w:eastAsia="LMRoman10"/>
-          <w:b w:val="0"/>
-          <w:i w:val="0"/>
-          <w:color w:val="000000"/>
-          <w:sz w:val="20"/>
-        </w:rPr>
-        <w:t>(XGBoost</w:t>
-      </w:r>
-      <w:r>
-        <w:rPr>
-          <w:rFonts w:ascii="LMRoman10" w:hAnsi="LMRoman10" w:eastAsia="LMRoman10"/>
-          <w:b w:val="0"/>
-          <w:i w:val="0"/>
-          <w:color w:val="000000"/>
-          <w:sz w:val="20"/>
-        </w:rPr>
-        <w:t>GPU</w:t>
-      </w:r>
-      <w:r>
-        <w:rPr>
-          <w:rFonts w:ascii="LMRoman10" w:hAnsi="LMRoman10" w:eastAsia="LMRoman10"/>
-          <w:b w:val="0"/>
-          <w:i w:val="0"/>
-          <w:color w:val="000000"/>
-          <w:sz w:val="20"/>
-        </w:rPr>
-        <w:t>Base,</w:t>
-      </w:r>
-      <w:r>
-        <w:rPr>
-          <w:rFonts w:ascii="LMRoman10" w:hAnsi="LMRoman10" w:eastAsia="LMRoman10"/>
-          <w:b w:val="0"/>
-          <w:i w:val="0"/>
-          <w:color w:val="000000"/>
-          <w:sz w:val="20"/>
-        </w:rPr>
-        <w:t>69.60 %).</w:t>
-      </w:r>
     </w:p>
     <w:tbl>
       <w:tblPr>
         <w:tblW w:type="auto" w:w="0"/>
         <w:tblLayout w:type="fixed"/>
         <w:tblLook w:firstColumn="1" w:firstRow="1" w:lastColumn="0" w:lastRow="0" w:noHBand="0" w:noVBand="1" w:val="04A0"/>
-        <w:tblInd w:w="-12.000000000000028" w:type="dxa"/>
+        <w:tblInd w:w="42.00000000000003" w:type="dxa"/>
       </w:tblPr>
       <w:tblGrid>
-        <w:gridCol w:w="5154"/>
-        <w:gridCol w:w="5154"/>
+        <w:gridCol w:w="2060"/>
+        <w:gridCol w:w="2060"/>
+        <w:gridCol w:w="2060"/>
+        <w:gridCol w:w="2060"/>
+        <w:gridCol w:w="2060"/>
+      </w:tblGrid>
+      <w:tr>
+        <w:trPr>
+          <w:trHeight w:hRule="exact" w:val="186"/>
+        </w:trPr>
+        <w:tc>
+          <w:tcPr>
+            <w:tcW w:type="dxa" w:w="2058"/>
+            <w:tcBorders>
+              <w:bottom w:sz="5.298011302947998" w:val="single" w:color="#000000"/>
+            </w:tcBorders>
+            <w:tcMar>
+              <w:start w:w="0" w:type="dxa"/>
+              <w:end w:w="0" w:type="dxa"/>
+            </w:tcMar>
+          </w:tcPr>
+          <w:p>
+            <w:pPr>
+              <w:autoSpaceDN w:val="0"/>
+              <w:autoSpaceDE w:val="0"/>
+              <w:widowControl/>
+              <w:spacing w:line="132" w:lineRule="exact" w:before="0" w:after="0"/>
+              <w:ind w:left="0" w:right="0" w:firstLine="0"/>
+              <w:jc w:val="center"/>
+            </w:pPr>
+            <w:r>
+              <w:rPr>
+                <w:w w:val="101.88255310058594"/>
+                <w:rFonts w:ascii="LMRoman8" w:hAnsi="LMRoman8" w:eastAsia="LMRoman8"/>
+                <w:b w:val="0"/>
+                <w:i w:val="0"/>
+                <w:color w:val="000000"/>
+                <w:sz w:val="13"/>
+              </w:rPr>
+              <w:t>Stacking</w:t>
+            </w:r>
+            <w:r>
+              <w:rPr>
+                <w:w w:val="101.88255310058594"/>
+                <w:rFonts w:ascii="LMRoman8" w:hAnsi="LMRoman8" w:eastAsia="LMRoman8"/>
+                <w:b w:val="0"/>
+                <w:i w:val="0"/>
+                <w:color w:val="000000"/>
+                <w:sz w:val="13"/>
+              </w:rPr>
+              <w:t>Híbrido</w:t>
+            </w:r>
+            <w:r>
+              <w:rPr>
+                <w:w w:val="101.88255310058594"/>
+                <w:rFonts w:ascii="LMRoman8" w:hAnsi="LMRoman8" w:eastAsia="LMRoman8"/>
+                <w:b w:val="0"/>
+                <w:i w:val="0"/>
+                <w:color w:val="000000"/>
+                <w:sz w:val="13"/>
+              </w:rPr>
+              <w:t>(Propuesto)</w:t>
+            </w:r>
+          </w:p>
+        </w:tc>
+        <w:tc>
+          <w:tcPr>
+            <w:tcW w:type="dxa" w:w="740"/>
+            <w:tcBorders>
+              <w:bottom w:sz="5.298011302947998" w:val="single" w:color="#000000"/>
+            </w:tcBorders>
+            <w:tcMar>
+              <w:start w:w="0" w:type="dxa"/>
+              <w:end w:w="0" w:type="dxa"/>
+            </w:tcMar>
+          </w:tcPr>
+          <w:p>
+            <w:pPr>
+              <w:autoSpaceDN w:val="0"/>
+              <w:autoSpaceDE w:val="0"/>
+              <w:widowControl/>
+              <w:spacing w:line="132" w:lineRule="exact" w:before="0" w:after="0"/>
+              <w:ind w:left="0" w:right="0" w:firstLine="0"/>
+              <w:jc w:val="center"/>
+            </w:pPr>
+            <w:r>
+              <w:rPr>
+                <w:w w:val="101.88255310058594"/>
+                <w:rFonts w:ascii="LMRoman8" w:hAnsi="LMRoman8" w:eastAsia="LMRoman8"/>
+                <w:b w:val="0"/>
+                <w:i w:val="0"/>
+                <w:color w:val="000000"/>
+                <w:sz w:val="13"/>
+              </w:rPr>
+              <w:t>0.7018</w:t>
+            </w:r>
+          </w:p>
+        </w:tc>
+        <w:tc>
+          <w:tcPr>
+            <w:tcW w:type="dxa" w:w="780"/>
+            <w:tcBorders>
+              <w:bottom w:sz="5.298011302947998" w:val="single" w:color="#000000"/>
+            </w:tcBorders>
+            <w:tcMar>
+              <w:start w:w="0" w:type="dxa"/>
+              <w:end w:w="0" w:type="dxa"/>
+            </w:tcMar>
+          </w:tcPr>
+          <w:p>
+            <w:pPr>
+              <w:autoSpaceDN w:val="0"/>
+              <w:autoSpaceDE w:val="0"/>
+              <w:widowControl/>
+              <w:spacing w:line="132" w:lineRule="exact" w:before="0" w:after="0"/>
+              <w:ind w:left="0" w:right="0" w:firstLine="0"/>
+              <w:jc w:val="center"/>
+            </w:pPr>
+            <w:r>
+              <w:rPr>
+                <w:w w:val="101.88255310058594"/>
+                <w:rFonts w:ascii="LMRoman8" w:hAnsi="LMRoman8" w:eastAsia="LMRoman8"/>
+                <w:b w:val="0"/>
+                <w:i w:val="0"/>
+                <w:color w:val="000000"/>
+                <w:sz w:val="13"/>
+              </w:rPr>
+              <w:t>0.8485</w:t>
+            </w:r>
+          </w:p>
+        </w:tc>
+        <w:tc>
+          <w:tcPr>
+            <w:tcW w:type="dxa" w:w="700"/>
+            <w:tcBorders>
+              <w:bottom w:sz="5.298011302947998" w:val="single" w:color="#000000"/>
+            </w:tcBorders>
+            <w:tcMar>
+              <w:start w:w="0" w:type="dxa"/>
+              <w:end w:w="0" w:type="dxa"/>
+            </w:tcMar>
+          </w:tcPr>
+          <w:p>
+            <w:pPr>
+              <w:autoSpaceDN w:val="0"/>
+              <w:autoSpaceDE w:val="0"/>
+              <w:widowControl/>
+              <w:spacing w:line="132" w:lineRule="exact" w:before="0" w:after="0"/>
+              <w:ind w:left="0" w:right="0" w:firstLine="0"/>
+              <w:jc w:val="center"/>
+            </w:pPr>
+            <w:r>
+              <w:rPr>
+                <w:w w:val="101.88255310058594"/>
+                <w:rFonts w:ascii="LMRoman8" w:hAnsi="LMRoman8" w:eastAsia="LMRoman8"/>
+                <w:b w:val="0"/>
+                <w:i w:val="0"/>
+                <w:color w:val="000000"/>
+                <w:sz w:val="13"/>
+              </w:rPr>
+              <w:t>0.7075</w:t>
+            </w:r>
+          </w:p>
+        </w:tc>
+        <w:tc>
+          <w:tcPr>
+            <w:tcW w:type="dxa" w:w="658"/>
+            <w:tcBorders>
+              <w:bottom w:sz="5.298011302947998" w:val="single" w:color="#000000"/>
+            </w:tcBorders>
+            <w:tcMar>
+              <w:start w:w="0" w:type="dxa"/>
+              <w:end w:w="0" w:type="dxa"/>
+            </w:tcMar>
+          </w:tcPr>
+          <w:p>
+            <w:pPr>
+              <w:autoSpaceDN w:val="0"/>
+              <w:autoSpaceDE w:val="0"/>
+              <w:widowControl/>
+              <w:spacing w:line="132" w:lineRule="exact" w:before="0" w:after="0"/>
+              <w:ind w:left="0" w:right="0" w:firstLine="0"/>
+              <w:jc w:val="center"/>
+            </w:pPr>
+            <w:r>
+              <w:rPr>
+                <w:w w:val="101.88255310058594"/>
+                <w:rFonts w:ascii="LMRoman8" w:hAnsi="LMRoman8" w:eastAsia="LMRoman8"/>
+                <w:b w:val="0"/>
+                <w:i w:val="0"/>
+                <w:color w:val="000000"/>
+                <w:sz w:val="13"/>
+              </w:rPr>
+              <w:t>0.6980</w:t>
+            </w:r>
+          </w:p>
+        </w:tc>
+      </w:tr>
+    </w:tbl>
+    <w:p>
+      <w:pPr>
+        <w:autoSpaceDN w:val="0"/>
+        <w:autoSpaceDE w:val="0"/>
+        <w:widowControl/>
+        <w:spacing w:line="240" w:lineRule="exact" w:before="292" w:after="254"/>
+        <w:ind w:left="0" w:right="120" w:firstLine="198"/>
+        <w:jc w:val="both"/>
+      </w:pPr>
+      <w:r>
+        <w:rPr>
+          <w:rFonts w:ascii="LMRoman10" w:hAnsi="LMRoman10" w:eastAsia="LMRoman10"/>
+          <w:b w:val="0"/>
+          <w:i w:val="0"/>
+          <w:color w:val="000000"/>
+          <w:sz w:val="20"/>
+        </w:rPr>
+        <w:t>Como</w:t>
+      </w:r>
+      <w:r>
+        <w:rPr>
+          <w:rFonts w:ascii="LMRoman10" w:hAnsi="LMRoman10" w:eastAsia="LMRoman10"/>
+          <w:b w:val="0"/>
+          <w:i w:val="0"/>
+          <w:color w:val="000000"/>
+          <w:sz w:val="20"/>
+        </w:rPr>
+        <w:t>se</w:t>
+      </w:r>
+      <w:r>
+        <w:rPr>
+          <w:rFonts w:ascii="LMRoman10" w:hAnsi="LMRoman10" w:eastAsia="LMRoman10"/>
+          <w:b w:val="0"/>
+          <w:i w:val="0"/>
+          <w:color w:val="000000"/>
+          <w:sz w:val="20"/>
+        </w:rPr>
+        <w:t>observa</w:t>
+      </w:r>
+      <w:r>
+        <w:rPr>
+          <w:rFonts w:ascii="LMRoman10" w:hAnsi="LMRoman10" w:eastAsia="LMRoman10"/>
+          <w:b w:val="0"/>
+          <w:i w:val="0"/>
+          <w:color w:val="000000"/>
+          <w:sz w:val="20"/>
+        </w:rPr>
+        <w:t>en</w:t>
+      </w:r>
+      <w:r>
+        <w:rPr>
+          <w:rFonts w:ascii="LMRoman10" w:hAnsi="LMRoman10" w:eastAsia="LMRoman10"/>
+          <w:b w:val="0"/>
+          <w:i w:val="0"/>
+          <w:color w:val="000000"/>
+          <w:sz w:val="20"/>
+        </w:rPr>
+        <w:t>la</w:t>
+      </w:r>
+      <w:r>
+        <w:rPr>
+          <w:rFonts w:ascii="LMRoman10" w:hAnsi="LMRoman10" w:eastAsia="LMRoman10"/>
+          <w:b w:val="0"/>
+          <w:i w:val="0"/>
+          <w:color w:val="000000"/>
+          <w:sz w:val="20"/>
+        </w:rPr>
+        <w:t>Tabla</w:t>
+      </w:r>
+      <w:r>
+        <w:rPr>
+          <w:rFonts w:ascii="LMRoman10" w:hAnsi="LMRoman10" w:eastAsia="LMRoman10"/>
+          <w:b w:val="0"/>
+          <w:i w:val="0"/>
+          <w:color w:val="000000"/>
+          <w:sz w:val="20"/>
+        </w:rPr>
+        <w:t>I,</w:t>
+      </w:r>
+      <w:r>
+        <w:rPr>
+          <w:rFonts w:ascii="LMRoman10" w:hAnsi="LMRoman10" w:eastAsia="LMRoman10"/>
+          <w:b w:val="0"/>
+          <w:i w:val="0"/>
+          <w:color w:val="000000"/>
+          <w:sz w:val="20"/>
+        </w:rPr>
+        <w:t>el</w:t>
+      </w:r>
+      <w:r>
+        <w:rPr>
+          <w:rFonts w:ascii="LMRoman10" w:hAnsi="LMRoman10" w:eastAsia="LMRoman10"/>
+          <w:b w:val="0"/>
+          <w:i w:val="0"/>
+          <w:color w:val="000000"/>
+          <w:sz w:val="20"/>
+        </w:rPr>
+        <w:t>Stacking</w:t>
+      </w:r>
+      <w:r>
+        <w:rPr>
+          <w:rFonts w:ascii="LMRoman10" w:hAnsi="LMRoman10" w:eastAsia="LMRoman10"/>
+          <w:b w:val="0"/>
+          <w:i w:val="0"/>
+          <w:color w:val="000000"/>
+          <w:sz w:val="20"/>
+        </w:rPr>
+        <w:t xml:space="preserve">Híbrido </w:t>
+      </w:r>
+      <w:r>
+        <w:rPr>
+          <w:rFonts w:ascii="LMRoman10" w:hAnsi="LMRoman10" w:eastAsia="LMRoman10"/>
+          <w:b w:val="0"/>
+          <w:i w:val="0"/>
+          <w:color w:val="000000"/>
+          <w:sz w:val="20"/>
+        </w:rPr>
+        <w:t>propuesto</w:t>
+      </w:r>
+      <w:r>
+        <w:rPr>
+          <w:rFonts w:ascii="LMRoman10" w:hAnsi="LMRoman10" w:eastAsia="LMRoman10"/>
+          <w:b w:val="0"/>
+          <w:i w:val="0"/>
+          <w:color w:val="000000"/>
+          <w:sz w:val="20"/>
+        </w:rPr>
+        <w:t>obtiene</w:t>
+      </w:r>
+      <w:r>
+        <w:rPr>
+          <w:rFonts w:ascii="LMRoman10" w:hAnsi="LMRoman10" w:eastAsia="LMRoman10"/>
+          <w:b w:val="0"/>
+          <w:i w:val="0"/>
+          <w:color w:val="000000"/>
+          <w:sz w:val="20"/>
+        </w:rPr>
+        <w:t>el</w:t>
+      </w:r>
+      <w:r>
+        <w:rPr>
+          <w:rFonts w:ascii="LMRoman10" w:hAnsi="LMRoman10" w:eastAsia="LMRoman10"/>
+          <w:b w:val="0"/>
+          <w:i w:val="0"/>
+          <w:color w:val="000000"/>
+          <w:sz w:val="20"/>
+        </w:rPr>
+        <w:t>desempeño</w:t>
+      </w:r>
+      <w:r>
+        <w:rPr>
+          <w:rFonts w:ascii="LMRoman10" w:hAnsi="LMRoman10" w:eastAsia="LMRoman10"/>
+          <w:b w:val="0"/>
+          <w:i w:val="0"/>
+          <w:color w:val="000000"/>
+          <w:sz w:val="20"/>
+        </w:rPr>
+        <w:t>superior</w:t>
+      </w:r>
+      <w:r>
+        <w:rPr>
+          <w:rFonts w:ascii="LMRoman10" w:hAnsi="LMRoman10" w:eastAsia="LMRoman10"/>
+          <w:b w:val="0"/>
+          <w:i w:val="0"/>
+          <w:color w:val="000000"/>
+          <w:sz w:val="20"/>
+        </w:rPr>
+        <w:t>absoluto</w:t>
+      </w:r>
+      <w:r>
+        <w:rPr>
+          <w:rFonts w:ascii="LMRoman10" w:hAnsi="LMRoman10" w:eastAsia="LMRoman10"/>
+          <w:b w:val="0"/>
+          <w:i w:val="0"/>
+          <w:color w:val="000000"/>
+          <w:sz w:val="20"/>
+        </w:rPr>
+        <w:t xml:space="preserve">con </w:t>
+      </w:r>
+      <w:r>
+        <w:rPr>
+          <w:rFonts w:ascii="LMRoman10" w:hAnsi="LMRoman10" w:eastAsia="LMRoman10"/>
+          <w:b w:val="0"/>
+          <w:i w:val="0"/>
+          <w:color w:val="000000"/>
+          <w:sz w:val="20"/>
+        </w:rPr>
+        <w:t>un</w:t>
+      </w:r>
+      <w:r>
+        <w:rPr>
+          <w:rFonts w:ascii="LMRoman10" w:hAnsi="LMRoman10" w:eastAsia="LMRoman10"/>
+          <w:b w:val="0"/>
+          <w:i w:val="0"/>
+          <w:color w:val="000000"/>
+          <w:sz w:val="20"/>
+        </w:rPr>
+        <w:t>F1-Macro</w:t>
+      </w:r>
+      <w:r>
+        <w:rPr>
+          <w:rFonts w:ascii="LMRoman10" w:hAnsi="LMRoman10" w:eastAsia="LMRoman10"/>
+          <w:b w:val="0"/>
+          <w:i w:val="0"/>
+          <w:color w:val="000000"/>
+          <w:sz w:val="20"/>
+        </w:rPr>
+        <w:t>del</w:t>
+      </w:r>
+      <w:r>
+        <w:rPr>
+          <w:rFonts w:ascii="LMRoman10" w:hAnsi="LMRoman10" w:eastAsia="LMRoman10"/>
+          <w:b w:val="0"/>
+          <w:i w:val="0"/>
+          <w:color w:val="000000"/>
+          <w:sz w:val="20"/>
+        </w:rPr>
+        <w:t>70.18 %</w:t>
+      </w:r>
+      <w:r>
+        <w:rPr>
+          <w:rFonts w:ascii="LMRoman10" w:hAnsi="LMRoman10" w:eastAsia="LMRoman10"/>
+          <w:b w:val="0"/>
+          <w:i w:val="0"/>
+          <w:color w:val="000000"/>
+          <w:sz w:val="20"/>
+        </w:rPr>
+        <w:t>y</w:t>
+      </w:r>
+      <w:r>
+        <w:rPr>
+          <w:rFonts w:ascii="LMRoman10" w:hAnsi="LMRoman10" w:eastAsia="LMRoman10"/>
+          <w:b w:val="0"/>
+          <w:i w:val="0"/>
+          <w:color w:val="000000"/>
+          <w:sz w:val="20"/>
+        </w:rPr>
+        <w:t>una</w:t>
+      </w:r>
+      <w:r>
+        <w:rPr>
+          <w:rFonts w:ascii="LMRoman10" w:hAnsi="LMRoman10" w:eastAsia="LMRoman10"/>
+          <w:b w:val="0"/>
+          <w:i w:val="0"/>
+          <w:color w:val="000000"/>
+          <w:sz w:val="20"/>
+        </w:rPr>
+        <w:t>Accuracy</w:t>
+      </w:r>
+      <w:r>
+        <w:rPr>
+          <w:rFonts w:ascii="LMRoman10" w:hAnsi="LMRoman10" w:eastAsia="LMRoman10"/>
+          <w:b w:val="0"/>
+          <w:i w:val="0"/>
+          <w:color w:val="000000"/>
+          <w:sz w:val="20"/>
+        </w:rPr>
+        <w:t>del</w:t>
+      </w:r>
+      <w:r>
+        <w:rPr>
+          <w:rFonts w:ascii="LMRoman10" w:hAnsi="LMRoman10" w:eastAsia="LMRoman10"/>
+          <w:b w:val="0"/>
+          <w:i w:val="0"/>
+          <w:color w:val="000000"/>
+          <w:sz w:val="20"/>
+        </w:rPr>
+        <w:t xml:space="preserve">84.85 %, </w:t>
+      </w:r>
+      <w:r>
+        <w:rPr>
+          <w:rFonts w:ascii="LMRoman10" w:hAnsi="LMRoman10" w:eastAsia="LMRoman10"/>
+          <w:b w:val="0"/>
+          <w:i w:val="0"/>
+          <w:color w:val="000000"/>
+          <w:sz w:val="20"/>
+        </w:rPr>
+        <w:t>superando</w:t>
+      </w:r>
+      <w:r>
+        <w:rPr>
+          <w:rFonts w:ascii="LMRoman10" w:hAnsi="LMRoman10" w:eastAsia="LMRoman10"/>
+          <w:b w:val="0"/>
+          <w:i w:val="0"/>
+          <w:color w:val="000000"/>
+          <w:sz w:val="20"/>
+        </w:rPr>
+        <w:t>en</w:t>
+      </w:r>
+      <w:r>
+        <w:rPr>
+          <w:rFonts w:ascii="CMR10" w:hAnsi="CMR10" w:eastAsia="CMR10"/>
+          <w:b w:val="0"/>
+          <w:i w:val="0"/>
+          <w:color w:val="000000"/>
+          <w:sz w:val="20"/>
+        </w:rPr>
+        <w:t>+0</w:t>
+      </w:r>
+      <w:r>
+        <w:rPr>
+          <w:rFonts w:ascii="CMMI10" w:hAnsi="CMMI10" w:eastAsia="CMMI10"/>
+          <w:b w:val="0"/>
+          <w:i/>
+          <w:color w:val="000000"/>
+          <w:sz w:val="20"/>
+        </w:rPr>
+        <w:t>,</w:t>
+      </w:r>
+      <w:r>
+        <w:rPr>
+          <w:rFonts w:ascii="CMR10" w:hAnsi="CMR10" w:eastAsia="CMR10"/>
+          <w:b w:val="0"/>
+          <w:i w:val="0"/>
+          <w:color w:val="000000"/>
+          <w:sz w:val="20"/>
+        </w:rPr>
+        <w:t>58 %</w:t>
+      </w:r>
+      <w:r>
+        <w:rPr>
+          <w:rFonts w:ascii="LMRoman10" w:hAnsi="LMRoman10" w:eastAsia="LMRoman10"/>
+          <w:b w:val="0"/>
+          <w:i w:val="0"/>
+          <w:color w:val="000000"/>
+          <w:sz w:val="20"/>
+        </w:rPr>
+        <w:t>de</w:t>
+      </w:r>
+      <w:r>
+        <w:rPr>
+          <w:rFonts w:ascii="LMRoman10" w:hAnsi="LMRoman10" w:eastAsia="LMRoman10"/>
+          <w:b w:val="0"/>
+          <w:i w:val="0"/>
+          <w:color w:val="000000"/>
+          <w:sz w:val="20"/>
+        </w:rPr>
+        <w:t>F1-Macro</w:t>
+      </w:r>
+      <w:r>
+        <w:rPr>
+          <w:rFonts w:ascii="LMRoman10" w:hAnsi="LMRoman10" w:eastAsia="LMRoman10"/>
+          <w:b w:val="0"/>
+          <w:i w:val="0"/>
+          <w:color w:val="000000"/>
+          <w:sz w:val="20"/>
+        </w:rPr>
+        <w:t>al</w:t>
+      </w:r>
+      <w:r>
+        <w:rPr>
+          <w:rFonts w:ascii="LMRoman10" w:hAnsi="LMRoman10" w:eastAsia="LMRoman10"/>
+          <w:b w:val="0"/>
+          <w:i w:val="0"/>
+          <w:color w:val="000000"/>
+          <w:sz w:val="20"/>
+        </w:rPr>
+        <w:t>mejor</w:t>
+      </w:r>
+      <w:r>
+        <w:rPr>
+          <w:rFonts w:ascii="LMRoman10" w:hAnsi="LMRoman10" w:eastAsia="LMRoman10"/>
+          <w:b w:val="0"/>
+          <w:i w:val="0"/>
+          <w:color w:val="000000"/>
+          <w:sz w:val="20"/>
+        </w:rPr>
+        <w:t xml:space="preserve">modelo </w:t>
+      </w:r>
+      <w:r>
+        <w:rPr>
+          <w:rFonts w:ascii="LMRoman10" w:hAnsi="LMRoman10" w:eastAsia="LMRoman10"/>
+          <w:b w:val="0"/>
+          <w:i w:val="0"/>
+          <w:color w:val="000000"/>
+          <w:sz w:val="20"/>
+        </w:rPr>
+        <w:t>individual</w:t>
+      </w:r>
+      <w:r>
+        <w:rPr>
+          <w:rFonts w:ascii="LMRoman10" w:hAnsi="LMRoman10" w:eastAsia="LMRoman10"/>
+          <w:b w:val="0"/>
+          <w:i w:val="0"/>
+          <w:color w:val="000000"/>
+          <w:sz w:val="20"/>
+        </w:rPr>
+        <w:t>(XGBoost</w:t>
+      </w:r>
+      <w:r>
+        <w:rPr>
+          <w:rFonts w:ascii="LMRoman10" w:hAnsi="LMRoman10" w:eastAsia="LMRoman10"/>
+          <w:b w:val="0"/>
+          <w:i w:val="0"/>
+          <w:color w:val="000000"/>
+          <w:sz w:val="20"/>
+        </w:rPr>
+        <w:t>GPU</w:t>
+      </w:r>
+      <w:r>
+        <w:rPr>
+          <w:rFonts w:ascii="LMRoman10" w:hAnsi="LMRoman10" w:eastAsia="LMRoman10"/>
+          <w:b w:val="0"/>
+          <w:i w:val="0"/>
+          <w:color w:val="000000"/>
+          <w:sz w:val="20"/>
+        </w:rPr>
+        <w:t>Base,</w:t>
+      </w:r>
+      <w:r>
+        <w:rPr>
+          <w:rFonts w:ascii="LMRoman10" w:hAnsi="LMRoman10" w:eastAsia="LMRoman10"/>
+          <w:b w:val="0"/>
+          <w:i w:val="0"/>
+          <w:color w:val="000000"/>
+          <w:sz w:val="20"/>
+        </w:rPr>
+        <w:t>69.60 %).</w:t>
+      </w:r>
+    </w:p>
+    <w:tbl>
+      <w:tblPr>
+        <w:tblW w:type="auto" w:w="0"/>
+        <w:tblLayout w:type="fixed"/>
+        <w:tblLook w:firstColumn="1" w:firstRow="1" w:lastColumn="0" w:lastRow="0" w:noHBand="0" w:noVBand="1" w:val="04A0"/>
+        <w:tblInd w:w="0.0" w:type="dxa"/>
+      </w:tblPr>
+      <w:tblGrid>
+        <w:gridCol w:w="5150"/>
+        <w:gridCol w:w="5150"/>
       </w:tblGrid>
       <w:tr>
         <w:trPr>
@@ -18335,7 +18065,7 @@
         </w:trPr>
         <w:tc>
           <w:tcPr>
-            <w:tcW w:type="dxa" w:w="600"/>
+            <w:tcW w:type="dxa" w:w="580"/>
             <w:tcBorders/>
             <w:tcMar>
               <w:start w:w="0" w:type="dxa"/>
@@ -18349,7 +18079,7 @@
               <w:widowControl/>
               <w:spacing w:line="200" w:lineRule="exact" w:before="60" w:after="0"/>
               <w:ind w:left="0" w:right="0" w:firstLine="0"/>
-              <w:jc w:val="center"/>
+              <w:jc w:val="left"/>
             </w:pPr>
             <w:r>
               <w:rPr>
@@ -18430,8 +18160,8 @@
         <w:autoSpaceDN w:val="0"/>
         <w:autoSpaceDE w:val="0"/>
         <w:widowControl/>
-        <w:spacing w:line="240" w:lineRule="exact" w:before="36" w:after="0"/>
-        <w:ind w:left="8" w:right="120" w:firstLine="198"/>
+        <w:spacing w:line="238" w:lineRule="exact" w:before="60" w:after="0"/>
+        <w:ind w:left="0" w:right="120" w:firstLine="198"/>
         <w:jc w:val="both"/>
       </w:pPr>
       <w:r>
@@ -18610,8 +18340,8 @@
         <w:autoSpaceDN w:val="0"/>
         <w:autoSpaceDE w:val="0"/>
         <w:widowControl/>
-        <w:spacing w:line="238" w:lineRule="exact" w:before="66" w:after="0"/>
-        <w:ind w:left="430" w:right="120" w:firstLine="0"/>
+        <w:spacing w:line="238" w:lineRule="exact" w:before="78" w:after="0"/>
+        <w:ind w:left="422" w:right="120" w:firstLine="0"/>
         <w:jc w:val="both"/>
       </w:pPr>
       <w:r>
@@ -18930,8 +18660,8 @@
         <w:autoSpaceDN w:val="0"/>
         <w:autoSpaceDE w:val="0"/>
         <w:widowControl/>
-        <w:spacing w:line="240" w:lineRule="exact" w:before="0" w:after="0"/>
-        <w:ind w:left="430" w:right="120" w:firstLine="0"/>
+        <w:spacing w:line="242" w:lineRule="exact" w:before="0" w:after="0"/>
+        <w:ind w:left="422" w:right="120" w:firstLine="0"/>
         <w:jc w:val="both"/>
       </w:pPr>
       <w:r>
@@ -19160,9 +18890,9 @@
         <w:sectPr>
           <w:type w:val="continuous"/>
           <w:pgSz w:w="12240" w:h="15840"/>
-          <w:pgMar w:top="506" w:right="960" w:bottom="732" w:left="972" w:header="720" w:footer="720" w:gutter="0"/>
+          <w:pgMar w:top="506" w:right="960" w:bottom="732" w:left="980" w:header="720" w:footer="720" w:gutter="0"/>
           <w:cols w:num="2" w:equalWidth="0">
-            <w:col w:w="5148" w:space="0"/>
+            <w:col w:w="5140" w:space="0"/>
             <w:col w:w="5160" w:space="0"/>
           </w:cols>
           <w:docGrid w:linePitch="360"/>
@@ -19174,10 +18904,170 @@
         <w:autoSpaceDN w:val="0"/>
         <w:autoSpaceDE w:val="0"/>
         <w:widowControl/>
-        <w:spacing w:line="232" w:lineRule="exact" w:before="0" w:after="0"/>
-        <w:ind w:left="120" w:right="20" w:firstLine="0"/>
+        <w:spacing w:line="234" w:lineRule="exact" w:before="0" w:after="0"/>
+        <w:ind w:left="120" w:right="20" w:firstLine="198"/>
         <w:jc w:val="both"/>
       </w:pPr>
+      <w:r>
+        <w:rPr>
+          <w:rFonts w:ascii="LMRoman10" w:hAnsi="LMRoman10" w:eastAsia="LMRoman10"/>
+          <w:b w:val="0"/>
+          <w:i w:val="0"/>
+          <w:color w:val="000000"/>
+          <w:sz w:val="20"/>
+        </w:rPr>
+        <w:t>Para verificar</w:t>
+      </w:r>
+      <w:r>
+        <w:rPr>
+          <w:rFonts w:ascii="LMRoman10" w:hAnsi="LMRoman10" w:eastAsia="LMRoman10"/>
+          <w:b w:val="0"/>
+          <w:i w:val="0"/>
+          <w:color w:val="000000"/>
+          <w:sz w:val="20"/>
+        </w:rPr>
+        <w:t>si</w:t>
+      </w:r>
+      <w:r>
+        <w:rPr>
+          <w:rFonts w:ascii="LMRoman10" w:hAnsi="LMRoman10" w:eastAsia="LMRoman10"/>
+          <w:b w:val="0"/>
+          <w:i w:val="0"/>
+          <w:color w:val="000000"/>
+          <w:sz w:val="20"/>
+        </w:rPr>
+        <w:t>las</w:t>
+      </w:r>
+      <w:r>
+        <w:rPr>
+          <w:rFonts w:ascii="LMRoman10" w:hAnsi="LMRoman10" w:eastAsia="LMRoman10"/>
+          <w:b w:val="0"/>
+          <w:i w:val="0"/>
+          <w:color w:val="000000"/>
+          <w:sz w:val="20"/>
+        </w:rPr>
+        <w:t>diferencias</w:t>
+      </w:r>
+      <w:r>
+        <w:rPr>
+          <w:rFonts w:ascii="LMRoman10" w:hAnsi="LMRoman10" w:eastAsia="LMRoman10"/>
+          <w:b w:val="0"/>
+          <w:i w:val="0"/>
+          <w:color w:val="000000"/>
+          <w:sz w:val="20"/>
+        </w:rPr>
+        <w:t>observadas son</w:t>
+      </w:r>
+      <w:r>
+        <w:rPr>
+          <w:rFonts w:ascii="LMRoman10" w:hAnsi="LMRoman10" w:eastAsia="LMRoman10"/>
+          <w:b w:val="0"/>
+          <w:i w:val="0"/>
+          <w:color w:val="000000"/>
+          <w:sz w:val="20"/>
+        </w:rPr>
+        <w:t>estadísti-</w:t>
+      </w:r>
+      <w:r>
+        <w:rPr>
+          <w:rFonts w:ascii="LMRoman10" w:hAnsi="LMRoman10" w:eastAsia="LMRoman10"/>
+          <w:b w:val="0"/>
+          <w:i w:val="0"/>
+          <w:color w:val="000000"/>
+          <w:sz w:val="20"/>
+        </w:rPr>
+        <w:t>camente</w:t>
+      </w:r>
+      <w:r>
+        <w:rPr>
+          <w:rFonts w:ascii="LMRoman10" w:hAnsi="LMRoman10" w:eastAsia="LMRoman10"/>
+          <w:b w:val="0"/>
+          <w:i w:val="0"/>
+          <w:color w:val="000000"/>
+          <w:sz w:val="20"/>
+        </w:rPr>
+        <w:t>significativas,</w:t>
+      </w:r>
+      <w:r>
+        <w:rPr>
+          <w:rFonts w:ascii="LMRoman10" w:hAnsi="LMRoman10" w:eastAsia="LMRoman10"/>
+          <w:b w:val="0"/>
+          <w:i w:val="0"/>
+          <w:color w:val="000000"/>
+          <w:sz w:val="20"/>
+        </w:rPr>
+        <w:t>se</w:t>
+      </w:r>
+      <w:r>
+        <w:rPr>
+          <w:rFonts w:ascii="LMRoman10" w:hAnsi="LMRoman10" w:eastAsia="LMRoman10"/>
+          <w:b w:val="0"/>
+          <w:i w:val="0"/>
+          <w:color w:val="000000"/>
+          <w:sz w:val="20"/>
+        </w:rPr>
+        <w:t>dividió</w:t>
+      </w:r>
+      <w:r>
+        <w:rPr>
+          <w:rFonts w:ascii="LMRoman10" w:hAnsi="LMRoman10" w:eastAsia="LMRoman10"/>
+          <w:b w:val="0"/>
+          <w:i w:val="0"/>
+          <w:color w:val="000000"/>
+          <w:sz w:val="20"/>
+        </w:rPr>
+        <w:t>el</w:t>
+      </w:r>
+      <w:r>
+        <w:rPr>
+          <w:rFonts w:ascii="LMRoman10" w:hAnsi="LMRoman10" w:eastAsia="LMRoman10"/>
+          <w:b w:val="0"/>
+          <w:i w:val="0"/>
+          <w:color w:val="000000"/>
+          <w:sz w:val="20"/>
+        </w:rPr>
+        <w:t>test</w:t>
+      </w:r>
+      <w:r>
+        <w:rPr>
+          <w:rFonts w:ascii="LMRoman10" w:hAnsi="LMRoman10" w:eastAsia="LMRoman10"/>
+          <w:b w:val="0"/>
+          <w:i w:val="0"/>
+          <w:color w:val="000000"/>
+          <w:sz w:val="20"/>
+        </w:rPr>
+        <w:t>set</w:t>
+      </w:r>
+      <w:r>
+        <w:rPr>
+          <w:rFonts w:ascii="LMRoman10" w:hAnsi="LMRoman10" w:eastAsia="LMRoman10"/>
+          <w:b w:val="0"/>
+          <w:i w:val="0"/>
+          <w:color w:val="000000"/>
+          <w:sz w:val="20"/>
+        </w:rPr>
+        <w:t>en</w:t>
+      </w:r>
+      <w:r>
+        <w:rPr>
+          <w:rFonts w:ascii="LMRoman10" w:hAnsi="LMRoman10" w:eastAsia="LMRoman10"/>
+          <w:b w:val="0"/>
+          <w:i w:val="0"/>
+          <w:color w:val="000000"/>
+          <w:sz w:val="20"/>
+        </w:rPr>
+        <w:t>30</w:t>
+      </w:r>
+      <w:r>
+        <w:rPr>
+          <w:rFonts w:ascii="LMRoman10" w:hAnsi="LMRoman10" w:eastAsia="LMRoman10"/>
+          <w:b w:val="0"/>
+          <w:i w:val="0"/>
+          <w:color w:val="000000"/>
+          <w:sz w:val="20"/>
+        </w:rPr>
+        <w:t xml:space="preserve">bloques </w:t>
+      </w:r>
       <w:r>
         <w:rPr>
           <w:rFonts w:ascii="LMRoman10" w:hAnsi="LMRoman10" w:eastAsia="LMRoman10"/>
@@ -19579,9 +19469,9 @@
         <w:sectPr>
           <w:type w:val="nextColumn"/>
           <w:pgSz w:w="12240" w:h="15840"/>
-          <w:pgMar w:top="506" w:right="960" w:bottom="732" w:left="972" w:header="720" w:footer="720" w:gutter="0"/>
+          <w:pgMar w:top="506" w:right="960" w:bottom="732" w:left="980" w:header="720" w:footer="720" w:gutter="0"/>
           <w:cols w:num="2" w:equalWidth="0">
-            <w:col w:w="5148" w:space="0"/>
+            <w:col w:w="5140" w:space="0"/>
             <w:col w:w="5160" w:space="0"/>
           </w:cols>
           <w:docGrid w:linePitch="360"/>
@@ -19593,20 +19483,20 @@
         <w:tblW w:type="auto" w:w="0"/>
         <w:tblLayout w:type="fixed"/>
         <w:tblLook w:firstColumn="1" w:firstRow="1" w:lastColumn="0" w:lastRow="0" w:noHBand="0" w:noVBand="1" w:val="04A0"/>
-        <w:tblInd w:w="-12.000000000000028" w:type="dxa"/>
+        <w:tblInd w:w="0.0" w:type="dxa"/>
       </w:tblPr>
       <w:tblGrid>
-        <w:gridCol w:w="3436"/>
-        <w:gridCol w:w="3436"/>
-        <w:gridCol w:w="3436"/>
+        <w:gridCol w:w="3433"/>
+        <w:gridCol w:w="3433"/>
+        <w:gridCol w:w="3433"/>
       </w:tblGrid>
       <w:tr>
         <w:trPr>
-          <w:trHeight w:hRule="exact" w:val="318"/>
+          <w:trHeight w:hRule="exact" w:val="298"/>
         </w:trPr>
         <w:tc>
           <w:tcPr>
-            <w:tcW w:type="dxa" w:w="600"/>
+            <w:tcW w:type="dxa" w:w="580"/>
             <w:tcBorders/>
             <w:tcMar>
               <w:start w:w="0" w:type="dxa"/>
@@ -19618,9 +19508,9 @@
               <w:autoSpaceDN w:val="0"/>
               <w:autoSpaceDE w:val="0"/>
               <w:widowControl/>
-              <w:spacing w:line="198" w:lineRule="exact" w:before="56" w:after="0"/>
+              <w:spacing w:line="200" w:lineRule="exact" w:before="20" w:after="0"/>
               <w:ind w:left="0" w:right="0" w:firstLine="0"/>
-              <w:jc w:val="center"/>
+              <w:jc w:val="left"/>
             </w:pPr>
             <w:r>
               <w:rPr>
@@ -19648,7 +19538,7 @@
               <w:autoSpaceDN w:val="0"/>
               <w:autoSpaceDE w:val="0"/>
               <w:widowControl/>
-              <w:spacing w:line="198" w:lineRule="exact" w:before="56" w:after="0"/>
+              <w:spacing w:line="200" w:lineRule="exact" w:before="20" w:after="0"/>
               <w:ind w:left="0" w:right="0" w:firstLine="0"/>
               <w:jc w:val="center"/>
             </w:pPr>
@@ -19962,11 +19852,11 @@
       </w:tr>
       <w:tr>
         <w:trPr>
-          <w:trHeight w:hRule="exact" w:val="254"/>
+          <w:trHeight w:hRule="exact" w:val="260"/>
         </w:trPr>
         <w:tc>
           <w:tcPr>
-            <w:tcW w:type="dxa" w:w="5160"/>
+            <w:tcW w:type="dxa" w:w="5140"/>
             <w:gridSpan w:val="2"/>
             <w:tcBorders/>
             <w:tcMar>
@@ -19983,8 +19873,8 @@
               <w:autoSpaceDN w:val="0"/>
               <w:autoSpaceDE w:val="0"/>
               <w:widowControl/>
-              <w:spacing w:line="200" w:lineRule="exact" w:before="74" w:after="0"/>
-              <w:ind w:left="218" w:right="0" w:firstLine="0"/>
+              <w:spacing w:line="198" w:lineRule="exact" w:before="82" w:after="0"/>
+              <w:ind w:left="198" w:right="0" w:firstLine="0"/>
               <w:jc w:val="left"/>
             </w:pPr>
             <w:r>
@@ -20071,7 +19961,7 @@
         </w:tc>
         <w:tc>
           <w:tcPr>
-            <w:tcW w:type="dxa" w:w="3436"/>
+            <w:tcW w:type="dxa" w:w="3433"/>
             <w:vMerge/>
             <w:tcBorders/>
           </w:tcPr>
@@ -20093,7 +19983,7 @@
         <w:sectPr>
           <w:type w:val="continuous"/>
           <w:pgSz w:w="12240" w:h="15840"/>
-          <w:pgMar w:top="506" w:right="960" w:bottom="732" w:left="972" w:header="720" w:footer="720" w:gutter="0"/>
+          <w:pgMar w:top="506" w:right="960" w:bottom="732" w:left="980" w:header="720" w:footer="720" w:gutter="0"/>
           <w:cols/>
           <w:docGrid w:linePitch="360"/>
         </w:sectPr>
@@ -20104,8 +19994,8 @@
         <w:autoSpaceDN w:val="0"/>
         <w:autoSpaceDE w:val="0"/>
         <w:widowControl/>
-        <w:spacing w:line="218" w:lineRule="exact" w:before="0" w:after="0"/>
-        <w:ind w:left="8" w:right="0" w:firstLine="0"/>
+        <w:spacing w:line="220" w:lineRule="exact" w:before="0" w:after="0"/>
+        <w:ind w:left="0" w:right="0" w:firstLine="0"/>
         <w:jc w:val="left"/>
       </w:pPr>
       <w:r>
@@ -20194,8 +20084,8 @@
         <w:autoSpaceDN w:val="0"/>
         <w:autoSpaceDE w:val="0"/>
         <w:widowControl/>
-        <w:spacing w:line="234" w:lineRule="exact" w:before="74" w:after="0"/>
-        <w:ind w:left="430" w:right="0" w:firstLine="0"/>
+        <w:spacing w:line="234" w:lineRule="exact" w:before="86" w:after="0"/>
+        <w:ind w:left="422" w:right="0" w:firstLine="0"/>
         <w:jc w:val="left"/>
       </w:pPr>
       <w:r>
@@ -20315,7 +20205,7 @@
         <w:autoSpaceDE w:val="0"/>
         <w:widowControl/>
         <w:spacing w:line="234" w:lineRule="exact" w:before="10" w:after="0"/>
-        <w:ind w:left="430" w:right="0" w:firstLine="0"/>
+        <w:ind w:left="422" w:right="0" w:firstLine="0"/>
         <w:jc w:val="left"/>
       </w:pPr>
       <w:r>
@@ -20435,7 +20325,7 @@
         <w:autoSpaceDE w:val="0"/>
         <w:widowControl/>
         <w:spacing w:line="234" w:lineRule="exact" w:before="10" w:after="0"/>
-        <w:ind w:left="430" w:right="0" w:firstLine="0"/>
+        <w:ind w:left="422" w:right="0" w:firstLine="0"/>
         <w:jc w:val="left"/>
       </w:pPr>
       <w:r>
@@ -20604,9 +20494,9 @@
         <w:sectPr>
           <w:type w:val="continuous"/>
           <w:pgSz w:w="12240" w:h="15840"/>
-          <w:pgMar w:top="506" w:right="960" w:bottom="732" w:left="972" w:header="720" w:footer="720" w:gutter="0"/>
+          <w:pgMar w:top="506" w:right="960" w:bottom="732" w:left="980" w:header="720" w:footer="720" w:gutter="0"/>
           <w:cols w:num="2" w:equalWidth="0">
-            <w:col w:w="5148" w:space="0"/>
+            <w:col w:w="5140" w:space="0"/>
             <w:col w:w="5160" w:space="0"/>
           </w:cols>
           <w:docGrid w:linePitch="360"/>
@@ -21284,9 +21174,9 @@
         <w:sectPr>
           <w:type w:val="nextColumn"/>
           <w:pgSz w:w="12240" w:h="15840"/>
-          <w:pgMar w:top="506" w:right="960" w:bottom="732" w:left="972" w:header="720" w:footer="720" w:gutter="0"/>
+          <w:pgMar w:top="506" w:right="960" w:bottom="732" w:left="980" w:header="720" w:footer="720" w:gutter="0"/>
           <w:cols w:num="2" w:equalWidth="0">
-            <w:col w:w="5148" w:space="0"/>
+            <w:col w:w="5140" w:space="0"/>
             <w:col w:w="5160" w:space="0"/>
           </w:cols>
           <w:docGrid w:linePitch="360"/>
@@ -21297,12 +21187,12 @@
       <w:pPr>
         <w:autoSpaceDN w:val="0"/>
         <w:tabs>
-          <w:tab w:pos="5268" w:val="left"/>
+          <w:tab w:pos="5260" w:val="left"/>
         </w:tabs>
         <w:autoSpaceDE w:val="0"/>
         <w:widowControl/>
         <w:spacing w:line="204" w:lineRule="exact" w:before="0" w:after="0"/>
-        <w:ind w:left="430" w:right="0" w:firstLine="0"/>
+        <w:ind w:left="422" w:right="0" w:firstLine="0"/>
         <w:jc w:val="left"/>
       </w:pPr>
       <w:r>
@@ -21424,7 +21314,7 @@
         <w:sectPr>
           <w:type w:val="continuous"/>
           <w:pgSz w:w="12240" w:h="15840"/>
-          <w:pgMar w:top="506" w:right="960" w:bottom="732" w:left="972" w:header="720" w:footer="720" w:gutter="0"/>
+          <w:pgMar w:top="506" w:right="960" w:bottom="732" w:left="980" w:header="720" w:footer="720" w:gutter="0"/>
           <w:cols/>
           <w:docGrid w:linePitch="360"/>
         </w:sectPr>

--- a/TESIS_LATEX/articulo_ieee.docx
+++ b/TESIS_LATEX/articulo_ieee.docx
@@ -148,7 +148,7 @@
           <w:color w:val="000000"/>
           <w:sz w:val="48"/>
         </w:rPr>
-        <w:t>Stacking</w:t>
+        <w:t>basado</w:t>
       </w:r>
       <w:r>
         <w:rPr>
@@ -158,7 +158,7 @@
           <w:color w:val="000000"/>
           <w:sz w:val="48"/>
         </w:rPr>
-        <w:t>con</w:t>
+        <w:t>en</w:t>
       </w:r>
       <w:r>
         <w:rPr>
@@ -168,7 +168,7 @@
           <w:color w:val="000000"/>
           <w:sz w:val="48"/>
         </w:rPr>
-        <w:t>Entropía</w:t>
+        <w:t>Stacking,</w:t>
       </w:r>
     </w:p>
     <w:p>
@@ -188,7 +188,7 @@
           <w:color w:val="000000"/>
           <w:sz w:val="48"/>
         </w:rPr>
-        <w:t>de</w:t>
+        <w:t>XGBoost</w:t>
       </w:r>
       <w:r>
         <w:rPr>
@@ -198,7 +198,7 @@
           <w:color w:val="000000"/>
           <w:sz w:val="48"/>
         </w:rPr>
-        <w:t>Shannon</w:t>
+        <w:t>y</w:t>
       </w:r>
       <w:r>
         <w:rPr>
@@ -208,7 +208,7 @@
           <w:color w:val="000000"/>
           <w:sz w:val="48"/>
         </w:rPr>
-        <w:t>y</w:t>
+        <w:t>LightGBM,</w:t>
       </w:r>
       <w:r>
         <w:rPr>
@@ -218,7 +218,17 @@
           <w:color w:val="000000"/>
           <w:sz w:val="48"/>
         </w:rPr>
-        <w:t>Borderline-SMOTE</w:t>
+        <w:t>Puno</w:t>
+      </w:r>
+      <w:r>
+        <w:rPr>
+          <w:rFonts w:ascii="LMRoman17" w:hAnsi="LMRoman17" w:eastAsia="LMRoman17"/>
+          <w:b w:val="0"/>
+          <w:i w:val="0"/>
+          <w:color w:val="000000"/>
+          <w:sz w:val="48"/>
+        </w:rPr>
+        <w:t>2026</w:t>
       </w:r>
     </w:p>
     <w:p>
